--- a/specifications/TMFC007-ServiceOrderManagement/Diagrams/TMFC007_Service_Order_Management.docx
+++ b/specifications/TMFC007-ServiceOrderManagement/Diagrams/TMFC007_Service_Order_Management.docx
@@ -210,842 +210,6 @@
         <w:t>eTOM Processes, SID Data Entities and Functional Framework Functions</w:t>
       </w:r>
     </w:p>
-    <w:p>
-      <w:pPr>
-        <w:pStyle w:val="Heading2"/>
-      </w:pPr>
-      <w:r>
-        <w:t>eTOM business activities</w:t>
-      </w:r>
-    </w:p>
-    <w:p>
-      <w:r>
-        <w:t>eTOM business activities this ODA Component is responsible for:</w:t>
-      </w:r>
-    </w:p>
-    <w:tbl>
-      <w:tblPr>
-        <w:tblStyle w:val="ScrollTableNormal"/>
-        <w:tblW w:type="auto" w:w="0"/>
-        <w:tblLayout w:type="autofit"/>
-        <w:tblLook w:val="04A0" w:firstRow="1" w:lastRow="0" w:firstColumn="0" w:lastColumn="0" w:noHBand="0" w:noVBand="1"/>
-        <w:tblBorders>
-          <w:top w:val="single" w:sz="4" w:space="0" w:color="999999"/>
-          <w:left w:val="single" w:sz="4" w:space="0" w:color="999999"/>
-          <w:bottom w:val="single" w:sz="4" w:space="0" w:color="999999"/>
-          <w:right w:val="single" w:sz="4" w:space="0" w:color="999999"/>
-          <w:insideH w:val="single" w:sz="4" w:space="0" w:color="999999"/>
-          <w:insideV w:val="single" w:sz="4" w:space="0" w:color="999999"/>
-        </w:tblBorders>
-      </w:tblPr>
-      <w:tblGrid>
-        <w:gridCol w:w="2124"/>
-        <w:gridCol w:w="2124"/>
-        <w:gridCol w:w="2124"/>
-        <w:gridCol w:w="2124"/>
-      </w:tblGrid>
-      <w:tr>
-        <w:trPr>
-          <w:tblHeader/>
-        </w:trPr>
-        <w:tc>
-          <w:tcPr>
-            <w:tcW w:type="dxa" w:w="1404"/>
-          </w:tcPr>
-          <w:p>
-            <w:r/>
-            <w:r>
-              <w:rPr>
-                <w:b/>
-              </w:rPr>
-              <w:t>Identifier</w:t>
-            </w:r>
-          </w:p>
-        </w:tc>
-        <w:tc>
-          <w:tcPr>
-            <w:tcW w:type="dxa" w:w="1123"/>
-          </w:tcPr>
-          <w:p>
-            <w:r/>
-            <w:r>
-              <w:rPr>
-                <w:b/>
-              </w:rPr>
-              <w:t>Level</w:t>
-            </w:r>
-          </w:p>
-        </w:tc>
-        <w:tc>
-          <w:tcPr>
-            <w:tcW w:type="dxa" w:w="3463"/>
-          </w:tcPr>
-          <w:p>
-            <w:r/>
-            <w:r>
-              <w:rPr>
-                <w:b/>
-              </w:rPr>
-              <w:t>Business Activity Name</w:t>
-            </w:r>
-          </w:p>
-        </w:tc>
-        <w:tc>
-          <w:tcPr>
-            <w:tcW w:type="dxa" w:w="3370"/>
-          </w:tcPr>
-          <w:p>
-            <w:r/>
-            <w:r>
-              <w:rPr>
-                <w:b/>
-              </w:rPr>
-              <w:t>Description</w:t>
-            </w:r>
-          </w:p>
-        </w:tc>
-      </w:tr>
-      <w:tr>
-        <w:tc>
-          <w:tcPr>
-            <w:tcW w:type="dxa" w:w="1404"/>
-          </w:tcPr>
-          <w:p>
-            <w:r/>
-            <w:r>
-              <w:t>1.4.5</w:t>
-            </w:r>
-          </w:p>
-        </w:tc>
-        <w:tc>
-          <w:tcPr>
-            <w:tcW w:type="dxa" w:w="1123"/>
-          </w:tcPr>
-          <w:p>
-            <w:r/>
-            <w:r>
-              <w:t>L2</w:t>
-            </w:r>
-          </w:p>
-        </w:tc>
-        <w:tc>
-          <w:tcPr>
-            <w:tcW w:type="dxa" w:w="3463"/>
-          </w:tcPr>
-          <w:p>
-            <w:r/>
-            <w:r>
-              <w:t>Service Configuration &amp; Activation</w:t>
-            </w:r>
-          </w:p>
-        </w:tc>
-        <w:tc>
-          <w:tcPr>
-            <w:tcW w:type="dxa" w:w="3370"/>
-          </w:tcPr>
-          <w:p>
-            <w:r/>
-            <w:r>
-              <w:t>Allocation, implementation, configuration, activation and testing of specific services to meet customer requirements.</w:t>
-            </w:r>
-          </w:p>
-        </w:tc>
-      </w:tr>
-      <w:tr>
-        <w:tc>
-          <w:tcPr>
-            <w:tcW w:type="dxa" w:w="1404"/>
-          </w:tcPr>
-          <w:p>
-            <w:r/>
-            <w:r>
-              <w:t>1.4.5.1</w:t>
-            </w:r>
-          </w:p>
-        </w:tc>
-        <w:tc>
-          <w:tcPr>
-            <w:tcW w:type="dxa" w:w="1123"/>
-          </w:tcPr>
-          <w:p>
-            <w:r/>
-            <w:r>
-              <w:t>L3</w:t>
-            </w:r>
-          </w:p>
-        </w:tc>
-        <w:tc>
-          <w:tcPr>
-            <w:tcW w:type="dxa" w:w="3463"/>
-          </w:tcPr>
-          <w:p>
-            <w:r/>
-            <w:r>
-              <w:t>Design Solution</w:t>
-            </w:r>
-          </w:p>
-        </w:tc>
-        <w:tc>
-          <w:tcPr>
-            <w:tcW w:type="dxa" w:w="3370"/>
-          </w:tcPr>
-          <w:p>
-            <w:r/>
-            <w:r>
-              <w:t>Develop an end-end specific service design which complies with a particular customer's requirement</w:t>
-            </w:r>
-          </w:p>
-        </w:tc>
-      </w:tr>
-      <w:tr>
-        <w:tc>
-          <w:tcPr>
-            <w:tcW w:type="dxa" w:w="1404"/>
-          </w:tcPr>
-          <w:p>
-            <w:r/>
-            <w:r>
-              <w:t>1.4.5.2</w:t>
-            </w:r>
-          </w:p>
-        </w:tc>
-        <w:tc>
-          <w:tcPr>
-            <w:tcW w:type="dxa" w:w="1123"/>
-          </w:tcPr>
-          <w:p>
-            <w:r/>
-            <w:r>
-              <w:t>L3</w:t>
-            </w:r>
-          </w:p>
-        </w:tc>
-        <w:tc>
-          <w:tcPr>
-            <w:tcW w:type="dxa" w:w="3463"/>
-          </w:tcPr>
-          <w:p>
-            <w:r/>
-            <w:r>
-              <w:t>Allocate Specific Service Parameters to Services</w:t>
-            </w:r>
-          </w:p>
-        </w:tc>
-        <w:tc>
-          <w:tcPr>
-            <w:tcW w:type="dxa" w:w="3370"/>
-          </w:tcPr>
-          <w:p>
-            <w:r/>
-            <w:r>
-              <w:t>Issue service identifiers for new services.</w:t>
-            </w:r>
-          </w:p>
-        </w:tc>
-      </w:tr>
-      <w:tr>
-        <w:tc>
-          <w:tcPr>
-            <w:tcW w:type="dxa" w:w="1404"/>
-          </w:tcPr>
-          <w:p>
-            <w:r/>
-            <w:r>
-              <w:t>1.4.5.3</w:t>
-            </w:r>
-          </w:p>
-        </w:tc>
-        <w:tc>
-          <w:tcPr>
-            <w:tcW w:type="dxa" w:w="1123"/>
-          </w:tcPr>
-          <w:p>
-            <w:r/>
-            <w:r>
-              <w:t>L3</w:t>
-            </w:r>
-          </w:p>
-        </w:tc>
-        <w:tc>
-          <w:tcPr>
-            <w:tcW w:type="dxa" w:w="3463"/>
-          </w:tcPr>
-          <w:p>
-            <w:r/>
-            <w:r>
-              <w:t>Track &amp; Manage Service Provisioning</w:t>
-            </w:r>
-          </w:p>
-        </w:tc>
-        <w:tc>
-          <w:tcPr>
-            <w:tcW w:type="dxa" w:w="3370"/>
-          </w:tcPr>
-          <w:p>
-            <w:r/>
-            <w:r>
-              <w:t>Ensure service provisioning activities are assigned, managed and tracked efficiently.</w:t>
-            </w:r>
-          </w:p>
-        </w:tc>
-      </w:tr>
-      <w:tr>
-        <w:tc>
-          <w:tcPr>
-            <w:tcW w:type="dxa" w:w="1404"/>
-          </w:tcPr>
-          <w:p>
-            <w:r/>
-            <w:r>
-              <w:t>1.4.5.4</w:t>
-            </w:r>
-          </w:p>
-        </w:tc>
-        <w:tc>
-          <w:tcPr>
-            <w:tcW w:type="dxa" w:w="1123"/>
-          </w:tcPr>
-          <w:p>
-            <w:r/>
-            <w:r>
-              <w:t>L3</w:t>
-            </w:r>
-          </w:p>
-        </w:tc>
-        <w:tc>
-          <w:tcPr>
-            <w:tcW w:type="dxa" w:w="3463"/>
-          </w:tcPr>
-          <w:p>
-            <w:r/>
-            <w:r>
-              <w:t>Implement, configure &amp; activate service</w:t>
-            </w:r>
-          </w:p>
-        </w:tc>
-        <w:tc>
-          <w:tcPr>
-            <w:tcW w:type="dxa" w:w="3370"/>
-          </w:tcPr>
-          <w:p>
-            <w:r/>
-            <w:r>
-              <w:t>Implement, configure and activate the specific services allocated against an issued service order.</w:t>
-            </w:r>
-          </w:p>
-        </w:tc>
-      </w:tr>
-      <w:tr>
-        <w:tc>
-          <w:tcPr>
-            <w:tcW w:type="dxa" w:w="1404"/>
-          </w:tcPr>
-          <w:p>
-            <w:r/>
-            <w:r>
-              <w:t>1.4.5.6</w:t>
-            </w:r>
-          </w:p>
-        </w:tc>
-        <w:tc>
-          <w:tcPr>
-            <w:tcW w:type="dxa" w:w="1123"/>
-          </w:tcPr>
-          <w:p>
-            <w:r/>
-            <w:r>
-              <w:t>L3</w:t>
-            </w:r>
-          </w:p>
-        </w:tc>
-        <w:tc>
-          <w:tcPr>
-            <w:tcW w:type="dxa" w:w="3463"/>
-          </w:tcPr>
-          <w:p>
-            <w:r/>
-            <w:r>
-              <w:t>Issue Service Order</w:t>
-            </w:r>
-          </w:p>
-        </w:tc>
-        <w:tc>
-          <w:tcPr>
-            <w:tcW w:type="dxa" w:w="3370"/>
-          </w:tcPr>
-          <w:p>
-            <w:r/>
-            <w:r>
-              <w:t>Issue correct and complete service orders</w:t>
-            </w:r>
-          </w:p>
-        </w:tc>
-      </w:tr>
-      <w:tr>
-        <w:tc>
-          <w:tcPr>
-            <w:tcW w:type="dxa" w:w="1404"/>
-          </w:tcPr>
-          <w:p>
-            <w:r/>
-            <w:r>
-              <w:t>1.4.5.7</w:t>
-            </w:r>
-          </w:p>
-        </w:tc>
-        <w:tc>
-          <w:tcPr>
-            <w:tcW w:type="dxa" w:w="1123"/>
-          </w:tcPr>
-          <w:p>
-            <w:r/>
-            <w:r>
-              <w:t>L3</w:t>
-            </w:r>
-          </w:p>
-        </w:tc>
-        <w:tc>
-          <w:tcPr>
-            <w:tcW w:type="dxa" w:w="3463"/>
-          </w:tcPr>
-          <w:p>
-            <w:r/>
-            <w:r>
-              <w:t>Report service provisioning</w:t>
-            </w:r>
-          </w:p>
-        </w:tc>
-        <w:tc>
-          <w:tcPr>
-            <w:tcW w:type="dxa" w:w="3370"/>
-          </w:tcPr>
-          <w:p>
-            <w:r/>
-            <w:r>
-              <w:t>Monitor the status of service orders, provide notifications of any changes and provide management reports.</w:t>
-            </w:r>
-          </w:p>
-        </w:tc>
-      </w:tr>
-      <w:tr>
-        <w:tc>
-          <w:tcPr>
-            <w:tcW w:type="dxa" w:w="1404"/>
-          </w:tcPr>
-          <w:p>
-            <w:r/>
-            <w:r>
-              <w:t>1.4.5.8</w:t>
-            </w:r>
-          </w:p>
-        </w:tc>
-        <w:tc>
-          <w:tcPr>
-            <w:tcW w:type="dxa" w:w="1123"/>
-          </w:tcPr>
-          <w:p>
-            <w:r/>
-            <w:r>
-              <w:t>L3</w:t>
-            </w:r>
-          </w:p>
-        </w:tc>
-        <w:tc>
-          <w:tcPr>
-            <w:tcW w:type="dxa" w:w="3463"/>
-          </w:tcPr>
-          <w:p>
-            <w:r/>
-            <w:r>
-              <w:t>Close Service Order</w:t>
-            </w:r>
-          </w:p>
-        </w:tc>
-        <w:tc>
-          <w:tcPr>
-            <w:tcW w:type="dxa" w:w="3370"/>
-          </w:tcPr>
-          <w:p>
-            <w:r/>
-            <w:r>
-              <w:t>Close a service order when the service provisioning activities have been completed</w:t>
-            </w:r>
-          </w:p>
-        </w:tc>
-      </w:tr>
-      <w:tr>
-        <w:tc>
-          <w:tcPr>
-            <w:tcW w:type="dxa" w:w="1404"/>
-          </w:tcPr>
-          <w:p>
-            <w:r/>
-            <w:r>
-              <w:t>1.5.5</w:t>
-            </w:r>
-          </w:p>
-        </w:tc>
-        <w:tc>
-          <w:tcPr>
-            <w:tcW w:type="dxa" w:w="1123"/>
-          </w:tcPr>
-          <w:p>
-            <w:r/>
-            <w:r>
-              <w:t>L2</w:t>
-            </w:r>
-          </w:p>
-        </w:tc>
-        <w:tc>
-          <w:tcPr>
-            <w:tcW w:type="dxa" w:w="3463"/>
-          </w:tcPr>
-          <w:p>
-            <w:r/>
-            <w:r>
-              <w:t>Resource Order Management</w:t>
-            </w:r>
-          </w:p>
-        </w:tc>
-        <w:tc>
-          <w:tcPr>
-            <w:tcW w:type="dxa" w:w="3370"/>
-          </w:tcPr>
-          <w:p>
-            <w:r/>
-            <w:r>
-              <w:t>Resource Order Management business process directs and controls ordering, scheduling, and allocation of resources (such as materials, equipment, and personnel) within the business.</w:t>
-            </w:r>
-          </w:p>
-        </w:tc>
-      </w:tr>
-      <w:tr>
-        <w:tc>
-          <w:tcPr>
-            <w:tcW w:type="dxa" w:w="1404"/>
-          </w:tcPr>
-          <w:p>
-            <w:r/>
-            <w:r>
-              <w:t>1.5.5.6</w:t>
-            </w:r>
-          </w:p>
-        </w:tc>
-        <w:tc>
-          <w:tcPr>
-            <w:tcW w:type="dxa" w:w="1123"/>
-          </w:tcPr>
-          <w:p>
-            <w:r/>
-            <w:r>
-              <w:t>L3</w:t>
-            </w:r>
-          </w:p>
-        </w:tc>
-        <w:tc>
-          <w:tcPr>
-            <w:tcW w:type="dxa" w:w="3463"/>
-          </w:tcPr>
-          <w:p>
-            <w:r/>
-            <w:r>
-              <w:t>Manage Resource Order Capture</w:t>
-            </w:r>
-          </w:p>
-        </w:tc>
-        <w:tc>
-          <w:tcPr>
-            <w:tcW w:type="dxa" w:w="3370"/>
-          </w:tcPr>
-          <w:p>
-            <w:r/>
-            <w:r>
-              <w:t>Manage Resource Order Capture is responsible for directing and controlling the capture and collection of resource orders from internal and external customers.</w:t>
-            </w:r>
-          </w:p>
-        </w:tc>
-      </w:tr>
-      <w:tr>
-        <w:tc>
-          <w:tcPr>
-            <w:tcW w:type="dxa" w:w="1404"/>
-          </w:tcPr>
-          <w:p>
-            <w:r/>
-            <w:r>
-              <w:t>1.5.5.6.1</w:t>
-            </w:r>
-          </w:p>
-        </w:tc>
-        <w:tc>
-          <w:tcPr>
-            <w:tcW w:type="dxa" w:w="1123"/>
-          </w:tcPr>
-          <w:p>
-            <w:r/>
-            <w:r>
-              <w:t>L4</w:t>
-            </w:r>
-          </w:p>
-        </w:tc>
-        <w:tc>
-          <w:tcPr>
-            <w:tcW w:type="dxa" w:w="3463"/>
-          </w:tcPr>
-          <w:p>
-            <w:r/>
-            <w:r>
-              <w:t>Initiate Resource Order Capture</w:t>
-            </w:r>
-          </w:p>
-        </w:tc>
-        <w:tc>
-          <w:tcPr>
-            <w:tcW w:type="dxa" w:w="3370"/>
-          </w:tcPr>
-          <w:p>
-            <w:r/>
-            <w:r>
-              <w:t>Initiate Resource Order Capture business activity is responsible for the initial activity of capturing and collecting resource orders from internal and external customers.</w:t>
-            </w:r>
-          </w:p>
-        </w:tc>
-      </w:tr>
-      <w:tr>
-        <w:tc>
-          <w:tcPr>
-            <w:tcW w:type="dxa" w:w="1404"/>
-          </w:tcPr>
-          <w:p>
-            <w:r/>
-            <w:r>
-              <w:t>1.5.5.7</w:t>
-            </w:r>
-          </w:p>
-        </w:tc>
-        <w:tc>
-          <w:tcPr>
-            <w:tcW w:type="dxa" w:w="1123"/>
-          </w:tcPr>
-          <w:p>
-            <w:r/>
-            <w:r>
-              <w:t>L3</w:t>
-            </w:r>
-          </w:p>
-        </w:tc>
-        <w:tc>
-          <w:tcPr>
-            <w:tcW w:type="dxa" w:w="3463"/>
-          </w:tcPr>
-          <w:p>
-            <w:r/>
-            <w:r>
-              <w:t>Manage Resource Work Order</w:t>
-            </w:r>
-          </w:p>
-        </w:tc>
-        <w:tc>
-          <w:tcPr>
-            <w:tcW w:type="dxa" w:w="3370"/>
-          </w:tcPr>
-          <w:p>
-            <w:r/>
-            <w:r>
-              <w:t>Manage Resource Order Work business activity directs and controls all work that are required to fulfill an approved resource order by ensuring the work related to the order is planned, executed and closed in a timely and efficient manner.</w:t>
-            </w:r>
-          </w:p>
-        </w:tc>
-      </w:tr>
-      <w:tr>
-        <w:tc>
-          <w:tcPr>
-            <w:tcW w:type="dxa" w:w="1404"/>
-          </w:tcPr>
-          <w:p>
-            <w:r/>
-            <w:r>
-              <w:t>1.5.5.7.1</w:t>
-            </w:r>
-          </w:p>
-        </w:tc>
-        <w:tc>
-          <w:tcPr>
-            <w:tcW w:type="dxa" w:w="1123"/>
-          </w:tcPr>
-          <w:p>
-            <w:r/>
-            <w:r>
-              <w:t>L4</w:t>
-            </w:r>
-          </w:p>
-        </w:tc>
-        <w:tc>
-          <w:tcPr>
-            <w:tcW w:type="dxa" w:w="3463"/>
-          </w:tcPr>
-          <w:p>
-            <w:r/>
-            <w:r>
-              <w:t>Initiate Resource Work Order</w:t>
-            </w:r>
-          </w:p>
-        </w:tc>
-        <w:tc>
-          <w:tcPr>
-            <w:tcW w:type="dxa" w:w="3370"/>
-          </w:tcPr>
-          <w:p>
-            <w:r/>
-            <w:r>
-              <w:t>Initiate Resource Work Order business activity starts a new work order for a specific resource along with all work orders tasks, roles and supporting resources that are need.</w:t>
-            </w:r>
-          </w:p>
-        </w:tc>
-      </w:tr>
-    </w:tbl>
-    <w:p/>
-    <w:p>
-      <w:pPr>
-        <w:pStyle w:val="Heading2"/>
-      </w:pPr>
-      <w:r>
-        <w:t>SID ABEs</w:t>
-      </w:r>
-    </w:p>
-    <w:p>
-      <w:r>
-        <w:t>SID ABEs this ODA Component is responsible for:</w:t>
-      </w:r>
-    </w:p>
-    <w:tbl>
-      <w:tblPr>
-        <w:tblStyle w:val="ScrollTableNormal"/>
-        <w:tblW w:type="auto" w:w="0"/>
-        <w:tblLayout w:type="autofit"/>
-        <w:tblLook w:val="04A0" w:firstRow="1" w:lastRow="0" w:firstColumn="0" w:lastColumn="0" w:noHBand="0" w:noVBand="1"/>
-        <w:tblBorders>
-          <w:top w:val="single" w:sz="4" w:space="0" w:color="999999"/>
-          <w:left w:val="single" w:sz="4" w:space="0" w:color="999999"/>
-          <w:bottom w:val="single" w:sz="4" w:space="0" w:color="999999"/>
-          <w:right w:val="single" w:sz="4" w:space="0" w:color="999999"/>
-          <w:insideH w:val="single" w:sz="4" w:space="0" w:color="999999"/>
-          <w:insideV w:val="single" w:sz="4" w:space="0" w:color="999999"/>
-        </w:tblBorders>
-      </w:tblPr>
-      <w:tblGrid>
-        <w:gridCol w:w="2124"/>
-        <w:gridCol w:w="2124"/>
-        <w:gridCol w:w="2124"/>
-        <w:gridCol w:w="2124"/>
-      </w:tblGrid>
-      <w:tr>
-        <w:trPr>
-          <w:tblHeader/>
-        </w:trPr>
-        <w:tc>
-          <w:tcPr>
-            <w:tcW w:type="dxa" w:w="1591"/>
-          </w:tcPr>
-          <w:p>
-            <w:r/>
-            <w:r>
-              <w:rPr>
-                <w:b/>
-              </w:rPr>
-              <w:t>SID ABE Level 1</w:t>
-            </w:r>
-          </w:p>
-        </w:tc>
-        <w:tc>
-          <w:tcPr>
-            <w:tcW w:type="dxa" w:w="2434"/>
-          </w:tcPr>
-          <w:p>
-            <w:r/>
-            <w:r>
-              <w:rPr>
-                <w:b/>
-              </w:rPr>
-              <w:t>SID ABE Level 2 (or set of BEs)</w:t>
-            </w:r>
-          </w:p>
-        </w:tc>
-        <w:tc>
-          <w:tcPr>
-            <w:tcW w:type="dxa" w:w="2995"/>
-          </w:tcPr>
-          <w:p>
-            <w:r/>
-            <w:r>
-              <w:rPr>
-                <w:b/>
-              </w:rPr>
-              <w:t>SID ABE L1 Definition</w:t>
-            </w:r>
-          </w:p>
-        </w:tc>
-        <w:tc>
-          <w:tcPr>
-            <w:tcW w:type="dxa" w:w="2340"/>
-          </w:tcPr>
-          <w:p>
-            <w:r/>
-            <w:r>
-              <w:rPr>
-                <w:b/>
-              </w:rPr>
-              <w:t>SID ABE L2 Definition</w:t>
-            </w:r>
-          </w:p>
-        </w:tc>
-      </w:tr>
-      <w:tr>
-        <w:tc>
-          <w:tcPr>
-            <w:tcW w:type="dxa" w:w="1591"/>
-          </w:tcPr>
-          <w:p>
-            <w:r/>
-            <w:r>
-              <w:t>Service Order</w:t>
-            </w:r>
-          </w:p>
-        </w:tc>
-        <w:tc>
-          <w:tcPr>
-            <w:tcW w:type="dxa" w:w="2434"/>
-          </w:tcPr>
-          <w:p>
-            <w:r/>
-            <w:r/>
-          </w:p>
-        </w:tc>
-        <w:tc>
-          <w:tcPr>
-            <w:tcW w:type="dxa" w:w="2995"/>
-          </w:tcPr>
-          <w:p>
-            <w:r/>
-            <w:r>
-              <w:t>The Service Order ABE contains entities that represent a type of Request that decomposes a Customer Order's products into the services associated with a ServiceOrder through which the products are realized.</w:t>
-            </w:r>
-          </w:p>
-        </w:tc>
-        <w:tc>
-          <w:tcPr>
-            <w:tcW w:type="dxa" w:w="2340"/>
-          </w:tcPr>
-          <w:p>
-            <w:r/>
-            <w:r>
-              <w:t>*(no description available)*</w:t>
-            </w:r>
-          </w:p>
-        </w:tc>
-      </w:tr>
-    </w:tbl>
-    <w:p/>
     <w:p>
       <w:pPr>
         <w:pStyle w:val="Heading2"/>
@@ -1103,6 +267,842 @@
         <w:pStyle w:val="Heading2"/>
       </w:pPr>
       <w:r>
+        <w:t>eTOM business activities</w:t>
+      </w:r>
+    </w:p>
+    <w:p>
+      <w:r>
+        <w:t>eTOM business activities this ODA Component is responsible for:</w:t>
+      </w:r>
+    </w:p>
+    <w:tbl>
+      <w:tblPr>
+        <w:tblStyle w:val="ScrollTableNormal"/>
+        <w:tblW w:type="auto" w:w="0"/>
+        <w:tblLayout w:type="autofit"/>
+        <w:tblLook w:val="04A0" w:firstRow="1" w:lastRow="0" w:firstColumn="0" w:lastColumn="0" w:noHBand="0" w:noVBand="1"/>
+        <w:tblBorders>
+          <w:top w:val="single" w:sz="4" w:space="0" w:color="999999"/>
+          <w:left w:val="single" w:sz="4" w:space="0" w:color="999999"/>
+          <w:bottom w:val="single" w:sz="4" w:space="0" w:color="999999"/>
+          <w:right w:val="single" w:sz="4" w:space="0" w:color="999999"/>
+          <w:insideH w:val="single" w:sz="4" w:space="0" w:color="999999"/>
+          <w:insideV w:val="single" w:sz="4" w:space="0" w:color="999999"/>
+        </w:tblBorders>
+      </w:tblPr>
+      <w:tblGrid>
+        <w:gridCol w:w="2124"/>
+        <w:gridCol w:w="2124"/>
+        <w:gridCol w:w="2124"/>
+        <w:gridCol w:w="2124"/>
+      </w:tblGrid>
+      <w:tr>
+        <w:trPr>
+          <w:tblHeader/>
+        </w:trPr>
+        <w:tc>
+          <w:tcPr>
+            <w:tcW w:type="dxa" w:w="1404"/>
+          </w:tcPr>
+          <w:p>
+            <w:r/>
+            <w:r>
+              <w:rPr>
+                <w:b/>
+              </w:rPr>
+              <w:t>Identifier</w:t>
+            </w:r>
+          </w:p>
+        </w:tc>
+        <w:tc>
+          <w:tcPr>
+            <w:tcW w:type="dxa" w:w="1123"/>
+          </w:tcPr>
+          <w:p>
+            <w:r/>
+            <w:r>
+              <w:rPr>
+                <w:b/>
+              </w:rPr>
+              <w:t>Level</w:t>
+            </w:r>
+          </w:p>
+        </w:tc>
+        <w:tc>
+          <w:tcPr>
+            <w:tcW w:type="dxa" w:w="3463"/>
+          </w:tcPr>
+          <w:p>
+            <w:r/>
+            <w:r>
+              <w:rPr>
+                <w:b/>
+              </w:rPr>
+              <w:t>Business Activity Name</w:t>
+            </w:r>
+          </w:p>
+        </w:tc>
+        <w:tc>
+          <w:tcPr>
+            <w:tcW w:type="dxa" w:w="3370"/>
+          </w:tcPr>
+          <w:p>
+            <w:r/>
+            <w:r>
+              <w:rPr>
+                <w:b/>
+              </w:rPr>
+              <w:t>Description</w:t>
+            </w:r>
+          </w:p>
+        </w:tc>
+      </w:tr>
+      <w:tr>
+        <w:tc>
+          <w:tcPr>
+            <w:tcW w:type="dxa" w:w="1404"/>
+          </w:tcPr>
+          <w:p>
+            <w:r/>
+            <w:r>
+              <w:t>1.4.5</w:t>
+            </w:r>
+          </w:p>
+        </w:tc>
+        <w:tc>
+          <w:tcPr>
+            <w:tcW w:type="dxa" w:w="1123"/>
+          </w:tcPr>
+          <w:p>
+            <w:r/>
+            <w:r>
+              <w:t>L2</w:t>
+            </w:r>
+          </w:p>
+        </w:tc>
+        <w:tc>
+          <w:tcPr>
+            <w:tcW w:type="dxa" w:w="3463"/>
+          </w:tcPr>
+          <w:p>
+            <w:r/>
+            <w:r>
+              <w:t>Service Configuration &amp; Activation</w:t>
+            </w:r>
+          </w:p>
+        </w:tc>
+        <w:tc>
+          <w:tcPr>
+            <w:tcW w:type="dxa" w:w="3370"/>
+          </w:tcPr>
+          <w:p>
+            <w:r/>
+            <w:r>
+              <w:t>Allocation, implementation, configuration, activation and testing of specific services to meet customer requirements.</w:t>
+            </w:r>
+          </w:p>
+        </w:tc>
+      </w:tr>
+      <w:tr>
+        <w:tc>
+          <w:tcPr>
+            <w:tcW w:type="dxa" w:w="1404"/>
+          </w:tcPr>
+          <w:p>
+            <w:r/>
+            <w:r>
+              <w:t>1.4.5.1</w:t>
+            </w:r>
+          </w:p>
+        </w:tc>
+        <w:tc>
+          <w:tcPr>
+            <w:tcW w:type="dxa" w:w="1123"/>
+          </w:tcPr>
+          <w:p>
+            <w:r/>
+            <w:r>
+              <w:t>L3</w:t>
+            </w:r>
+          </w:p>
+        </w:tc>
+        <w:tc>
+          <w:tcPr>
+            <w:tcW w:type="dxa" w:w="3463"/>
+          </w:tcPr>
+          <w:p>
+            <w:r/>
+            <w:r>
+              <w:t>Design Solution</w:t>
+            </w:r>
+          </w:p>
+        </w:tc>
+        <w:tc>
+          <w:tcPr>
+            <w:tcW w:type="dxa" w:w="3370"/>
+          </w:tcPr>
+          <w:p>
+            <w:r/>
+            <w:r>
+              <w:t>Develop an end-end specific service design which complies with a particular customer's requirement</w:t>
+            </w:r>
+          </w:p>
+        </w:tc>
+      </w:tr>
+      <w:tr>
+        <w:tc>
+          <w:tcPr>
+            <w:tcW w:type="dxa" w:w="1404"/>
+          </w:tcPr>
+          <w:p>
+            <w:r/>
+            <w:r>
+              <w:t>1.4.5.2</w:t>
+            </w:r>
+          </w:p>
+        </w:tc>
+        <w:tc>
+          <w:tcPr>
+            <w:tcW w:type="dxa" w:w="1123"/>
+          </w:tcPr>
+          <w:p>
+            <w:r/>
+            <w:r>
+              <w:t>L3</w:t>
+            </w:r>
+          </w:p>
+        </w:tc>
+        <w:tc>
+          <w:tcPr>
+            <w:tcW w:type="dxa" w:w="3463"/>
+          </w:tcPr>
+          <w:p>
+            <w:r/>
+            <w:r>
+              <w:t>Allocate Specific Service Parameters to Services</w:t>
+            </w:r>
+          </w:p>
+        </w:tc>
+        <w:tc>
+          <w:tcPr>
+            <w:tcW w:type="dxa" w:w="3370"/>
+          </w:tcPr>
+          <w:p>
+            <w:r/>
+            <w:r>
+              <w:t>Issue service identifiers for new services.</w:t>
+            </w:r>
+          </w:p>
+        </w:tc>
+      </w:tr>
+      <w:tr>
+        <w:tc>
+          <w:tcPr>
+            <w:tcW w:type="dxa" w:w="1404"/>
+          </w:tcPr>
+          <w:p>
+            <w:r/>
+            <w:r>
+              <w:t>1.4.5.3</w:t>
+            </w:r>
+          </w:p>
+        </w:tc>
+        <w:tc>
+          <w:tcPr>
+            <w:tcW w:type="dxa" w:w="1123"/>
+          </w:tcPr>
+          <w:p>
+            <w:r/>
+            <w:r>
+              <w:t>L3</w:t>
+            </w:r>
+          </w:p>
+        </w:tc>
+        <w:tc>
+          <w:tcPr>
+            <w:tcW w:type="dxa" w:w="3463"/>
+          </w:tcPr>
+          <w:p>
+            <w:r/>
+            <w:r>
+              <w:t>Track &amp; Manage Service Provisioning</w:t>
+            </w:r>
+          </w:p>
+        </w:tc>
+        <w:tc>
+          <w:tcPr>
+            <w:tcW w:type="dxa" w:w="3370"/>
+          </w:tcPr>
+          <w:p>
+            <w:r/>
+            <w:r>
+              <w:t>Ensure service provisioning activities are assigned, managed and tracked efficiently.</w:t>
+            </w:r>
+          </w:p>
+        </w:tc>
+      </w:tr>
+      <w:tr>
+        <w:tc>
+          <w:tcPr>
+            <w:tcW w:type="dxa" w:w="1404"/>
+          </w:tcPr>
+          <w:p>
+            <w:r/>
+            <w:r>
+              <w:t>1.4.5.4</w:t>
+            </w:r>
+          </w:p>
+        </w:tc>
+        <w:tc>
+          <w:tcPr>
+            <w:tcW w:type="dxa" w:w="1123"/>
+          </w:tcPr>
+          <w:p>
+            <w:r/>
+            <w:r>
+              <w:t>L3</w:t>
+            </w:r>
+          </w:p>
+        </w:tc>
+        <w:tc>
+          <w:tcPr>
+            <w:tcW w:type="dxa" w:w="3463"/>
+          </w:tcPr>
+          <w:p>
+            <w:r/>
+            <w:r>
+              <w:t>Implement, configure &amp; activate service</w:t>
+            </w:r>
+          </w:p>
+        </w:tc>
+        <w:tc>
+          <w:tcPr>
+            <w:tcW w:type="dxa" w:w="3370"/>
+          </w:tcPr>
+          <w:p>
+            <w:r/>
+            <w:r>
+              <w:t>Implement, configure and activate the specific services allocated against an issued service order.</w:t>
+            </w:r>
+          </w:p>
+        </w:tc>
+      </w:tr>
+      <w:tr>
+        <w:tc>
+          <w:tcPr>
+            <w:tcW w:type="dxa" w:w="1404"/>
+          </w:tcPr>
+          <w:p>
+            <w:r/>
+            <w:r>
+              <w:t>1.4.5.6</w:t>
+            </w:r>
+          </w:p>
+        </w:tc>
+        <w:tc>
+          <w:tcPr>
+            <w:tcW w:type="dxa" w:w="1123"/>
+          </w:tcPr>
+          <w:p>
+            <w:r/>
+            <w:r>
+              <w:t>L3</w:t>
+            </w:r>
+          </w:p>
+        </w:tc>
+        <w:tc>
+          <w:tcPr>
+            <w:tcW w:type="dxa" w:w="3463"/>
+          </w:tcPr>
+          <w:p>
+            <w:r/>
+            <w:r>
+              <w:t>Issue Service Order</w:t>
+            </w:r>
+          </w:p>
+        </w:tc>
+        <w:tc>
+          <w:tcPr>
+            <w:tcW w:type="dxa" w:w="3370"/>
+          </w:tcPr>
+          <w:p>
+            <w:r/>
+            <w:r>
+              <w:t>Issue correct and complete service orders</w:t>
+            </w:r>
+          </w:p>
+        </w:tc>
+      </w:tr>
+      <w:tr>
+        <w:tc>
+          <w:tcPr>
+            <w:tcW w:type="dxa" w:w="1404"/>
+          </w:tcPr>
+          <w:p>
+            <w:r/>
+            <w:r>
+              <w:t>1.4.5.7</w:t>
+            </w:r>
+          </w:p>
+        </w:tc>
+        <w:tc>
+          <w:tcPr>
+            <w:tcW w:type="dxa" w:w="1123"/>
+          </w:tcPr>
+          <w:p>
+            <w:r/>
+            <w:r>
+              <w:t>L3</w:t>
+            </w:r>
+          </w:p>
+        </w:tc>
+        <w:tc>
+          <w:tcPr>
+            <w:tcW w:type="dxa" w:w="3463"/>
+          </w:tcPr>
+          <w:p>
+            <w:r/>
+            <w:r>
+              <w:t>Report service provisioning</w:t>
+            </w:r>
+          </w:p>
+        </w:tc>
+        <w:tc>
+          <w:tcPr>
+            <w:tcW w:type="dxa" w:w="3370"/>
+          </w:tcPr>
+          <w:p>
+            <w:r/>
+            <w:r>
+              <w:t>Monitor the status of service orders, provide notifications of any changes and provide management reports.</w:t>
+            </w:r>
+          </w:p>
+        </w:tc>
+      </w:tr>
+      <w:tr>
+        <w:tc>
+          <w:tcPr>
+            <w:tcW w:type="dxa" w:w="1404"/>
+          </w:tcPr>
+          <w:p>
+            <w:r/>
+            <w:r>
+              <w:t>1.4.5.8</w:t>
+            </w:r>
+          </w:p>
+        </w:tc>
+        <w:tc>
+          <w:tcPr>
+            <w:tcW w:type="dxa" w:w="1123"/>
+          </w:tcPr>
+          <w:p>
+            <w:r/>
+            <w:r>
+              <w:t>L3</w:t>
+            </w:r>
+          </w:p>
+        </w:tc>
+        <w:tc>
+          <w:tcPr>
+            <w:tcW w:type="dxa" w:w="3463"/>
+          </w:tcPr>
+          <w:p>
+            <w:r/>
+            <w:r>
+              <w:t>Close Service Order</w:t>
+            </w:r>
+          </w:p>
+        </w:tc>
+        <w:tc>
+          <w:tcPr>
+            <w:tcW w:type="dxa" w:w="3370"/>
+          </w:tcPr>
+          <w:p>
+            <w:r/>
+            <w:r>
+              <w:t>Close a service order when the service provisioning activities have been completed</w:t>
+            </w:r>
+          </w:p>
+        </w:tc>
+      </w:tr>
+      <w:tr>
+        <w:tc>
+          <w:tcPr>
+            <w:tcW w:type="dxa" w:w="1404"/>
+          </w:tcPr>
+          <w:p>
+            <w:r/>
+            <w:r>
+              <w:t>1.5.5</w:t>
+            </w:r>
+          </w:p>
+        </w:tc>
+        <w:tc>
+          <w:tcPr>
+            <w:tcW w:type="dxa" w:w="1123"/>
+          </w:tcPr>
+          <w:p>
+            <w:r/>
+            <w:r>
+              <w:t>L2</w:t>
+            </w:r>
+          </w:p>
+        </w:tc>
+        <w:tc>
+          <w:tcPr>
+            <w:tcW w:type="dxa" w:w="3463"/>
+          </w:tcPr>
+          <w:p>
+            <w:r/>
+            <w:r>
+              <w:t>Resource Order Management</w:t>
+            </w:r>
+          </w:p>
+        </w:tc>
+        <w:tc>
+          <w:tcPr>
+            <w:tcW w:type="dxa" w:w="3370"/>
+          </w:tcPr>
+          <w:p>
+            <w:r/>
+            <w:r>
+              <w:t>Resource Order Management business process directs and controls ordering, scheduling, and allocation of resources (such as materials, equipment, and personnel) within the business.</w:t>
+            </w:r>
+          </w:p>
+        </w:tc>
+      </w:tr>
+      <w:tr>
+        <w:tc>
+          <w:tcPr>
+            <w:tcW w:type="dxa" w:w="1404"/>
+          </w:tcPr>
+          <w:p>
+            <w:r/>
+            <w:r>
+              <w:t>1.5.5.6</w:t>
+            </w:r>
+          </w:p>
+        </w:tc>
+        <w:tc>
+          <w:tcPr>
+            <w:tcW w:type="dxa" w:w="1123"/>
+          </w:tcPr>
+          <w:p>
+            <w:r/>
+            <w:r>
+              <w:t>L3</w:t>
+            </w:r>
+          </w:p>
+        </w:tc>
+        <w:tc>
+          <w:tcPr>
+            <w:tcW w:type="dxa" w:w="3463"/>
+          </w:tcPr>
+          <w:p>
+            <w:r/>
+            <w:r>
+              <w:t>Manage Resource Order Capture</w:t>
+            </w:r>
+          </w:p>
+        </w:tc>
+        <w:tc>
+          <w:tcPr>
+            <w:tcW w:type="dxa" w:w="3370"/>
+          </w:tcPr>
+          <w:p>
+            <w:r/>
+            <w:r>
+              <w:t>Manage Resource Order Capture is responsible for directing and controlling the capture and collection of resource orders from internal and external customers.</w:t>
+            </w:r>
+          </w:p>
+        </w:tc>
+      </w:tr>
+      <w:tr>
+        <w:tc>
+          <w:tcPr>
+            <w:tcW w:type="dxa" w:w="1404"/>
+          </w:tcPr>
+          <w:p>
+            <w:r/>
+            <w:r>
+              <w:t>1.5.5.6.1</w:t>
+            </w:r>
+          </w:p>
+        </w:tc>
+        <w:tc>
+          <w:tcPr>
+            <w:tcW w:type="dxa" w:w="1123"/>
+          </w:tcPr>
+          <w:p>
+            <w:r/>
+            <w:r>
+              <w:t>L4</w:t>
+            </w:r>
+          </w:p>
+        </w:tc>
+        <w:tc>
+          <w:tcPr>
+            <w:tcW w:type="dxa" w:w="3463"/>
+          </w:tcPr>
+          <w:p>
+            <w:r/>
+            <w:r>
+              <w:t>Initiate Resource Order Capture</w:t>
+            </w:r>
+          </w:p>
+        </w:tc>
+        <w:tc>
+          <w:tcPr>
+            <w:tcW w:type="dxa" w:w="3370"/>
+          </w:tcPr>
+          <w:p>
+            <w:r/>
+            <w:r>
+              <w:t>Initiate Resource Order Capture business activity is responsible for the initial activity of capturing and collecting resource orders from internal and external customers.</w:t>
+            </w:r>
+          </w:p>
+        </w:tc>
+      </w:tr>
+      <w:tr>
+        <w:tc>
+          <w:tcPr>
+            <w:tcW w:type="dxa" w:w="1404"/>
+          </w:tcPr>
+          <w:p>
+            <w:r/>
+            <w:r>
+              <w:t>1.5.5.7</w:t>
+            </w:r>
+          </w:p>
+        </w:tc>
+        <w:tc>
+          <w:tcPr>
+            <w:tcW w:type="dxa" w:w="1123"/>
+          </w:tcPr>
+          <w:p>
+            <w:r/>
+            <w:r>
+              <w:t>L3</w:t>
+            </w:r>
+          </w:p>
+        </w:tc>
+        <w:tc>
+          <w:tcPr>
+            <w:tcW w:type="dxa" w:w="3463"/>
+          </w:tcPr>
+          <w:p>
+            <w:r/>
+            <w:r>
+              <w:t>Manage Resource Work Order</w:t>
+            </w:r>
+          </w:p>
+        </w:tc>
+        <w:tc>
+          <w:tcPr>
+            <w:tcW w:type="dxa" w:w="3370"/>
+          </w:tcPr>
+          <w:p>
+            <w:r/>
+            <w:r>
+              <w:t>Manage Resource Order Work business activity directs and controls all work that are required to fulfill an approved resource order by ensuring the work related to the order is planned, executed and closed in a timely and efficient manner.</w:t>
+            </w:r>
+          </w:p>
+        </w:tc>
+      </w:tr>
+      <w:tr>
+        <w:tc>
+          <w:tcPr>
+            <w:tcW w:type="dxa" w:w="1404"/>
+          </w:tcPr>
+          <w:p>
+            <w:r/>
+            <w:r>
+              <w:t>1.5.5.7.1</w:t>
+            </w:r>
+          </w:p>
+        </w:tc>
+        <w:tc>
+          <w:tcPr>
+            <w:tcW w:type="dxa" w:w="1123"/>
+          </w:tcPr>
+          <w:p>
+            <w:r/>
+            <w:r>
+              <w:t>L4</w:t>
+            </w:r>
+          </w:p>
+        </w:tc>
+        <w:tc>
+          <w:tcPr>
+            <w:tcW w:type="dxa" w:w="3463"/>
+          </w:tcPr>
+          <w:p>
+            <w:r/>
+            <w:r>
+              <w:t>Initiate Resource Work Order</w:t>
+            </w:r>
+          </w:p>
+        </w:tc>
+        <w:tc>
+          <w:tcPr>
+            <w:tcW w:type="dxa" w:w="3370"/>
+          </w:tcPr>
+          <w:p>
+            <w:r/>
+            <w:r>
+              <w:t>Initiate Resource Work Order business activity starts a new work order for a specific resource along with all work orders tasks, roles and supporting resources that are need.</w:t>
+            </w:r>
+          </w:p>
+        </w:tc>
+      </w:tr>
+    </w:tbl>
+    <w:p/>
+    <w:p>
+      <w:pPr>
+        <w:pStyle w:val="Heading2"/>
+      </w:pPr>
+      <w:r>
+        <w:t>SID ABEs</w:t>
+      </w:r>
+    </w:p>
+    <w:p>
+      <w:r>
+        <w:t>SID ABEs this ODA Component is responsible for:</w:t>
+      </w:r>
+    </w:p>
+    <w:tbl>
+      <w:tblPr>
+        <w:tblStyle w:val="ScrollTableNormal"/>
+        <w:tblW w:type="auto" w:w="0"/>
+        <w:tblLayout w:type="autofit"/>
+        <w:tblLook w:val="04A0" w:firstRow="1" w:lastRow="0" w:firstColumn="0" w:lastColumn="0" w:noHBand="0" w:noVBand="1"/>
+        <w:tblBorders>
+          <w:top w:val="single" w:sz="4" w:space="0" w:color="999999"/>
+          <w:left w:val="single" w:sz="4" w:space="0" w:color="999999"/>
+          <w:bottom w:val="single" w:sz="4" w:space="0" w:color="999999"/>
+          <w:right w:val="single" w:sz="4" w:space="0" w:color="999999"/>
+          <w:insideH w:val="single" w:sz="4" w:space="0" w:color="999999"/>
+          <w:insideV w:val="single" w:sz="4" w:space="0" w:color="999999"/>
+        </w:tblBorders>
+      </w:tblPr>
+      <w:tblGrid>
+        <w:gridCol w:w="2124"/>
+        <w:gridCol w:w="2124"/>
+        <w:gridCol w:w="2124"/>
+        <w:gridCol w:w="2124"/>
+      </w:tblGrid>
+      <w:tr>
+        <w:trPr>
+          <w:tblHeader/>
+        </w:trPr>
+        <w:tc>
+          <w:tcPr>
+            <w:tcW w:type="dxa" w:w="1498"/>
+          </w:tcPr>
+          <w:p>
+            <w:r/>
+            <w:r>
+              <w:rPr>
+                <w:b/>
+              </w:rPr>
+              <w:t>SID ABE L1</w:t>
+            </w:r>
+          </w:p>
+        </w:tc>
+        <w:tc>
+          <w:tcPr>
+            <w:tcW w:type="dxa" w:w="3089"/>
+          </w:tcPr>
+          <w:p>
+            <w:r/>
+            <w:r>
+              <w:rPr>
+                <w:b/>
+              </w:rPr>
+              <w:t>SID ABE L1 Definition</w:t>
+            </w:r>
+          </w:p>
+        </w:tc>
+        <w:tc>
+          <w:tcPr>
+            <w:tcW w:type="dxa" w:w="2340"/>
+          </w:tcPr>
+          <w:p>
+            <w:r/>
+            <w:r>
+              <w:rPr>
+                <w:b/>
+              </w:rPr>
+              <w:t>SID ABE L2 (or set of BEs)</w:t>
+            </w:r>
+          </w:p>
+        </w:tc>
+        <w:tc>
+          <w:tcPr>
+            <w:tcW w:type="dxa" w:w="2434"/>
+          </w:tcPr>
+          <w:p>
+            <w:r/>
+            <w:r>
+              <w:rPr>
+                <w:b/>
+              </w:rPr>
+              <w:t>SID ABE L2 Definition</w:t>
+            </w:r>
+          </w:p>
+        </w:tc>
+      </w:tr>
+      <w:tr>
+        <w:tc>
+          <w:tcPr>
+            <w:tcW w:type="dxa" w:w="1498"/>
+          </w:tcPr>
+          <w:p>
+            <w:r/>
+            <w:r>
+              <w:t>Service Order</w:t>
+            </w:r>
+          </w:p>
+        </w:tc>
+        <w:tc>
+          <w:tcPr>
+            <w:tcW w:type="dxa" w:w="3089"/>
+          </w:tcPr>
+          <w:p>
+            <w:r/>
+            <w:r>
+              <w:t>The Service Order ABE contains entities that represent a type of Request that decomposes a Customer Order's products into the services associated with a ServiceOrder through which the products are realized.</w:t>
+            </w:r>
+          </w:p>
+        </w:tc>
+        <w:tc>
+          <w:tcPr>
+            <w:tcW w:type="dxa" w:w="2340"/>
+          </w:tcPr>
+          <w:p>
+            <w:r/>
+            <w:r/>
+          </w:p>
+        </w:tc>
+        <w:tc>
+          <w:tcPr>
+            <w:tcW w:type="dxa" w:w="2434"/>
+          </w:tcPr>
+          <w:p>
+            <w:r/>
+            <w:r>
+              <w:t>*(no description available)*</w:t>
+            </w:r>
+          </w:p>
+        </w:tc>
+      </w:tr>
+    </w:tbl>
+    <w:p/>
+    <w:p>
+      <w:pPr>
+        <w:pStyle w:val="Heading2"/>
+      </w:pPr>
+      <w:r>
         <w:t>Functional Framework Functions</w:t>
       </w:r>
     </w:p>
@@ -1162,7 +1162,35 @@
         </w:tc>
         <w:tc>
           <w:tcPr>
+            <w:tcW w:type="dxa" w:w="1872"/>
+          </w:tcPr>
+          <w:p>
+            <w:r/>
+            <w:r>
+              <w:rPr>
+                <w:b/>
+              </w:rPr>
+              <w:t>Aggregate Function Level 1</w:t>
+            </w:r>
+          </w:p>
+        </w:tc>
+        <w:tc>
+          <w:tcPr>
             <w:tcW w:type="dxa" w:w="2153"/>
+          </w:tcPr>
+          <w:p>
+            <w:r/>
+            <w:r>
+              <w:rPr>
+                <w:b/>
+              </w:rPr>
+              <w:t>Aggregate Function Level 2</w:t>
+            </w:r>
+          </w:p>
+        </w:tc>
+        <w:tc>
+          <w:tcPr>
+            <w:tcW w:type="dxa" w:w="2059"/>
           </w:tcPr>
           <w:p>
             <w:r/>
@@ -1174,34 +1202,6 @@
             </w:r>
           </w:p>
         </w:tc>
-        <w:tc>
-          <w:tcPr>
-            <w:tcW w:type="dxa" w:w="1872"/>
-          </w:tcPr>
-          <w:p>
-            <w:r/>
-            <w:r>
-              <w:rPr>
-                <w:b/>
-              </w:rPr>
-              <w:t>Aggregate Function Level 1</w:t>
-            </w:r>
-          </w:p>
-        </w:tc>
-        <w:tc>
-          <w:tcPr>
-            <w:tcW w:type="dxa" w:w="2059"/>
-          </w:tcPr>
-          <w:p>
-            <w:r/>
-            <w:r>
-              <w:rPr>
-                <w:b/>
-              </w:rPr>
-              <w:t>Aggregate Function Level 2</w:t>
-            </w:r>
-          </w:p>
-        </w:tc>
       </w:tr>
       <w:tr>
         <w:tc>
@@ -1228,34 +1228,34 @@
         </w:tc>
         <w:tc>
           <w:tcPr>
+            <w:tcW w:type="dxa" w:w="1872"/>
+          </w:tcPr>
+          <w:p>
+            <w:r/>
+            <w:r>
+              <w:t>Service Order Management</w:t>
+            </w:r>
+          </w:p>
+        </w:tc>
+        <w:tc>
+          <w:tcPr>
             <w:tcW w:type="dxa" w:w="2153"/>
           </w:tcPr>
           <w:p>
             <w:r/>
             <w:r>
+              <w:t>Service Order Orchestration</w:t>
+            </w:r>
+          </w:p>
+        </w:tc>
+        <w:tc>
+          <w:tcPr>
+            <w:tcW w:type="dxa" w:w="2059"/>
+          </w:tcPr>
+          <w:p>
+            <w:r/>
+            <w:r>
               <w:t>Service Activation Planning provides planning of service activation to access, plan and gather additional information for service activation.</w:t>
-            </w:r>
-          </w:p>
-        </w:tc>
-        <w:tc>
-          <w:tcPr>
-            <w:tcW w:type="dxa" w:w="1872"/>
-          </w:tcPr>
-          <w:p>
-            <w:r/>
-            <w:r>
-              <w:t>Service Order Management</w:t>
-            </w:r>
-          </w:p>
-        </w:tc>
-        <w:tc>
-          <w:tcPr>
-            <w:tcW w:type="dxa" w:w="2059"/>
-          </w:tcPr>
-          <w:p>
-            <w:r/>
-            <w:r>
-              <w:t>Service Order Orchestration</w:t>
             </w:r>
           </w:p>
         </w:tc>
@@ -1285,34 +1285,34 @@
         </w:tc>
         <w:tc>
           <w:tcPr>
+            <w:tcW w:type="dxa" w:w="1872"/>
+          </w:tcPr>
+          <w:p>
+            <w:r/>
+            <w:r>
+              <w:t>Service Order Management</w:t>
+            </w:r>
+          </w:p>
+        </w:tc>
+        <w:tc>
+          <w:tcPr>
             <w:tcW w:type="dxa" w:w="2153"/>
           </w:tcPr>
           <w:p>
             <w:r/>
             <w:r>
+              <w:t>Service Order Orchestration</w:t>
+            </w:r>
+          </w:p>
+        </w:tc>
+        <w:tc>
+          <w:tcPr>
+            <w:tcW w:type="dxa" w:w="2059"/>
+          </w:tcPr>
+          <w:p>
+            <w:r/>
+            <w:r>
               <w:t>Service Orchestration Configuration function provides composition of a service configuration plan according to the required service actions and sent to Service Order Orchestration and/or Service Activation Management.</w:t>
-            </w:r>
-          </w:p>
-        </w:tc>
-        <w:tc>
-          <w:tcPr>
-            <w:tcW w:type="dxa" w:w="1872"/>
-          </w:tcPr>
-          <w:p>
-            <w:r/>
-            <w:r>
-              <w:t>Service Order Management</w:t>
-            </w:r>
-          </w:p>
-        </w:tc>
-        <w:tc>
-          <w:tcPr>
-            <w:tcW w:type="dxa" w:w="2059"/>
-          </w:tcPr>
-          <w:p>
-            <w:r/>
-            <w:r>
-              <w:t>Service Order Orchestration</w:t>
             </w:r>
           </w:p>
         </w:tc>
@@ -1342,34 +1342,34 @@
         </w:tc>
         <w:tc>
           <w:tcPr>
+            <w:tcW w:type="dxa" w:w="1872"/>
+          </w:tcPr>
+          <w:p>
+            <w:r/>
+            <w:r>
+              <w:t>Service Order Management</w:t>
+            </w:r>
+          </w:p>
+        </w:tc>
+        <w:tc>
+          <w:tcPr>
             <w:tcW w:type="dxa" w:w="2153"/>
           </w:tcPr>
           <w:p>
             <w:r/>
             <w:r>
+              <w:t>Service Order Orchestration</w:t>
+            </w:r>
+          </w:p>
+        </w:tc>
+        <w:tc>
+          <w:tcPr>
+            <w:tcW w:type="dxa" w:w="2059"/>
+          </w:tcPr>
+          <w:p>
+            <w:r/>
+            <w:r>
               <w:t>Service Parameters Allocation provides allocation of the right service parameters to fulfill service orders.</w:t>
-            </w:r>
-          </w:p>
-        </w:tc>
-        <w:tc>
-          <w:tcPr>
-            <w:tcW w:type="dxa" w:w="1872"/>
-          </w:tcPr>
-          <w:p>
-            <w:r/>
-            <w:r>
-              <w:t>Service Order Management</w:t>
-            </w:r>
-          </w:p>
-        </w:tc>
-        <w:tc>
-          <w:tcPr>
-            <w:tcW w:type="dxa" w:w="2059"/>
-          </w:tcPr>
-          <w:p>
-            <w:r/>
-            <w:r>
-              <w:t>Service Order Orchestration</w:t>
             </w:r>
           </w:p>
         </w:tc>
@@ -1399,34 +1399,34 @@
         </w:tc>
         <w:tc>
           <w:tcPr>
+            <w:tcW w:type="dxa" w:w="1872"/>
+          </w:tcPr>
+          <w:p>
+            <w:r/>
+            <w:r>
+              <w:t>Service Order Management</w:t>
+            </w:r>
+          </w:p>
+        </w:tc>
+        <w:tc>
+          <w:tcPr>
             <w:tcW w:type="dxa" w:w="2153"/>
           </w:tcPr>
           <w:p>
             <w:r/>
             <w:r>
+              <w:t>Service Order Orchestration</w:t>
+            </w:r>
+          </w:p>
+        </w:tc>
+        <w:tc>
+          <w:tcPr>
+            <w:tcW w:type="dxa" w:w="2059"/>
+          </w:tcPr>
+          <w:p>
+            <w:r/>
+            <w:r>
               <w:t>Oversees the transfer of Service Order Requests to appropriate resource providers.</w:t>
-            </w:r>
-          </w:p>
-        </w:tc>
-        <w:tc>
-          <w:tcPr>
-            <w:tcW w:type="dxa" w:w="1872"/>
-          </w:tcPr>
-          <w:p>
-            <w:r/>
-            <w:r>
-              <w:t>Service Order Management</w:t>
-            </w:r>
-          </w:p>
-        </w:tc>
-        <w:tc>
-          <w:tcPr>
-            <w:tcW w:type="dxa" w:w="2059"/>
-          </w:tcPr>
-          <w:p>
-            <w:r/>
-            <w:r>
-              <w:t>Service Order Orchestration</w:t>
             </w:r>
           </w:p>
         </w:tc>
@@ -1456,34 +1456,34 @@
         </w:tc>
         <w:tc>
           <w:tcPr>
+            <w:tcW w:type="dxa" w:w="1872"/>
+          </w:tcPr>
+          <w:p>
+            <w:r/>
+            <w:r>
+              <w:t>Service Order Management</w:t>
+            </w:r>
+          </w:p>
+        </w:tc>
+        <w:tc>
+          <w:tcPr>
             <w:tcW w:type="dxa" w:w="2153"/>
           </w:tcPr>
           <w:p>
             <w:r/>
             <w:r>
+              <w:t>Service Order Orchestration</w:t>
+            </w:r>
+          </w:p>
+        </w:tc>
+        <w:tc>
+          <w:tcPr>
+            <w:tcW w:type="dxa" w:w="2059"/>
+          </w:tcPr>
+          <w:p>
+            <w:r/>
+            <w:r>
               <w:t>The Service Order Orchestration function provides workflow and orchestration capabilities for a dedicated Service (CFS) Order. / Orchestration is needed when: / the technical solution includes the expansion of the operator Installed Resources or the purchase of a partner product (ex: local loop purchase) / a work order is necessary at the delivery address or somewhere in the operator network / part of the delivery process or checks needs to be delegated to another Service Order Manager / contributing or support systems must be informed / Example: to deliver a VOIP service, it will orchestrate actions on Access Network Factory, VOIP service platform and CPE. / Service Order Orchestration will also orchestrate and manage dependencies between related Service Order items of Service Order.</w:t>
-            </w:r>
-          </w:p>
-        </w:tc>
-        <w:tc>
-          <w:tcPr>
-            <w:tcW w:type="dxa" w:w="1872"/>
-          </w:tcPr>
-          <w:p>
-            <w:r/>
-            <w:r>
-              <w:t>Service Order Management</w:t>
-            </w:r>
-          </w:p>
-        </w:tc>
-        <w:tc>
-          <w:tcPr>
-            <w:tcW w:type="dxa" w:w="2059"/>
-          </w:tcPr>
-          <w:p>
-            <w:r/>
-            <w:r>
-              <w:t>Service Order Orchestration</w:t>
             </w:r>
           </w:p>
         </w:tc>
@@ -1513,34 +1513,34 @@
         </w:tc>
         <w:tc>
           <w:tcPr>
+            <w:tcW w:type="dxa" w:w="1872"/>
+          </w:tcPr>
+          <w:p>
+            <w:r/>
+            <w:r>
+              <w:t>Service Order Management</w:t>
+            </w:r>
+          </w:p>
+        </w:tc>
+        <w:tc>
+          <w:tcPr>
             <w:tcW w:type="dxa" w:w="2153"/>
           </w:tcPr>
           <w:p>
             <w:r/>
             <w:r>
+              <w:t>Service Order Delivery Preparation</w:t>
+            </w:r>
+          </w:p>
+        </w:tc>
+        <w:tc>
+          <w:tcPr>
+            <w:tcW w:type="dxa" w:w="2059"/>
+          </w:tcPr>
+          <w:p>
+            <w:r/>
+            <w:r>
               <w:t>The Service Order Decomposition Function allows in the context of a Service Order to prepare Resource Order, Service Order which will be delegated to another system, Supplier Order, Stock Item Order or Work Order with the necessary information (the effective update in the order repositories will be supported by the corresponding Order Repository Management functions). / In the case of a Service associated with an existing Internal Resource Type, this function also allows to: / • Check if a corresponding Installed Resource is operational in the resource installed base, and determine the operation to be performed at Resource level (creation or modification) / • Eventually group in the same Resource order several ordered services, based on the same Customer Facing Service Specification (a.k.a. CFS specification), and/or identified to be delivered at the same time by the Service Order Delivery Orchestration.</w:t>
-            </w:r>
-          </w:p>
-        </w:tc>
-        <w:tc>
-          <w:tcPr>
-            <w:tcW w:type="dxa" w:w="1872"/>
-          </w:tcPr>
-          <w:p>
-            <w:r/>
-            <w:r>
-              <w:t>Service Order Management</w:t>
-            </w:r>
-          </w:p>
-        </w:tc>
-        <w:tc>
-          <w:tcPr>
-            <w:tcW w:type="dxa" w:w="2059"/>
-          </w:tcPr>
-          <w:p>
-            <w:r/>
-            <w:r>
-              <w:t>Service Order Delivery Preparation</w:t>
             </w:r>
           </w:p>
         </w:tc>
@@ -1570,34 +1570,34 @@
         </w:tc>
         <w:tc>
           <w:tcPr>
+            <w:tcW w:type="dxa" w:w="1872"/>
+          </w:tcPr>
+          <w:p>
+            <w:r/>
+            <w:r>
+              <w:t>Service Order Management</w:t>
+            </w:r>
+          </w:p>
+        </w:tc>
+        <w:tc>
+          <w:tcPr>
             <w:tcW w:type="dxa" w:w="2153"/>
           </w:tcPr>
           <w:p>
             <w:r/>
             <w:r>
+              <w:t>Service Order Orchestration</w:t>
+            </w:r>
+          </w:p>
+        </w:tc>
+        <w:tc>
+          <w:tcPr>
+            <w:tcW w:type="dxa" w:w="2059"/>
+          </w:tcPr>
+          <w:p>
+            <w:r/>
+            <w:r>
               <w:t>The Service Data Collection function gathers any needed service data to aid in the verification and issuance of a complete and valid service order as well as data necessary to address dependencies between service and/or resource orders.</w:t>
-            </w:r>
-          </w:p>
-        </w:tc>
-        <w:tc>
-          <w:tcPr>
-            <w:tcW w:type="dxa" w:w="1872"/>
-          </w:tcPr>
-          <w:p>
-            <w:r/>
-            <w:r>
-              <w:t>Service Order Management</w:t>
-            </w:r>
-          </w:p>
-        </w:tc>
-        <w:tc>
-          <w:tcPr>
-            <w:tcW w:type="dxa" w:w="2059"/>
-          </w:tcPr>
-          <w:p>
-            <w:r/>
-            <w:r>
-              <w:t>Service Order Orchestration</w:t>
             </w:r>
           </w:p>
         </w:tc>
@@ -1627,34 +1627,34 @@
         </w:tc>
         <w:tc>
           <w:tcPr>
+            <w:tcW w:type="dxa" w:w="1872"/>
+          </w:tcPr>
+          <w:p>
+            <w:r/>
+            <w:r>
+              <w:t>Service Order Management</w:t>
+            </w:r>
+          </w:p>
+        </w:tc>
+        <w:tc>
+          <w:tcPr>
             <w:tcW w:type="dxa" w:w="2153"/>
           </w:tcPr>
           <w:p>
             <w:r/>
             <w:r>
+              <w:t>Service Order Orchestration</w:t>
+            </w:r>
+          </w:p>
+        </w:tc>
+        <w:tc>
+          <w:tcPr>
+            <w:tcW w:type="dxa" w:w="2059"/>
+          </w:tcPr>
+          <w:p>
+            <w:r/>
+            <w:r>
               <w:t>Service Task Item Decomposition: By a request for an orchestration of a service the service needs to be analyzed and decomposed into the part-actions necessary to take to fulfill the requested orchestration. The Service may consist of several services and may use a number of Resources. It may also be controlled by several parameters for optional behaviors. This composition of the Service is given by configuration data available from Catalog applications and the Service Capability Orchestration application.</w:t>
-            </w:r>
-          </w:p>
-        </w:tc>
-        <w:tc>
-          <w:tcPr>
-            <w:tcW w:type="dxa" w:w="1872"/>
-          </w:tcPr>
-          <w:p>
-            <w:r/>
-            <w:r>
-              <w:t>Service Order Management</w:t>
-            </w:r>
-          </w:p>
-        </w:tc>
-        <w:tc>
-          <w:tcPr>
-            <w:tcW w:type="dxa" w:w="2059"/>
-          </w:tcPr>
-          <w:p>
-            <w:r/>
-            <w:r>
-              <w:t>Service Order Orchestration</w:t>
             </w:r>
           </w:p>
         </w:tc>
@@ -1684,34 +1684,34 @@
         </w:tc>
         <w:tc>
           <w:tcPr>
+            <w:tcW w:type="dxa" w:w="1872"/>
+          </w:tcPr>
+          <w:p>
+            <w:r/>
+            <w:r>
+              <w:t>Service Order Management</w:t>
+            </w:r>
+          </w:p>
+        </w:tc>
+        <w:tc>
+          <w:tcPr>
             <w:tcW w:type="dxa" w:w="2153"/>
           </w:tcPr>
           <w:p>
             <w:r/>
             <w:r>
+              <w:t>Service Order Orchestration</w:t>
+            </w:r>
+          </w:p>
+        </w:tc>
+        <w:tc>
+          <w:tcPr>
+            <w:tcW w:type="dxa" w:w="2059"/>
+          </w:tcPr>
+          <w:p>
+            <w:r/>
+            <w:r>
               <w:t>Service Work Item Sequence Execution function executes each individual item in sequence of the service orchestration to fulfill, or roll back according to a pre-defined configuration, and reports the sequence execution result. / Because of the “Service Decomposition” of an orchestration request the result may be several actions that needs to take place in a specific sequence.</w:t>
-            </w:r>
-          </w:p>
-        </w:tc>
-        <w:tc>
-          <w:tcPr>
-            <w:tcW w:type="dxa" w:w="1872"/>
-          </w:tcPr>
-          <w:p>
-            <w:r/>
-            <w:r>
-              <w:t>Service Order Management</w:t>
-            </w:r>
-          </w:p>
-        </w:tc>
-        <w:tc>
-          <w:tcPr>
-            <w:tcW w:type="dxa" w:w="2059"/>
-          </w:tcPr>
-          <w:p>
-            <w:r/>
-            <w:r>
-              <w:t>Service Order Orchestration</w:t>
             </w:r>
           </w:p>
         </w:tc>
@@ -1741,34 +1741,34 @@
         </w:tc>
         <w:tc>
           <w:tcPr>
+            <w:tcW w:type="dxa" w:w="1872"/>
+          </w:tcPr>
+          <w:p>
+            <w:r/>
+            <w:r>
+              <w:t>Service Order Management</w:t>
+            </w:r>
+          </w:p>
+        </w:tc>
+        <w:tc>
+          <w:tcPr>
             <w:tcW w:type="dxa" w:w="2153"/>
           </w:tcPr>
           <w:p>
             <w:r/>
             <w:r>
+              <w:t>Service Order Orchestration</w:t>
+            </w:r>
+          </w:p>
+        </w:tc>
+        <w:tc>
+          <w:tcPr>
+            <w:tcW w:type="dxa" w:w="2059"/>
+          </w:tcPr>
+          <w:p>
+            <w:r/>
+            <w:r>
               <w:t>The “Service Work Item Sequence Execution" function controls so that the sequence is fulfilled or rolled back. The rules for the sequence execution will set the conditions for the fulfillment, or roll-back, and for the reporting and notification. The “Service Task Item Sequence Carry Through configuration" is a management of the application function that defines how the execution of the orchestration sequence will be done.</w:t>
-            </w:r>
-          </w:p>
-        </w:tc>
-        <w:tc>
-          <w:tcPr>
-            <w:tcW w:type="dxa" w:w="1872"/>
-          </w:tcPr>
-          <w:p>
-            <w:r/>
-            <w:r>
-              <w:t>Service Order Management</w:t>
-            </w:r>
-          </w:p>
-        </w:tc>
-        <w:tc>
-          <w:tcPr>
-            <w:tcW w:type="dxa" w:w="2059"/>
-          </w:tcPr>
-          <w:p>
-            <w:r/>
-            <w:r>
-              <w:t>Service Order Orchestration</w:t>
             </w:r>
           </w:p>
         </w:tc>
@@ -1798,34 +1798,34 @@
         </w:tc>
         <w:tc>
           <w:tcPr>
+            <w:tcW w:type="dxa" w:w="1872"/>
+          </w:tcPr>
+          <w:p>
+            <w:r/>
+            <w:r>
+              <w:t>Service Order Management</w:t>
+            </w:r>
+          </w:p>
+        </w:tc>
+        <w:tc>
+          <w:tcPr>
             <w:tcW w:type="dxa" w:w="2153"/>
           </w:tcPr>
           <w:p>
             <w:r/>
             <w:r>
+              <w:t>Service Order Initialization</w:t>
+            </w:r>
+          </w:p>
+        </w:tc>
+        <w:tc>
+          <w:tcPr>
+            <w:tcW w:type="dxa" w:w="2059"/>
+          </w:tcPr>
+          <w:p>
+            <w:r/>
+            <w:r>
               <w:t>Service Delivery Due Date Calculation functions calculates the service delivery due date using network capacity, access provider selection and work center intelligence (including workload and capacity).</w:t>
-            </w:r>
-          </w:p>
-        </w:tc>
-        <w:tc>
-          <w:tcPr>
-            <w:tcW w:type="dxa" w:w="1872"/>
-          </w:tcPr>
-          <w:p>
-            <w:r/>
-            <w:r>
-              <w:t>Service Order Management</w:t>
-            </w:r>
-          </w:p>
-        </w:tc>
-        <w:tc>
-          <w:tcPr>
-            <w:tcW w:type="dxa" w:w="2059"/>
-          </w:tcPr>
-          <w:p>
-            <w:r/>
-            <w:r>
-              <w:t>Service Order Initialization</w:t>
             </w:r>
           </w:p>
         </w:tc>
@@ -1855,34 +1855,34 @@
         </w:tc>
         <w:tc>
           <w:tcPr>
+            <w:tcW w:type="dxa" w:w="1872"/>
+          </w:tcPr>
+          <w:p>
+            <w:r/>
+            <w:r>
+              <w:t>Service Order Management</w:t>
+            </w:r>
+          </w:p>
+        </w:tc>
+        <w:tc>
+          <w:tcPr>
             <w:tcW w:type="dxa" w:w="2153"/>
           </w:tcPr>
           <w:p>
             <w:r/>
             <w:r>
+              <w:t>Service Order Initialization</w:t>
+            </w:r>
+          </w:p>
+        </w:tc>
+        <w:tc>
+          <w:tcPr>
+            <w:tcW w:type="dxa" w:w="2059"/>
+          </w:tcPr>
+          <w:p>
+            <w:r/>
+            <w:r>
               <w:t>Service Order Initiation function issues valid and complete service orders. / As part of order issuing/publication, additional data might be obtained or derived to support downstream functions that are not provided in the service order request.</w:t>
-            </w:r>
-          </w:p>
-        </w:tc>
-        <w:tc>
-          <w:tcPr>
-            <w:tcW w:type="dxa" w:w="1872"/>
-          </w:tcPr>
-          <w:p>
-            <w:r/>
-            <w:r>
-              <w:t>Service Order Management</w:t>
-            </w:r>
-          </w:p>
-        </w:tc>
-        <w:tc>
-          <w:tcPr>
-            <w:tcW w:type="dxa" w:w="2059"/>
-          </w:tcPr>
-          <w:p>
-            <w:r/>
-            <w:r>
-              <w:t>Service Order Initialization</w:t>
             </w:r>
           </w:p>
         </w:tc>
@@ -1912,34 +1912,34 @@
         </w:tc>
         <w:tc>
           <w:tcPr>
+            <w:tcW w:type="dxa" w:w="1872"/>
+          </w:tcPr>
+          <w:p>
+            <w:r/>
+            <w:r>
+              <w:t>Service Order Management</w:t>
+            </w:r>
+          </w:p>
+        </w:tc>
+        <w:tc>
+          <w:tcPr>
             <w:tcW w:type="dxa" w:w="2153"/>
           </w:tcPr>
           <w:p>
             <w:r/>
             <w:r>
+              <w:t>Service Order Completion</w:t>
+            </w:r>
+          </w:p>
+        </w:tc>
+        <w:tc>
+          <w:tcPr>
+            <w:tcW w:type="dxa" w:w="2059"/>
+          </w:tcPr>
+          <w:p>
+            <w:r/>
+            <w:r>
               <w:t>Completes the service order when all resource orders have been completed.</w:t>
-            </w:r>
-          </w:p>
-        </w:tc>
-        <w:tc>
-          <w:tcPr>
-            <w:tcW w:type="dxa" w:w="1872"/>
-          </w:tcPr>
-          <w:p>
-            <w:r/>
-            <w:r>
-              <w:t>Service Order Management</w:t>
-            </w:r>
-          </w:p>
-        </w:tc>
-        <w:tc>
-          <w:tcPr>
-            <w:tcW w:type="dxa" w:w="2059"/>
-          </w:tcPr>
-          <w:p>
-            <w:r/>
-            <w:r>
-              <w:t>Service Order Completion</w:t>
             </w:r>
           </w:p>
         </w:tc>
@@ -1969,34 +1969,34 @@
         </w:tc>
         <w:tc>
           <w:tcPr>
+            <w:tcW w:type="dxa" w:w="1872"/>
+          </w:tcPr>
+          <w:p>
+            <w:r/>
+            <w:r>
+              <w:t>Service Order Management</w:t>
+            </w:r>
+          </w:p>
+        </w:tc>
+        <w:tc>
+          <w:tcPr>
             <w:tcW w:type="dxa" w:w="2153"/>
           </w:tcPr>
           <w:p>
             <w:r/>
             <w:r>
+              <w:t>Service Order Completion</w:t>
+            </w:r>
+          </w:p>
+        </w:tc>
+        <w:tc>
+          <w:tcPr>
+            <w:tcW w:type="dxa" w:w="2059"/>
+          </w:tcPr>
+          <w:p>
+            <w:r/>
+            <w:r>
               <w:t>The Service Order Validation function validates the service order request based on contract, catalog, and provisioning rules.</w:t>
-            </w:r>
-          </w:p>
-        </w:tc>
-        <w:tc>
-          <w:tcPr>
-            <w:tcW w:type="dxa" w:w="1872"/>
-          </w:tcPr>
-          <w:p>
-            <w:r/>
-            <w:r>
-              <w:t>Service Order Management</w:t>
-            </w:r>
-          </w:p>
-        </w:tc>
-        <w:tc>
-          <w:tcPr>
-            <w:tcW w:type="dxa" w:w="2059"/>
-          </w:tcPr>
-          <w:p>
-            <w:r/>
-            <w:r>
-              <w:t>Service Order Completion</w:t>
             </w:r>
           </w:p>
         </w:tc>
@@ -2026,34 +2026,34 @@
         </w:tc>
         <w:tc>
           <w:tcPr>
+            <w:tcW w:type="dxa" w:w="1872"/>
+          </w:tcPr>
+          <w:p>
+            <w:r/>
+            <w:r>
+              <w:t>Service Order Management</w:t>
+            </w:r>
+          </w:p>
+        </w:tc>
+        <w:tc>
+          <w:tcPr>
             <w:tcW w:type="dxa" w:w="2153"/>
           </w:tcPr>
           <w:p>
             <w:r/>
             <w:r>
+              <w:t>Service Order Repository Management</w:t>
+            </w:r>
+          </w:p>
+        </w:tc>
+        <w:tc>
+          <w:tcPr>
+            <w:tcW w:type="dxa" w:w="2059"/>
+          </w:tcPr>
+          <w:p>
+            <w:r/>
+            <w:r>
               <w:t>Activation Notification function provides notifications on successful activation and, in cases of exceptions send fallouts to Service Order Orchestration and manage rollbacks activities (if applicable).</w:t>
-            </w:r>
-          </w:p>
-        </w:tc>
-        <w:tc>
-          <w:tcPr>
-            <w:tcW w:type="dxa" w:w="1872"/>
-          </w:tcPr>
-          <w:p>
-            <w:r/>
-            <w:r>
-              <w:t>Service Order Management</w:t>
-            </w:r>
-          </w:p>
-        </w:tc>
-        <w:tc>
-          <w:tcPr>
-            <w:tcW w:type="dxa" w:w="2059"/>
-          </w:tcPr>
-          <w:p>
-            <w:r/>
-            <w:r>
-              <w:t>Service Order Repository Management</w:t>
             </w:r>
           </w:p>
         </w:tc>
@@ -2083,34 +2083,34 @@
         </w:tc>
         <w:tc>
           <w:tcPr>
+            <w:tcW w:type="dxa" w:w="1872"/>
+          </w:tcPr>
+          <w:p>
+            <w:r/>
+            <w:r>
+              <w:t>Service Order Management</w:t>
+            </w:r>
+          </w:p>
+        </w:tc>
+        <w:tc>
+          <w:tcPr>
             <w:tcW w:type="dxa" w:w="2153"/>
           </w:tcPr>
           <w:p>
             <w:r/>
             <w:r>
+              <w:t>Service Order Repository Management</w:t>
+            </w:r>
+          </w:p>
+        </w:tc>
+        <w:tc>
+          <w:tcPr>
+            <w:tcW w:type="dxa" w:w="2059"/>
+          </w:tcPr>
+          <w:p>
+            <w:r/>
+            <w:r>
               <w:t>Service order Storage function stores the service order into an appropriate data store.</w:t>
-            </w:r>
-          </w:p>
-        </w:tc>
-        <w:tc>
-          <w:tcPr>
-            <w:tcW w:type="dxa" w:w="1872"/>
-          </w:tcPr>
-          <w:p>
-            <w:r/>
-            <w:r>
-              <w:t>Service Order Management</w:t>
-            </w:r>
-          </w:p>
-        </w:tc>
-        <w:tc>
-          <w:tcPr>
-            <w:tcW w:type="dxa" w:w="2059"/>
-          </w:tcPr>
-          <w:p>
-            <w:r/>
-            <w:r>
-              <w:t>Service Order Repository Management</w:t>
             </w:r>
           </w:p>
         </w:tc>
@@ -2140,34 +2140,34 @@
         </w:tc>
         <w:tc>
           <w:tcPr>
+            <w:tcW w:type="dxa" w:w="1872"/>
+          </w:tcPr>
+          <w:p>
+            <w:r/>
+            <w:r>
+              <w:t>Fulfillment Integration Management</w:t>
+            </w:r>
+          </w:p>
+        </w:tc>
+        <w:tc>
+          <w:tcPr>
             <w:tcW w:type="dxa" w:w="2153"/>
           </w:tcPr>
           <w:p>
             <w:r/>
             <w:r>
+              <w:t>Service Fulfillment Access Management</w:t>
+            </w:r>
+          </w:p>
+        </w:tc>
+        <w:tc>
+          <w:tcPr>
+            <w:tcW w:type="dxa" w:w="2059"/>
+          </w:tcPr>
+          <w:p>
+            <w:r/>
+            <w:r>
               <w:t>Service Order Exposure provides exposure of the status on the overall service order.</w:t>
-            </w:r>
-          </w:p>
-        </w:tc>
-        <w:tc>
-          <w:tcPr>
-            <w:tcW w:type="dxa" w:w="1872"/>
-          </w:tcPr>
-          <w:p>
-            <w:r/>
-            <w:r>
-              <w:t>Fulfillment Integration Management</w:t>
-            </w:r>
-          </w:p>
-        </w:tc>
-        <w:tc>
-          <w:tcPr>
-            <w:tcW w:type="dxa" w:w="2059"/>
-          </w:tcPr>
-          <w:p>
-            <w:r/>
-            <w:r>
-              <w:t>Service Fulfillment Access Management</w:t>
             </w:r>
           </w:p>
         </w:tc>
@@ -2197,34 +2197,34 @@
         </w:tc>
         <w:tc>
           <w:tcPr>
+            <w:tcW w:type="dxa" w:w="1872"/>
+          </w:tcPr>
+          <w:p>
+            <w:r/>
+            <w:r>
+              <w:t>Service Order Management</w:t>
+            </w:r>
+          </w:p>
+        </w:tc>
+        <w:tc>
+          <w:tcPr>
             <w:tcW w:type="dxa" w:w="2153"/>
           </w:tcPr>
           <w:p>
             <w:r/>
             <w:r>
+              <w:t>Service Order Repository Management</w:t>
+            </w:r>
+          </w:p>
+        </w:tc>
+        <w:tc>
+          <w:tcPr>
+            <w:tcW w:type="dxa" w:w="2059"/>
+          </w:tcPr>
+          <w:p>
+            <w:r/>
+            <w:r>
               <w:t>The Service Order Tracking function tracks and manages the events and the lifecycle related to the Service (CFS) Order and to its items (e.g.: service order lines). / It gathers Service Order items delivery events from Service Order Orchestration and manages related Service Order lifecycle and Installed CFS lifecycle (via the Installed Service Management function). / Depending on the Service Order (or any of its elements) events, and on the implemented business rules, this function can decide to notify other systems (for example in case of delivery problems or delays) – via the business event publication function.</w:t>
-            </w:r>
-          </w:p>
-        </w:tc>
-        <w:tc>
-          <w:tcPr>
-            <w:tcW w:type="dxa" w:w="1872"/>
-          </w:tcPr>
-          <w:p>
-            <w:r/>
-            <w:r>
-              <w:t>Service Order Management</w:t>
-            </w:r>
-          </w:p>
-        </w:tc>
-        <w:tc>
-          <w:tcPr>
-            <w:tcW w:type="dxa" w:w="2059"/>
-          </w:tcPr>
-          <w:p>
-            <w:r/>
-            <w:r>
-              <w:t>Service Order Repository Management</w:t>
             </w:r>
           </w:p>
         </w:tc>
@@ -2254,34 +2254,34 @@
         </w:tc>
         <w:tc>
           <w:tcPr>
+            <w:tcW w:type="dxa" w:w="1872"/>
+          </w:tcPr>
+          <w:p>
+            <w:r/>
+            <w:r>
+              <w:t>Service Order Management</w:t>
+            </w:r>
+          </w:p>
+        </w:tc>
+        <w:tc>
+          <w:tcPr>
             <w:tcW w:type="dxa" w:w="2153"/>
           </w:tcPr>
           <w:p>
             <w:r/>
             <w:r>
+              <w:t>Service Technical Solution Identification</w:t>
+            </w:r>
+          </w:p>
+        </w:tc>
+        <w:tc>
+          <w:tcPr>
+            <w:tcW w:type="dxa" w:w="2059"/>
+          </w:tcPr>
+          <w:p>
+            <w:r/>
+            <w:r>
               <w:t>Access Provider Selection function selects an access provider among identified available access providers or access technologies at the given location, based on business rules.</w:t>
-            </w:r>
-          </w:p>
-        </w:tc>
-        <w:tc>
-          <w:tcPr>
-            <w:tcW w:type="dxa" w:w="1872"/>
-          </w:tcPr>
-          <w:p>
-            <w:r/>
-            <w:r>
-              <w:t>Service Order Management</w:t>
-            </w:r>
-          </w:p>
-        </w:tc>
-        <w:tc>
-          <w:tcPr>
-            <w:tcW w:type="dxa" w:w="2059"/>
-          </w:tcPr>
-          <w:p>
-            <w:r/>
-            <w:r>
-              <w:t>Service Technical Solution Identification</w:t>
             </w:r>
           </w:p>
         </w:tc>
@@ -2311,34 +2311,34 @@
         </w:tc>
         <w:tc>
           <w:tcPr>
+            <w:tcW w:type="dxa" w:w="1872"/>
+          </w:tcPr>
+          <w:p>
+            <w:r/>
+            <w:r>
+              <w:t>Service Configuration &amp; Activation</w:t>
+            </w:r>
+          </w:p>
+        </w:tc>
+        <w:tc>
+          <w:tcPr>
             <w:tcW w:type="dxa" w:w="2153"/>
           </w:tcPr>
           <w:p>
             <w:r/>
             <w:r>
+              <w:t>Service Activation</w:t>
+            </w:r>
+          </w:p>
+        </w:tc>
+        <w:tc>
+          <w:tcPr>
+            <w:tcW w:type="dxa" w:w="2059"/>
+          </w:tcPr>
+          <w:p>
+            <w:r/>
+            <w:r>
               <w:t>Service Activation function for services/products sold by affiliates.</w:t>
-            </w:r>
-          </w:p>
-        </w:tc>
-        <w:tc>
-          <w:tcPr>
-            <w:tcW w:type="dxa" w:w="1872"/>
-          </w:tcPr>
-          <w:p>
-            <w:r/>
-            <w:r>
-              <w:t>Service Configuration &amp; Activation</w:t>
-            </w:r>
-          </w:p>
-        </w:tc>
-        <w:tc>
-          <w:tcPr>
-            <w:tcW w:type="dxa" w:w="2059"/>
-          </w:tcPr>
-          <w:p>
-            <w:r/>
-            <w:r>
-              <w:t>Service Activation</w:t>
             </w:r>
           </w:p>
         </w:tc>
@@ -2368,34 +2368,34 @@
         </w:tc>
         <w:tc>
           <w:tcPr>
+            <w:tcW w:type="dxa" w:w="1872"/>
+          </w:tcPr>
+          <w:p>
+            <w:r/>
+            <w:r>
+              <w:t>Service Configuration &amp; Activation</w:t>
+            </w:r>
+          </w:p>
+        </w:tc>
+        <w:tc>
+          <w:tcPr>
             <w:tcW w:type="dxa" w:w="2153"/>
           </w:tcPr>
           <w:p>
             <w:r/>
             <w:r>
+              <w:t>Service Activation</w:t>
+            </w:r>
+          </w:p>
+        </w:tc>
+        <w:tc>
+          <w:tcPr>
+            <w:tcW w:type="dxa" w:w="2059"/>
+          </w:tcPr>
+          <w:p>
+            <w:r/>
+            <w:r>
               <w:t>Mass Service Pre-activation of services to prepare for a swift activation at sales. E.g., subsequent affiliate sales.</w:t>
-            </w:r>
-          </w:p>
-        </w:tc>
-        <w:tc>
-          <w:tcPr>
-            <w:tcW w:type="dxa" w:w="1872"/>
-          </w:tcPr>
-          <w:p>
-            <w:r/>
-            <w:r>
-              <w:t>Service Configuration &amp; Activation</w:t>
-            </w:r>
-          </w:p>
-        </w:tc>
-        <w:tc>
-          <w:tcPr>
-            <w:tcW w:type="dxa" w:w="2059"/>
-          </w:tcPr>
-          <w:p>
-            <w:r/>
-            <w:r>
-              <w:t>Service Activation</w:t>
             </w:r>
           </w:p>
         </w:tc>
@@ -2425,34 +2425,34 @@
         </w:tc>
         <w:tc>
           <w:tcPr>
+            <w:tcW w:type="dxa" w:w="1872"/>
+          </w:tcPr>
+          <w:p>
+            <w:r/>
+            <w:r>
+              <w:t>Service Configuration &amp; Activation</w:t>
+            </w:r>
+          </w:p>
+        </w:tc>
+        <w:tc>
+          <w:tcPr>
             <w:tcW w:type="dxa" w:w="2153"/>
           </w:tcPr>
           <w:p>
             <w:r/>
             <w:r>
+              <w:t>Service Configuration</w:t>
+            </w:r>
+          </w:p>
+        </w:tc>
+        <w:tc>
+          <w:tcPr>
+            <w:tcW w:type="dxa" w:w="2059"/>
+          </w:tcPr>
+          <w:p>
+            <w:r/>
+            <w:r>
               <w:t>Solution Services Design Management function supports the end to end service design. It applies engineering rules to determine required network facilities, equipment configurations and the method and access path to the customer site or location of service termination. / This function also establishes and manages the detailed design tasks required to issue the work orders.</w:t>
-            </w:r>
-          </w:p>
-        </w:tc>
-        <w:tc>
-          <w:tcPr>
-            <w:tcW w:type="dxa" w:w="1872"/>
-          </w:tcPr>
-          <w:p>
-            <w:r/>
-            <w:r>
-              <w:t>Service Configuration &amp; Activation</w:t>
-            </w:r>
-          </w:p>
-        </w:tc>
-        <w:tc>
-          <w:tcPr>
-            <w:tcW w:type="dxa" w:w="2059"/>
-          </w:tcPr>
-          <w:p>
-            <w:r/>
-            <w:r>
-              <w:t>Service Configuration</w:t>
             </w:r>
           </w:p>
         </w:tc>
@@ -2482,34 +2482,34 @@
         </w:tc>
         <w:tc>
           <w:tcPr>
+            <w:tcW w:type="dxa" w:w="1872"/>
+          </w:tcPr>
+          <w:p>
+            <w:r/>
+            <w:r>
+              <w:t>Service Configuration &amp; Activation</w:t>
+            </w:r>
+          </w:p>
+        </w:tc>
+        <w:tc>
+          <w:tcPr>
             <w:tcW w:type="dxa" w:w="2153"/>
           </w:tcPr>
           <w:p>
             <w:r/>
             <w:r>
+              <w:t>Service Configuration</w:t>
+            </w:r>
+          </w:p>
+        </w:tc>
+        <w:tc>
+          <w:tcPr>
+            <w:tcW w:type="dxa" w:w="2059"/>
+          </w:tcPr>
+          <w:p>
+            <w:r/>
+            <w:r>
               <w:t>Cross Services Dependencies Configuration function provides support for appropriately considered cross service dependencies as part of the configuration activities to fulfill a service order.</w:t>
-            </w:r>
-          </w:p>
-        </w:tc>
-        <w:tc>
-          <w:tcPr>
-            <w:tcW w:type="dxa" w:w="1872"/>
-          </w:tcPr>
-          <w:p>
-            <w:r/>
-            <w:r>
-              <w:t>Service Configuration &amp; Activation</w:t>
-            </w:r>
-          </w:p>
-        </w:tc>
-        <w:tc>
-          <w:tcPr>
-            <w:tcW w:type="dxa" w:w="2059"/>
-          </w:tcPr>
-          <w:p>
-            <w:r/>
-            <w:r>
-              <w:t>Service Configuration</w:t>
             </w:r>
           </w:p>
         </w:tc>
@@ -2539,34 +2539,34 @@
         </w:tc>
         <w:tc>
           <w:tcPr>
+            <w:tcW w:type="dxa" w:w="1872"/>
+          </w:tcPr>
+          <w:p>
+            <w:r/>
+            <w:r>
+              <w:t>Service Configuration &amp; Activation</w:t>
+            </w:r>
+          </w:p>
+        </w:tc>
+        <w:tc>
+          <w:tcPr>
             <w:tcW w:type="dxa" w:w="2153"/>
           </w:tcPr>
           <w:p>
             <w:r/>
             <w:r>
+              <w:t>Service Configuration</w:t>
+            </w:r>
+          </w:p>
+        </w:tc>
+        <w:tc>
+          <w:tcPr>
+            <w:tcW w:type="dxa" w:w="2059"/>
+          </w:tcPr>
+          <w:p>
+            <w:r/>
+            <w:r>
               <w:t>The Service Configuration function is in charge of configuring the specific service and its parameters as appropriate for the fulfillment of a service order.</w:t>
-            </w:r>
-          </w:p>
-        </w:tc>
-        <w:tc>
-          <w:tcPr>
-            <w:tcW w:type="dxa" w:w="1872"/>
-          </w:tcPr>
-          <w:p>
-            <w:r/>
-            <w:r>
-              <w:t>Service Configuration &amp; Activation</w:t>
-            </w:r>
-          </w:p>
-        </w:tc>
-        <w:tc>
-          <w:tcPr>
-            <w:tcW w:type="dxa" w:w="2059"/>
-          </w:tcPr>
-          <w:p>
-            <w:r/>
-            <w:r>
-              <w:t>Service Configuration</w:t>
             </w:r>
           </w:p>
         </w:tc>
@@ -2596,34 +2596,34 @@
         </w:tc>
         <w:tc>
           <w:tcPr>
+            <w:tcW w:type="dxa" w:w="1872"/>
+          </w:tcPr>
+          <w:p>
+            <w:r/>
+            <w:r>
+              <w:t>Service Configuration &amp; Activation</w:t>
+            </w:r>
+          </w:p>
+        </w:tc>
+        <w:tc>
+          <w:tcPr>
             <w:tcW w:type="dxa" w:w="2153"/>
           </w:tcPr>
           <w:p>
             <w:r/>
             <w:r>
+              <w:t>Service Activation</w:t>
+            </w:r>
+          </w:p>
+        </w:tc>
+        <w:tc>
+          <w:tcPr>
+            <w:tcW w:type="dxa" w:w="2059"/>
+          </w:tcPr>
+          <w:p>
+            <w:r/>
+            <w:r>
               <w:t>Service Configuration Activation implements and activates the specific service configuration against the service configuration plan (including activation of CPE if part of the service).</w:t>
-            </w:r>
-          </w:p>
-        </w:tc>
-        <w:tc>
-          <w:tcPr>
-            <w:tcW w:type="dxa" w:w="1872"/>
-          </w:tcPr>
-          <w:p>
-            <w:r/>
-            <w:r>
-              <w:t>Service Configuration &amp; Activation</w:t>
-            </w:r>
-          </w:p>
-        </w:tc>
-        <w:tc>
-          <w:tcPr>
-            <w:tcW w:type="dxa" w:w="2059"/>
-          </w:tcPr>
-          <w:p>
-            <w:r/>
-            <w:r>
-              <w:t>Service Activation</w:t>
             </w:r>
           </w:p>
         </w:tc>
@@ -2653,34 +2653,34 @@
         </w:tc>
         <w:tc>
           <w:tcPr>
+            <w:tcW w:type="dxa" w:w="1872"/>
+          </w:tcPr>
+          <w:p>
+            <w:r/>
+            <w:r>
+              <w:t>Service Order Management</w:t>
+            </w:r>
+          </w:p>
+        </w:tc>
+        <w:tc>
+          <w:tcPr>
             <w:tcW w:type="dxa" w:w="2153"/>
           </w:tcPr>
           <w:p>
             <w:r/>
             <w:r>
+              <w:t>Service Availability</w:t>
+            </w:r>
+          </w:p>
+        </w:tc>
+        <w:tc>
+          <w:tcPr>
+            <w:tcW w:type="dxa" w:w="2059"/>
+          </w:tcPr>
+          <w:p>
+            <w:r/>
+            <w:r>
               <w:t>Service Parameters Reservation reserves the right service parameters based on service specification and service inventory for a service order.</w:t>
-            </w:r>
-          </w:p>
-        </w:tc>
-        <w:tc>
-          <w:tcPr>
-            <w:tcW w:type="dxa" w:w="1872"/>
-          </w:tcPr>
-          <w:p>
-            <w:r/>
-            <w:r>
-              <w:t>Service Order Management</w:t>
-            </w:r>
-          </w:p>
-        </w:tc>
-        <w:tc>
-          <w:tcPr>
-            <w:tcW w:type="dxa" w:w="2059"/>
-          </w:tcPr>
-          <w:p>
-            <w:r/>
-            <w:r>
-              <w:t>Service Availability</w:t>
             </w:r>
           </w:p>
         </w:tc>
@@ -2710,34 +2710,34 @@
         </w:tc>
         <w:tc>
           <w:tcPr>
+            <w:tcW w:type="dxa" w:w="1872"/>
+          </w:tcPr>
+          <w:p>
+            <w:r/>
+            <w:r>
+              <w:t>Service Order Management</w:t>
+            </w:r>
+          </w:p>
+        </w:tc>
+        <w:tc>
+          <w:tcPr>
             <w:tcW w:type="dxa" w:w="2153"/>
           </w:tcPr>
           <w:p>
             <w:r/>
             <w:r>
+              <w:t>Service Order Initialization</w:t>
+            </w:r>
+          </w:p>
+        </w:tc>
+        <w:tc>
+          <w:tcPr>
+            <w:tcW w:type="dxa" w:w="2059"/>
+          </w:tcPr>
+          <w:p>
+            <w:r/>
+            <w:r>
               <w:t>The Service Order Request Consistency Check Function allows, when receiving a Service Order request prepared and transmitted by another system, to check its consistency.</w:t>
-            </w:r>
-          </w:p>
-        </w:tc>
-        <w:tc>
-          <w:tcPr>
-            <w:tcW w:type="dxa" w:w="1872"/>
-          </w:tcPr>
-          <w:p>
-            <w:r/>
-            <w:r>
-              <w:t>Service Order Management</w:t>
-            </w:r>
-          </w:p>
-        </w:tc>
-        <w:tc>
-          <w:tcPr>
-            <w:tcW w:type="dxa" w:w="2059"/>
-          </w:tcPr>
-          <w:p>
-            <w:r/>
-            <w:r>
-              <w:t>Service Order Initialization</w:t>
             </w:r>
           </w:p>
         </w:tc>
@@ -2767,34 +2767,34 @@
         </w:tc>
         <w:tc>
           <w:tcPr>
+            <w:tcW w:type="dxa" w:w="1872"/>
+          </w:tcPr>
+          <w:p>
+            <w:r/>
+            <w:r>
+              <w:t>Service Order Management</w:t>
+            </w:r>
+          </w:p>
+        </w:tc>
+        <w:tc>
+          <w:tcPr>
             <w:tcW w:type="dxa" w:w="2153"/>
           </w:tcPr>
           <w:p>
             <w:r/>
             <w:r>
+              <w:t>Service Order Initialization</w:t>
+            </w:r>
+          </w:p>
+        </w:tc>
+        <w:tc>
+          <w:tcPr>
+            <w:tcW w:type="dxa" w:w="2059"/>
+          </w:tcPr>
+          <w:p>
+            <w:r/>
+            <w:r>
               <w:t>The Internal Service Order Initialization Function permit to initialize Customer Facing Service Orders (a.k.a. CFS Orders) for operator internal needs, for example to change (part of) a technical solution and migrate operational Installed CFS on the new solution elements (ex: VOIP H323 -&gt; VOIP SIP).</w:t>
-            </w:r>
-          </w:p>
-        </w:tc>
-        <w:tc>
-          <w:tcPr>
-            <w:tcW w:type="dxa" w:w="1872"/>
-          </w:tcPr>
-          <w:p>
-            <w:r/>
-            <w:r>
-              <w:t>Service Order Management</w:t>
-            </w:r>
-          </w:p>
-        </w:tc>
-        <w:tc>
-          <w:tcPr>
-            <w:tcW w:type="dxa" w:w="2059"/>
-          </w:tcPr>
-          <w:p>
-            <w:r/>
-            <w:r>
-              <w:t>Service Order Initialization</w:t>
             </w:r>
           </w:p>
         </w:tc>
@@ -2824,34 +2824,34 @@
         </w:tc>
         <w:tc>
           <w:tcPr>
+            <w:tcW w:type="dxa" w:w="1872"/>
+          </w:tcPr>
+          <w:p>
+            <w:r/>
+            <w:r>
+              <w:t>Service Order Management</w:t>
+            </w:r>
+          </w:p>
+        </w:tc>
+        <w:tc>
+          <w:tcPr>
             <w:tcW w:type="dxa" w:w="2153"/>
           </w:tcPr>
           <w:p>
             <w:r/>
             <w:r>
+              <w:t>Service Technical Solution Identification</w:t>
+            </w:r>
+          </w:p>
+        </w:tc>
+        <w:tc>
+          <w:tcPr>
+            <w:tcW w:type="dxa" w:w="2059"/>
+          </w:tcPr>
+          <w:p>
+            <w:r/>
+            <w:r>
               <w:t>Service Termination Points Determining determines the termination points i.e. the appropriate service provider entry point to support the Customer's service request.</w:t>
-            </w:r>
-          </w:p>
-        </w:tc>
-        <w:tc>
-          <w:tcPr>
-            <w:tcW w:type="dxa" w:w="1872"/>
-          </w:tcPr>
-          <w:p>
-            <w:r/>
-            <w:r>
-              <w:t>Service Order Management</w:t>
-            </w:r>
-          </w:p>
-        </w:tc>
-        <w:tc>
-          <w:tcPr>
-            <w:tcW w:type="dxa" w:w="2059"/>
-          </w:tcPr>
-          <w:p>
-            <w:r/>
-            <w:r>
-              <w:t>Service Technical Solution Identification</w:t>
             </w:r>
           </w:p>
         </w:tc>
@@ -2881,34 +2881,34 @@
         </w:tc>
         <w:tc>
           <w:tcPr>
+            <w:tcW w:type="dxa" w:w="1872"/>
+          </w:tcPr>
+          <w:p>
+            <w:r/>
+            <w:r>
+              <w:t>Service Order Management</w:t>
+            </w:r>
+          </w:p>
+        </w:tc>
+        <w:tc>
+          <w:tcPr>
             <w:tcW w:type="dxa" w:w="2153"/>
           </w:tcPr>
           <w:p>
             <w:r/>
             <w:r>
+              <w:t>Installed Resources Identification</w:t>
+            </w:r>
+          </w:p>
+        </w:tc>
+        <w:tc>
+          <w:tcPr>
+            <w:tcW w:type="dxa" w:w="2059"/>
+          </w:tcPr>
+          <w:p>
+            <w:r/>
+            <w:r>
               <w:t>Installed Resources Identification Function identifies the installed resources to update, as part of the chosen technical solution, to deliver the ordered service (CFS). / This information enriches the CFS order and the CFS. / This choice is based on service catalogue rules (between RFS specification and Resources specification) and it can be necessary to check the installed resources availability, occupancy, etc. via the Resource Availability function. / Cloud example: In case of a cloud service, the Service Order Delivery process only identifies the equipment in charge of the management of the cloud infrastructure and it will be informed of the ordered service characteristics. Depending on its own rules, the cloud infrastructure manager will decide or not to immediately allocate and configure all or part of the required resources. / So the first usage request of the cloud service can trigger the effective choice and configuration of the necessary resources and these resources can change between usages. In this case the end of the delivery process is assumed by the manager of the cloud infrastructure. / Note: This function is globally a part of the technical solution identification.</w:t>
-            </w:r>
-          </w:p>
-        </w:tc>
-        <w:tc>
-          <w:tcPr>
-            <w:tcW w:type="dxa" w:w="1872"/>
-          </w:tcPr>
-          <w:p>
-            <w:r/>
-            <w:r>
-              <w:t>Service Order Management</w:t>
-            </w:r>
-          </w:p>
-        </w:tc>
-        <w:tc>
-          <w:tcPr>
-            <w:tcW w:type="dxa" w:w="2059"/>
-          </w:tcPr>
-          <w:p>
-            <w:r/>
-            <w:r>
-              <w:t>Installed Resources Identification</w:t>
             </w:r>
           </w:p>
         </w:tc>
@@ -2938,34 +2938,34 @@
         </w:tc>
         <w:tc>
           <w:tcPr>
+            <w:tcW w:type="dxa" w:w="1872"/>
+          </w:tcPr>
+          <w:p>
+            <w:r/>
+            <w:r>
+              <w:t>Service Order Management</w:t>
+            </w:r>
+          </w:p>
+        </w:tc>
+        <w:tc>
+          <w:tcPr>
             <w:tcW w:type="dxa" w:w="2153"/>
           </w:tcPr>
           <w:p>
             <w:r/>
             <w:r>
+              <w:t>Service Order Delivery Preparation</w:t>
+            </w:r>
+          </w:p>
+        </w:tc>
+        <w:tc>
+          <w:tcPr>
+            <w:tcW w:type="dxa" w:w="2059"/>
+          </w:tcPr>
+          <w:p>
+            <w:r/>
+            <w:r>
               <w:t>The Service Order Needs Identification Function allows in the context of a Service Order to query catalogues and installed bases to identify what needs to be delivered: resource specification and its configuration, service specification (CFSSpec), intervention (WorkSpec), supplier product, related to the ordered service.</w:t>
-            </w:r>
-          </w:p>
-        </w:tc>
-        <w:tc>
-          <w:tcPr>
-            <w:tcW w:type="dxa" w:w="1872"/>
-          </w:tcPr>
-          <w:p>
-            <w:r/>
-            <w:r>
-              <w:t>Service Order Management</w:t>
-            </w:r>
-          </w:p>
-        </w:tc>
-        <w:tc>
-          <w:tcPr>
-            <w:tcW w:type="dxa" w:w="2059"/>
-          </w:tcPr>
-          <w:p>
-            <w:r/>
-            <w:r>
-              <w:t>Service Order Delivery Preparation</w:t>
             </w:r>
           </w:p>
         </w:tc>
@@ -2995,34 +2995,34 @@
         </w:tc>
         <w:tc>
           <w:tcPr>
+            <w:tcW w:type="dxa" w:w="1872"/>
+          </w:tcPr>
+          <w:p>
+            <w:r/>
+            <w:r>
+              <w:t>Fallout Management</w:t>
+            </w:r>
+          </w:p>
+        </w:tc>
+        <w:tc>
+          <w:tcPr>
             <w:tcW w:type="dxa" w:w="2153"/>
           </w:tcPr>
           <w:p>
             <w:r/>
             <w:r>
+              <w:t>Fallout Correction Management</w:t>
+            </w:r>
+          </w:p>
+        </w:tc>
+        <w:tc>
+          <w:tcPr>
+            <w:tcW w:type="dxa" w:w="2059"/>
+          </w:tcPr>
+          <w:p>
+            <w:r/>
+            <w:r>
               <w:t>Fallout Automated Correction function tries to automatically fix fallouts in workflows before they go to a human for handling. This includes a Fallout Rules Engine that provides the capability to handling various errors or error types based on built rules. These rules can facilitate autocorrection, correction assistance, placement of errors in the appropriate queues for manual handling, as well as access to various systems.</w:t>
-            </w:r>
-          </w:p>
-        </w:tc>
-        <w:tc>
-          <w:tcPr>
-            <w:tcW w:type="dxa" w:w="1872"/>
-          </w:tcPr>
-          <w:p>
-            <w:r/>
-            <w:r>
-              <w:t>Fallout Management</w:t>
-            </w:r>
-          </w:p>
-        </w:tc>
-        <w:tc>
-          <w:tcPr>
-            <w:tcW w:type="dxa" w:w="2059"/>
-          </w:tcPr>
-          <w:p>
-            <w:r/>
-            <w:r>
-              <w:t>Fallout Correction Management</w:t>
             </w:r>
           </w:p>
         </w:tc>
@@ -3052,34 +3052,34 @@
         </w:tc>
         <w:tc>
           <w:tcPr>
+            <w:tcW w:type="dxa" w:w="1872"/>
+          </w:tcPr>
+          <w:p>
+            <w:r/>
+            <w:r>
+              <w:t>Fallout Management</w:t>
+            </w:r>
+          </w:p>
+        </w:tc>
+        <w:tc>
+          <w:tcPr>
             <w:tcW w:type="dxa" w:w="2153"/>
           </w:tcPr>
           <w:p>
             <w:r/>
             <w:r>
+              <w:t>Fallout Correction Management</w:t>
+            </w:r>
+          </w:p>
+        </w:tc>
+        <w:tc>
+          <w:tcPr>
+            <w:tcW w:type="dxa" w:w="2059"/>
+          </w:tcPr>
+          <w:p>
+            <w:r/>
+            <w:r>
               <w:t>Fallout Correction Information Collection collects relevant information for errors or situations that cannot be handled via Fallout Auto Correction. The intent is to reduce the time required by the technician in diagnosing and fixing the fallout.</w:t>
-            </w:r>
-          </w:p>
-        </w:tc>
-        <w:tc>
-          <w:tcPr>
-            <w:tcW w:type="dxa" w:w="1872"/>
-          </w:tcPr>
-          <w:p>
-            <w:r/>
-            <w:r>
-              <w:t>Fallout Management</w:t>
-            </w:r>
-          </w:p>
-        </w:tc>
-        <w:tc>
-          <w:tcPr>
-            <w:tcW w:type="dxa" w:w="2059"/>
-          </w:tcPr>
-          <w:p>
-            <w:r/>
-            <w:r>
-              <w:t>Fallout Correction Management</w:t>
             </w:r>
           </w:p>
         </w:tc>
@@ -3109,34 +3109,34 @@
         </w:tc>
         <w:tc>
           <w:tcPr>
+            <w:tcW w:type="dxa" w:w="1872"/>
+          </w:tcPr>
+          <w:p>
+            <w:r/>
+            <w:r>
+              <w:t>Fallout Management</w:t>
+            </w:r>
+          </w:p>
+        </w:tc>
+        <w:tc>
+          <w:tcPr>
             <w:tcW w:type="dxa" w:w="2153"/>
           </w:tcPr>
           <w:p>
             <w:r/>
             <w:r>
+              <w:t>Fallout Correction Management</w:t>
+            </w:r>
+          </w:p>
+        </w:tc>
+        <w:tc>
+          <w:tcPr>
+            <w:tcW w:type="dxa" w:w="2059"/>
+          </w:tcPr>
+          <w:p>
+            <w:r/>
+            <w:r>
               <w:t>Fallout Manual Correction Queuing function provides the required functionality to place error fallout into appropriate queues to be handled via various staff or workgroups assigned to handle or fix the various types of fallout that occurs during the fulfillment process. This includes the ability to create and configure queues, route errors to the appropriate queues, as well as the ability for staff to access and address the various fallout instances within the queues.</w:t>
-            </w:r>
-          </w:p>
-        </w:tc>
-        <w:tc>
-          <w:tcPr>
-            <w:tcW w:type="dxa" w:w="1872"/>
-          </w:tcPr>
-          <w:p>
-            <w:r/>
-            <w:r>
-              <w:t>Fallout Management</w:t>
-            </w:r>
-          </w:p>
-        </w:tc>
-        <w:tc>
-          <w:tcPr>
-            <w:tcW w:type="dxa" w:w="2059"/>
-          </w:tcPr>
-          <w:p>
-            <w:r/>
-            <w:r>
-              <w:t>Fallout Correction Management</w:t>
             </w:r>
           </w:p>
         </w:tc>
@@ -3166,34 +3166,34 @@
         </w:tc>
         <w:tc>
           <w:tcPr>
+            <w:tcW w:type="dxa" w:w="1872"/>
+          </w:tcPr>
+          <w:p>
+            <w:r/>
+            <w:r>
+              <w:t>Fallout Management</w:t>
+            </w:r>
+          </w:p>
+        </w:tc>
+        <w:tc>
+          <w:tcPr>
             <w:tcW w:type="dxa" w:w="2153"/>
           </w:tcPr>
           <w:p>
             <w:r/>
             <w:r>
+              <w:t>Fallout Correction Management</w:t>
+            </w:r>
+          </w:p>
+        </w:tc>
+        <w:tc>
+          <w:tcPr>
+            <w:tcW w:type="dxa" w:w="2059"/>
+          </w:tcPr>
+          <w:p>
+            <w:r/>
+            <w:r>
               <w:t>The Fallout Orchestration function provides workflow and orchestration capability across Fallout Management.</w:t>
-            </w:r>
-          </w:p>
-        </w:tc>
-        <w:tc>
-          <w:tcPr>
-            <w:tcW w:type="dxa" w:w="1872"/>
-          </w:tcPr>
-          <w:p>
-            <w:r/>
-            <w:r>
-              <w:t>Fallout Management</w:t>
-            </w:r>
-          </w:p>
-        </w:tc>
-        <w:tc>
-          <w:tcPr>
-            <w:tcW w:type="dxa" w:w="2059"/>
-          </w:tcPr>
-          <w:p>
-            <w:r/>
-            <w:r>
-              <w:t>Fallout Correction Management</w:t>
             </w:r>
           </w:p>
         </w:tc>
@@ -3223,34 +3223,34 @@
         </w:tc>
         <w:tc>
           <w:tcPr>
+            <w:tcW w:type="dxa" w:w="1872"/>
+          </w:tcPr>
+          <w:p>
+            <w:r/>
+            <w:r>
+              <w:t>Fallout Management</w:t>
+            </w:r>
+          </w:p>
+        </w:tc>
+        <w:tc>
+          <w:tcPr>
             <w:tcW w:type="dxa" w:w="2153"/>
           </w:tcPr>
           <w:p>
             <w:r/>
             <w:r>
+              <w:t>Fallout Correction Management</w:t>
+            </w:r>
+          </w:p>
+        </w:tc>
+        <w:tc>
+          <w:tcPr>
+            <w:tcW w:type="dxa" w:w="2059"/>
+          </w:tcPr>
+          <w:p>
+            <w:r/>
+            <w:r>
               <w:t>Pre-populated Fallout Information Presentation automatically position the analyzer on appropriate screens pre-populated with information about the order(s) that's subject for fallout handling.</w:t>
-            </w:r>
-          </w:p>
-        </w:tc>
-        <w:tc>
-          <w:tcPr>
-            <w:tcW w:type="dxa" w:w="1872"/>
-          </w:tcPr>
-          <w:p>
-            <w:r/>
-            <w:r>
-              <w:t>Fallout Management</w:t>
-            </w:r>
-          </w:p>
-        </w:tc>
-        <w:tc>
-          <w:tcPr>
-            <w:tcW w:type="dxa" w:w="2059"/>
-          </w:tcPr>
-          <w:p>
-            <w:r/>
-            <w:r>
-              <w:t>Fallout Correction Management</w:t>
             </w:r>
           </w:p>
         </w:tc>
@@ -3280,34 +3280,34 @@
         </w:tc>
         <w:tc>
           <w:tcPr>
+            <w:tcW w:type="dxa" w:w="1872"/>
+          </w:tcPr>
+          <w:p>
+            <w:r/>
+            <w:r>
+              <w:t>Fallout Management</w:t>
+            </w:r>
+          </w:p>
+        </w:tc>
+        <w:tc>
+          <w:tcPr>
             <w:tcW w:type="dxa" w:w="2153"/>
           </w:tcPr>
           <w:p>
             <w:r/>
             <w:r>
+              <w:t>Fallout Correction Management</w:t>
+            </w:r>
+          </w:p>
+        </w:tc>
+        <w:tc>
+          <w:tcPr>
+            <w:tcW w:type="dxa" w:w="2059"/>
+          </w:tcPr>
+          <w:p>
+            <w:r/>
+            <w:r>
               <w:t>Fallout Rule Based Error Correction function provides the capability to handle various errors or error types based on pre-defined rules. These rules can facilitate autocorrection.</w:t>
-            </w:r>
-          </w:p>
-        </w:tc>
-        <w:tc>
-          <w:tcPr>
-            <w:tcW w:type="dxa" w:w="1872"/>
-          </w:tcPr>
-          <w:p>
-            <w:r/>
-            <w:r>
-              <w:t>Fallout Management</w:t>
-            </w:r>
-          </w:p>
-        </w:tc>
-        <w:tc>
-          <w:tcPr>
-            <w:tcW w:type="dxa" w:w="2059"/>
-          </w:tcPr>
-          <w:p>
-            <w:r/>
-            <w:r>
-              <w:t>Fallout Correction Management</w:t>
             </w:r>
           </w:p>
         </w:tc>
@@ -3337,34 +3337,34 @@
         </w:tc>
         <w:tc>
           <w:tcPr>
+            <w:tcW w:type="dxa" w:w="1872"/>
+          </w:tcPr>
+          <w:p>
+            <w:r/>
+            <w:r>
+              <w:t>Fallout Management</w:t>
+            </w:r>
+          </w:p>
+        </w:tc>
+        <w:tc>
+          <w:tcPr>
             <w:tcW w:type="dxa" w:w="2153"/>
           </w:tcPr>
           <w:p>
             <w:r/>
             <w:r>
+              <w:t>Fallout Repository Management</w:t>
+            </w:r>
+          </w:p>
+        </w:tc>
+        <w:tc>
+          <w:tcPr>
+            <w:tcW w:type="dxa" w:w="2059"/>
+          </w:tcPr>
+          <w:p>
+            <w:r/>
+            <w:r>
               <w:t>Fallout Management to Fulfillment Application Accessing function provides a variety of tools to facilitate Fallout Management access to other applications and repositories to facilitate proper Fallout Management. This can include various general access techniques such as messaging, publish and subscribe, etc. as well as specific APIs and contracts to perform specific queries or updates to various applications or repositories within the fulfillment domain.</w:t>
-            </w:r>
-          </w:p>
-        </w:tc>
-        <w:tc>
-          <w:tcPr>
-            <w:tcW w:type="dxa" w:w="1872"/>
-          </w:tcPr>
-          <w:p>
-            <w:r/>
-            <w:r>
-              <w:t>Fallout Management</w:t>
-            </w:r>
-          </w:p>
-        </w:tc>
-        <w:tc>
-          <w:tcPr>
-            <w:tcW w:type="dxa" w:w="2059"/>
-          </w:tcPr>
-          <w:p>
-            <w:r/>
-            <w:r>
-              <w:t>Fallout Repository Management</w:t>
             </w:r>
           </w:p>
         </w:tc>
@@ -3394,34 +3394,34 @@
         </w:tc>
         <w:tc>
           <w:tcPr>
+            <w:tcW w:type="dxa" w:w="1872"/>
+          </w:tcPr>
+          <w:p>
+            <w:r/>
+            <w:r>
+              <w:t>Fallout Management</w:t>
+            </w:r>
+          </w:p>
+        </w:tc>
+        <w:tc>
+          <w:tcPr>
             <w:tcW w:type="dxa" w:w="2153"/>
           </w:tcPr>
           <w:p>
             <w:r/>
             <w:r>
+              <w:t>Fallout Repository Management</w:t>
+            </w:r>
+          </w:p>
+        </w:tc>
+        <w:tc>
+          <w:tcPr>
+            <w:tcW w:type="dxa" w:w="2059"/>
+          </w:tcPr>
+          <w:p>
+            <w:r/>
+            <w:r>
               <w:t>Fallout Notification function provides the means to alert people or workgroups of some fallout situation. This can be done via a number of means, including email, paging, (Fallout management interface bus) etc. This function is done via business rules.</w:t>
-            </w:r>
-          </w:p>
-        </w:tc>
-        <w:tc>
-          <w:tcPr>
-            <w:tcW w:type="dxa" w:w="1872"/>
-          </w:tcPr>
-          <w:p>
-            <w:r/>
-            <w:r>
-              <w:t>Fallout Management</w:t>
-            </w:r>
-          </w:p>
-        </w:tc>
-        <w:tc>
-          <w:tcPr>
-            <w:tcW w:type="dxa" w:w="2059"/>
-          </w:tcPr>
-          <w:p>
-            <w:r/>
-            <w:r>
-              <w:t>Fallout Repository Management</w:t>
             </w:r>
           </w:p>
         </w:tc>
@@ -3451,34 +3451,34 @@
         </w:tc>
         <w:tc>
           <w:tcPr>
+            <w:tcW w:type="dxa" w:w="1872"/>
+          </w:tcPr>
+          <w:p>
+            <w:r/>
+            <w:r>
+              <w:t>Fallout Management</w:t>
+            </w:r>
+          </w:p>
+        </w:tc>
+        <w:tc>
+          <w:tcPr>
             <w:tcW w:type="dxa" w:w="2153"/>
           </w:tcPr>
           <w:p>
             <w:r/>
             <w:r>
+              <w:t>Fallout Repository Management</w:t>
+            </w:r>
+          </w:p>
+        </w:tc>
+        <w:tc>
+          <w:tcPr>
+            <w:tcW w:type="dxa" w:w="2059"/>
+          </w:tcPr>
+          <w:p>
+            <w:r/>
+            <w:r>
               <w:t>Fallout Reporting provides various reports regarding Fallout Management, including statistics on fallout per various times periods (per hour, week, month, etc) as well as information about specific fallout.</w:t>
-            </w:r>
-          </w:p>
-        </w:tc>
-        <w:tc>
-          <w:tcPr>
-            <w:tcW w:type="dxa" w:w="1872"/>
-          </w:tcPr>
-          <w:p>
-            <w:r/>
-            <w:r>
-              <w:t>Fallout Management</w:t>
-            </w:r>
-          </w:p>
-        </w:tc>
-        <w:tc>
-          <w:tcPr>
-            <w:tcW w:type="dxa" w:w="2059"/>
-          </w:tcPr>
-          <w:p>
-            <w:r/>
-            <w:r>
-              <w:t>Fallout Repository Management</w:t>
             </w:r>
           </w:p>
         </w:tc>
@@ -3508,34 +3508,34 @@
         </w:tc>
         <w:tc>
           <w:tcPr>
+            <w:tcW w:type="dxa" w:w="1872"/>
+          </w:tcPr>
+          <w:p>
+            <w:r/>
+            <w:r>
+              <w:t>Fallout Management</w:t>
+            </w:r>
+          </w:p>
+        </w:tc>
+        <w:tc>
+          <w:tcPr>
             <w:tcW w:type="dxa" w:w="2153"/>
           </w:tcPr>
           <w:p>
             <w:r/>
             <w:r>
+              <w:t>Fallout Repository Management</w:t>
+            </w:r>
+          </w:p>
+        </w:tc>
+        <w:tc>
+          <w:tcPr>
+            <w:tcW w:type="dxa" w:w="2059"/>
+          </w:tcPr>
+          <w:p>
+            <w:r/>
+            <w:r>
               <w:t>Fallout Dashboard System Log-in Accessing provides auto logon capability into various applications needed to analyze and fix fallout.</w:t>
-            </w:r>
-          </w:p>
-        </w:tc>
-        <w:tc>
-          <w:tcPr>
-            <w:tcW w:type="dxa" w:w="1872"/>
-          </w:tcPr>
-          <w:p>
-            <w:r/>
-            <w:r>
-              <w:t>Fallout Management</w:t>
-            </w:r>
-          </w:p>
-        </w:tc>
-        <w:tc>
-          <w:tcPr>
-            <w:tcW w:type="dxa" w:w="2059"/>
-          </w:tcPr>
-          <w:p>
-            <w:r/>
-            <w:r>
-              <w:t>Fallout Repository Management</w:t>
             </w:r>
           </w:p>
         </w:tc>
@@ -3676,7 +3676,7 @@
         </w:tc>
         <w:tc>
           <w:tcPr>
-            <w:tcW w:type="dxa" w:w="2340"/>
+            <w:tcW w:type="dxa" w:w="2059"/>
           </w:tcPr>
           <w:p>
             <w:r/>
@@ -3690,7 +3690,7 @@
         </w:tc>
         <w:tc>
           <w:tcPr>
-            <w:tcW w:type="dxa" w:w="1778"/>
+            <w:tcW w:type="dxa" w:w="1591"/>
           </w:tcPr>
           <w:p>
             <w:r/>
@@ -3704,7 +3704,7 @@
         </w:tc>
         <w:tc>
           <w:tcPr>
-            <w:tcW w:type="dxa" w:w="1310"/>
+            <w:tcW w:type="dxa" w:w="1217"/>
           </w:tcPr>
           <w:p>
             <w:r/>
@@ -3718,7 +3718,7 @@
         </w:tc>
         <w:tc>
           <w:tcPr>
-            <w:tcW w:type="dxa" w:w="1685"/>
+            <w:tcW w:type="dxa" w:w="1498"/>
           </w:tcPr>
           <w:p>
             <w:r/>
@@ -3732,7 +3732,7 @@
         </w:tc>
         <w:tc>
           <w:tcPr>
-            <w:tcW w:type="dxa" w:w="1217"/>
+            <w:tcW w:type="dxa" w:w="1966"/>
           </w:tcPr>
           <w:p>
             <w:r/>
@@ -3759,7 +3759,7 @@
         </w:tc>
         <w:tc>
           <w:tcPr>
-            <w:tcW w:type="dxa" w:w="2340"/>
+            <w:tcW w:type="dxa" w:w="2059"/>
           </w:tcPr>
           <w:p>
             <w:r/>
@@ -3770,7 +3770,7 @@
         </w:tc>
         <w:tc>
           <w:tcPr>
-            <w:tcW w:type="dxa" w:w="1778"/>
+            <w:tcW w:type="dxa" w:w="1591"/>
           </w:tcPr>
           <w:p>
             <w:r/>
@@ -3781,7 +3781,7 @@
         </w:tc>
         <w:tc>
           <w:tcPr>
-            <w:tcW w:type="dxa" w:w="1310"/>
+            <w:tcW w:type="dxa" w:w="1217"/>
           </w:tcPr>
           <w:p>
             <w:r/>
@@ -3792,53 +3792,23 @@
         </w:tc>
         <w:tc>
           <w:tcPr>
-            <w:tcW w:type="dxa" w:w="1685"/>
+            <w:tcW w:type="dxa" w:w="1498"/>
           </w:tcPr>
           <w:p>
             <w:r/>
             <w:r>
               <w:t>serviceOrder</w:t>
             </w:r>
-            <w:r>
-              <w:br/>
-            </w:r>
-            <w:r>
-              <w:t>cancelServiceOrder</w:t>
-            </w:r>
-          </w:p>
-        </w:tc>
-        <w:tc>
-          <w:tcPr>
-            <w:tcW w:type="dxa" w:w="1217"/>
-          </w:tcPr>
-          <w:p>
-            <w:r/>
-            <w:r>
-              <w:t>GET</w:t>
-            </w:r>
-            <w:r>
-              <w:br/>
-            </w:r>
-            <w:r>
-              <w:t>GET /id</w:t>
-            </w:r>
-            <w:r>
-              <w:br/>
-            </w:r>
-            <w:r>
-              <w:t>POST</w:t>
-            </w:r>
-            <w:r>
-              <w:br/>
-            </w:r>
-            <w:r>
-              <w:t>PATCH</w:t>
-            </w:r>
-            <w:r>
-              <w:br/>
-            </w:r>
-            <w:r>
-              <w:t>DELETE</w:t>
+          </w:p>
+        </w:tc>
+        <w:tc>
+          <w:tcPr>
+            <w:tcW w:type="dxa" w:w="1966"/>
+          </w:tcPr>
+          <w:p>
+            <w:r/>
+            <w:r>
+              <w:t>GET, GET /id, POST, PATCH, DELETE</w:t>
             </w:r>
           </w:p>
         </w:tc>
@@ -3851,24 +3821,92 @@
           <w:p>
             <w:r/>
             <w:r>
+              <w:t>TMF641</w:t>
+            </w:r>
+          </w:p>
+        </w:tc>
+        <w:tc>
+          <w:tcPr>
+            <w:tcW w:type="dxa" w:w="2059"/>
+          </w:tcPr>
+          <w:p>
+            <w:r/>
+            <w:r>
+              <w:t>Service Ordering Management API</w:t>
+            </w:r>
+          </w:p>
+        </w:tc>
+        <w:tc>
+          <w:tcPr>
+            <w:tcW w:type="dxa" w:w="1591"/>
+          </w:tcPr>
+          <w:p>
+            <w:r/>
+            <w:r>
+              <w:t>Mandatory</w:t>
+            </w:r>
+          </w:p>
+        </w:tc>
+        <w:tc>
+          <w:tcPr>
+            <w:tcW w:type="dxa" w:w="1217"/>
+          </w:tcPr>
+          <w:p>
+            <w:r/>
+            <w:r>
+              <w:t>4</w:t>
+            </w:r>
+          </w:p>
+        </w:tc>
+        <w:tc>
+          <w:tcPr>
+            <w:tcW w:type="dxa" w:w="1498"/>
+          </w:tcPr>
+          <w:p>
+            <w:r/>
+            <w:r>
+              <w:t>cancelServiceOrder</w:t>
+            </w:r>
+          </w:p>
+        </w:tc>
+        <w:tc>
+          <w:tcPr>
+            <w:tcW w:type="dxa" w:w="1966"/>
+          </w:tcPr>
+          <w:p>
+            <w:r/>
+            <w:r>
+              <w:t>GET, GET /id, POST</w:t>
+            </w:r>
+          </w:p>
+        </w:tc>
+      </w:tr>
+      <w:tr>
+        <w:tc>
+          <w:tcPr>
+            <w:tcW w:type="dxa" w:w="1030"/>
+          </w:tcPr>
+          <w:p>
+            <w:r/>
+            <w:r>
               <w:t>TMF701</w:t>
             </w:r>
           </w:p>
         </w:tc>
         <w:tc>
           <w:tcPr>
-            <w:tcW w:type="dxa" w:w="2340"/>
-          </w:tcPr>
-          <w:p>
-            <w:r/>
-            <w:r>
-              <w:t>Process Flow Management API</w:t>
-            </w:r>
-          </w:p>
-        </w:tc>
-        <w:tc>
-          <w:tcPr>
-            <w:tcW w:type="dxa" w:w="1778"/>
+            <w:tcW w:type="dxa" w:w="2059"/>
+          </w:tcPr>
+          <w:p>
+            <w:r/>
+            <w:r>
+              <w:t>UNRESOLVED-TMF701</w:t>
+            </w:r>
+          </w:p>
+        </w:tc>
+        <w:tc>
+          <w:tcPr>
+            <w:tcW w:type="dxa" w:w="1591"/>
           </w:tcPr>
           <w:p>
             <w:r/>
@@ -3879,7 +3917,7 @@
         </w:tc>
         <w:tc>
           <w:tcPr>
-            <w:tcW w:type="dxa" w:w="1310"/>
+            <w:tcW w:type="dxa" w:w="1217"/>
           </w:tcPr>
           <w:p>
             <w:r/>
@@ -3890,16 +3928,78 @@
         </w:tc>
         <w:tc>
           <w:tcPr>
-            <w:tcW w:type="dxa" w:w="1685"/>
+            <w:tcW w:type="dxa" w:w="1498"/>
           </w:tcPr>
           <w:p>
             <w:r/>
             <w:r>
               <w:t>processFlow</w:t>
             </w:r>
-            <w:r>
-              <w:br/>
-            </w:r>
+          </w:p>
+        </w:tc>
+        <w:tc>
+          <w:tcPr>
+            <w:tcW w:type="dxa" w:w="1966"/>
+          </w:tcPr>
+          <w:p>
+            <w:r/>
+            <w:r>
+              <w:t>GET, GET /id, POST, DELETE /id</w:t>
+            </w:r>
+          </w:p>
+        </w:tc>
+      </w:tr>
+      <w:tr>
+        <w:tc>
+          <w:tcPr>
+            <w:tcW w:type="dxa" w:w="1030"/>
+          </w:tcPr>
+          <w:p>
+            <w:r/>
+            <w:r>
+              <w:t>TMF701</w:t>
+            </w:r>
+          </w:p>
+        </w:tc>
+        <w:tc>
+          <w:tcPr>
+            <w:tcW w:type="dxa" w:w="2059"/>
+          </w:tcPr>
+          <w:p>
+            <w:r/>
+            <w:r>
+              <w:t>UNRESOLVED-TMF701</w:t>
+            </w:r>
+          </w:p>
+        </w:tc>
+        <w:tc>
+          <w:tcPr>
+            <w:tcW w:type="dxa" w:w="1591"/>
+          </w:tcPr>
+          <w:p>
+            <w:r/>
+            <w:r>
+              <w:t>Optional</w:t>
+            </w:r>
+          </w:p>
+        </w:tc>
+        <w:tc>
+          <w:tcPr>
+            <w:tcW w:type="dxa" w:w="1217"/>
+          </w:tcPr>
+          <w:p>
+            <w:r/>
+            <w:r>
+              <w:t>4</w:t>
+            </w:r>
+          </w:p>
+        </w:tc>
+        <w:tc>
+          <w:tcPr>
+            <w:tcW w:type="dxa" w:w="1498"/>
+          </w:tcPr>
+          <w:p>
+            <w:r/>
             <w:r>
               <w:t>taskFlow</w:t>
             </w:r>
@@ -3907,36 +4007,12 @@
         </w:tc>
         <w:tc>
           <w:tcPr>
-            <w:tcW w:type="dxa" w:w="1217"/>
-          </w:tcPr>
-          <w:p>
-            <w:r/>
-            <w:r>
-              <w:t>GET</w:t>
-            </w:r>
-            <w:r>
-              <w:br/>
-            </w:r>
-            <w:r>
-              <w:t>GET /id</w:t>
-            </w:r>
-            <w:r>
-              <w:br/>
-            </w:r>
-            <w:r>
-              <w:t>POST</w:t>
-            </w:r>
-            <w:r>
-              <w:br/>
-            </w:r>
-            <w:r>
-              <w:t>DELETE /id</w:t>
-            </w:r>
-            <w:r>
-              <w:br/>
-            </w:r>
-            <w:r>
-              <w:t>PATCH /id</w:t>
+            <w:tcW w:type="dxa" w:w="1966"/>
+          </w:tcPr>
+          <w:p>
+            <w:r/>
+            <w:r>
+              <w:t>GET, GET /id, PATCH /id</w:t>
             </w:r>
           </w:p>
         </w:tc>
@@ -4024,7 +4100,7 @@
         </w:trPr>
         <w:tc>
           <w:tcPr>
-            <w:tcW w:type="dxa" w:w="1030"/>
+            <w:tcW w:type="dxa" w:w="936"/>
           </w:tcPr>
           <w:p>
             <w:r/>
@@ -4038,7 +4114,7 @@
         </w:tc>
         <w:tc>
           <w:tcPr>
-            <w:tcW w:type="dxa" w:w="2340"/>
+            <w:tcW w:type="dxa" w:w="2059"/>
           </w:tcPr>
           <w:p>
             <w:r/>
@@ -4052,7 +4128,7 @@
         </w:tc>
         <w:tc>
           <w:tcPr>
-            <w:tcW w:type="dxa" w:w="1217"/>
+            <w:tcW w:type="dxa" w:w="1123"/>
           </w:tcPr>
           <w:p>
             <w:r/>
@@ -4066,7 +4142,7 @@
         </w:tc>
         <w:tc>
           <w:tcPr>
-            <w:tcW w:type="dxa" w:w="1591"/>
+            <w:tcW w:type="dxa" w:w="1498"/>
           </w:tcPr>
           <w:p>
             <w:r/>
@@ -4080,7 +4156,7 @@
         </w:tc>
         <w:tc>
           <w:tcPr>
-            <w:tcW w:type="dxa" w:w="1966"/>
+            <w:tcW w:type="dxa" w:w="1778"/>
           </w:tcPr>
           <w:p>
             <w:r/>
@@ -4094,7 +4170,7 @@
         </w:tc>
         <w:tc>
           <w:tcPr>
-            <w:tcW w:type="dxa" w:w="1217"/>
+            <w:tcW w:type="dxa" w:w="1966"/>
           </w:tcPr>
           <w:p>
             <w:r/>
@@ -4110,7 +4186,7 @@
       <w:tr>
         <w:tc>
           <w:tcPr>
-            <w:tcW w:type="dxa" w:w="1030"/>
+            <w:tcW w:type="dxa" w:w="936"/>
           </w:tcPr>
           <w:p>
             <w:r/>
@@ -4121,7 +4197,7 @@
         </w:tc>
         <w:tc>
           <w:tcPr>
-            <w:tcW w:type="dxa" w:w="2340"/>
+            <w:tcW w:type="dxa" w:w="2059"/>
           </w:tcPr>
           <w:p>
             <w:r/>
@@ -4132,7 +4208,7 @@
         </w:tc>
         <w:tc>
           <w:tcPr>
-            <w:tcW w:type="dxa" w:w="1217"/>
+            <w:tcW w:type="dxa" w:w="1123"/>
           </w:tcPr>
           <w:p>
             <w:r/>
@@ -4143,7 +4219,7 @@
         </w:tc>
         <w:tc>
           <w:tcPr>
-            <w:tcW w:type="dxa" w:w="1591"/>
+            <w:tcW w:type="dxa" w:w="1498"/>
           </w:tcPr>
           <w:p>
             <w:r/>
@@ -4154,35 +4230,23 @@
         </w:tc>
         <w:tc>
           <w:tcPr>
+            <w:tcW w:type="dxa" w:w="1778"/>
+          </w:tcPr>
+          <w:p>
+            <w:r/>
+            <w:r>
+              <w:t>individual</w:t>
+            </w:r>
+          </w:p>
+        </w:tc>
+        <w:tc>
+          <w:tcPr>
             <w:tcW w:type="dxa" w:w="1966"/>
           </w:tcPr>
           <w:p>
             <w:r/>
             <w:r>
-              <w:t>individual</w:t>
-            </w:r>
-            <w:r>
-              <w:br/>
-            </w:r>
-            <w:r>
-              <w:t>organization</w:t>
-            </w:r>
-          </w:p>
-        </w:tc>
-        <w:tc>
-          <w:tcPr>
-            <w:tcW w:type="dxa" w:w="1217"/>
-          </w:tcPr>
-          <w:p>
-            <w:r/>
-            <w:r>
-              <w:t>GET</w:t>
-            </w:r>
-            <w:r>
-              <w:br/>
-            </w:r>
-            <w:r>
-              <w:t>GET /id</w:t>
+              <w:t>GET, GET /id</w:t>
             </w:r>
           </w:p>
         </w:tc>
@@ -4190,7 +4254,7 @@
       <w:tr>
         <w:tc>
           <w:tcPr>
-            <w:tcW w:type="dxa" w:w="1030"/>
+            <w:tcW w:type="dxa" w:w="936"/>
           </w:tcPr>
           <w:p>
             <w:r/>
@@ -4201,7 +4265,7 @@
         </w:tc>
         <w:tc>
           <w:tcPr>
-            <w:tcW w:type="dxa" w:w="2340"/>
+            <w:tcW w:type="dxa" w:w="2059"/>
           </w:tcPr>
           <w:p>
             <w:r/>
@@ -4212,18 +4276,18 @@
         </w:tc>
         <w:tc>
           <w:tcPr>
-            <w:tcW w:type="dxa" w:w="1217"/>
-          </w:tcPr>
-          <w:p>
-            <w:r/>
-            <w:r>
-              <w:t>4</w:t>
-            </w:r>
-          </w:p>
-        </w:tc>
-        <w:tc>
-          <w:tcPr>
-            <w:tcW w:type="dxa" w:w="1591"/>
+            <w:tcW w:type="dxa" w:w="1123"/>
+          </w:tcPr>
+          <w:p>
+            <w:r/>
+            <w:r>
+              <w:t>5</w:t>
+            </w:r>
+          </w:p>
+        </w:tc>
+        <w:tc>
+          <w:tcPr>
+            <w:tcW w:type="dxa" w:w="1498"/>
           </w:tcPr>
           <w:p>
             <w:r/>
@@ -4234,35 +4298,23 @@
         </w:tc>
         <w:tc>
           <w:tcPr>
+            <w:tcW w:type="dxa" w:w="1778"/>
+          </w:tcPr>
+          <w:p>
+            <w:r/>
+            <w:r>
+              <w:t>organization</w:t>
+            </w:r>
+          </w:p>
+        </w:tc>
+        <w:tc>
+          <w:tcPr>
             <w:tcW w:type="dxa" w:w="1966"/>
           </w:tcPr>
           <w:p>
             <w:r/>
             <w:r>
-              <w:t>individual</w:t>
-            </w:r>
-            <w:r>
-              <w:br/>
-            </w:r>
-            <w:r>
-              <w:t>organization</w:t>
-            </w:r>
-          </w:p>
-        </w:tc>
-        <w:tc>
-          <w:tcPr>
-            <w:tcW w:type="dxa" w:w="1217"/>
-          </w:tcPr>
-          <w:p>
-            <w:r/>
-            <w:r>
-              <w:t>GET</w:t>
-            </w:r>
-            <w:r>
-              <w:br/>
-            </w:r>
-            <w:r>
-              <w:t>GET /id</w:t>
+              <w:t>GET, GET /id</w:t>
             </w:r>
           </w:p>
         </w:tc>
@@ -4270,29 +4322,29 @@
       <w:tr>
         <w:tc>
           <w:tcPr>
-            <w:tcW w:type="dxa" w:w="1030"/>
-          </w:tcPr>
-          <w:p>
-            <w:r/>
-            <w:r>
-              <w:t>TMF633</w:t>
-            </w:r>
-          </w:p>
-        </w:tc>
-        <w:tc>
-          <w:tcPr>
-            <w:tcW w:type="dxa" w:w="2340"/>
-          </w:tcPr>
-          <w:p>
-            <w:r/>
-            <w:r>
-              <w:t>TMF633</w:t>
-            </w:r>
-          </w:p>
-        </w:tc>
-        <w:tc>
-          <w:tcPr>
-            <w:tcW w:type="dxa" w:w="1217"/>
+            <w:tcW w:type="dxa" w:w="936"/>
+          </w:tcPr>
+          <w:p>
+            <w:r/>
+            <w:r>
+              <w:t>TMF632</w:t>
+            </w:r>
+          </w:p>
+        </w:tc>
+        <w:tc>
+          <w:tcPr>
+            <w:tcW w:type="dxa" w:w="2059"/>
+          </w:tcPr>
+          <w:p>
+            <w:r/>
+            <w:r>
+              <w:t>TMF632</w:t>
+            </w:r>
+          </w:p>
+        </w:tc>
+        <w:tc>
+          <w:tcPr>
+            <w:tcW w:type="dxa" w:w="1123"/>
           </w:tcPr>
           <w:p>
             <w:r/>
@@ -4303,12 +4355,23 @@
         </w:tc>
         <w:tc>
           <w:tcPr>
-            <w:tcW w:type="dxa" w:w="1591"/>
-          </w:tcPr>
-          <w:p>
-            <w:r/>
-            <w:r>
-              <w:t>Mandatory</w:t>
+            <w:tcW w:type="dxa" w:w="1498"/>
+          </w:tcPr>
+          <w:p>
+            <w:r/>
+            <w:r>
+              <w:t>Optional</w:t>
+            </w:r>
+          </w:p>
+        </w:tc>
+        <w:tc>
+          <w:tcPr>
+            <w:tcW w:type="dxa" w:w="1778"/>
+          </w:tcPr>
+          <w:p>
+            <w:r/>
+            <w:r>
+              <w:t>individual</w:t>
             </w:r>
           </w:p>
         </w:tc>
@@ -4319,24 +4382,7 @@
           <w:p>
             <w:r/>
             <w:r>
-              <w:t>serviceSpecification</w:t>
-            </w:r>
-          </w:p>
-        </w:tc>
-        <w:tc>
-          <w:tcPr>
-            <w:tcW w:type="dxa" w:w="1217"/>
-          </w:tcPr>
-          <w:p>
-            <w:r/>
-            <w:r>
-              <w:t>GET</w:t>
-            </w:r>
-            <w:r>
-              <w:br/>
-            </w:r>
-            <w:r>
-              <w:t>GET /id</w:t>
+              <w:t>GET, GET /id</w:t>
             </w:r>
           </w:p>
         </w:tc>
@@ -4344,40 +4390,40 @@
       <w:tr>
         <w:tc>
           <w:tcPr>
-            <w:tcW w:type="dxa" w:w="1030"/>
-          </w:tcPr>
-          <w:p>
-            <w:r/>
-            <w:r>
-              <w:t>TMF634</w:t>
-            </w:r>
-          </w:p>
-        </w:tc>
-        <w:tc>
-          <w:tcPr>
-            <w:tcW w:type="dxa" w:w="2340"/>
-          </w:tcPr>
-          <w:p>
-            <w:r/>
-            <w:r>
-              <w:t>TMF634</w:t>
-            </w:r>
-          </w:p>
-        </w:tc>
-        <w:tc>
-          <w:tcPr>
-            <w:tcW w:type="dxa" w:w="1217"/>
-          </w:tcPr>
-          <w:p>
-            <w:r/>
-            <w:r>
-              <w:t>5</w:t>
-            </w:r>
-          </w:p>
-        </w:tc>
-        <w:tc>
-          <w:tcPr>
-            <w:tcW w:type="dxa" w:w="1591"/>
+            <w:tcW w:type="dxa" w:w="936"/>
+          </w:tcPr>
+          <w:p>
+            <w:r/>
+            <w:r>
+              <w:t>TMF632</w:t>
+            </w:r>
+          </w:p>
+        </w:tc>
+        <w:tc>
+          <w:tcPr>
+            <w:tcW w:type="dxa" w:w="2059"/>
+          </w:tcPr>
+          <w:p>
+            <w:r/>
+            <w:r>
+              <w:t>TMF632</w:t>
+            </w:r>
+          </w:p>
+        </w:tc>
+        <w:tc>
+          <w:tcPr>
+            <w:tcW w:type="dxa" w:w="1123"/>
+          </w:tcPr>
+          <w:p>
+            <w:r/>
+            <w:r>
+              <w:t>4</w:t>
+            </w:r>
+          </w:p>
+        </w:tc>
+        <w:tc>
+          <w:tcPr>
+            <w:tcW w:type="dxa" w:w="1498"/>
           </w:tcPr>
           <w:p>
             <w:r/>
@@ -4388,29 +4434,23 @@
         </w:tc>
         <w:tc>
           <w:tcPr>
+            <w:tcW w:type="dxa" w:w="1778"/>
+          </w:tcPr>
+          <w:p>
+            <w:r/>
+            <w:r>
+              <w:t>organization</w:t>
+            </w:r>
+          </w:p>
+        </w:tc>
+        <w:tc>
+          <w:tcPr>
             <w:tcW w:type="dxa" w:w="1966"/>
           </w:tcPr>
           <w:p>
             <w:r/>
             <w:r>
-              <w:t>resourceSpecification</w:t>
-            </w:r>
-          </w:p>
-        </w:tc>
-        <w:tc>
-          <w:tcPr>
-            <w:tcW w:type="dxa" w:w="1217"/>
-          </w:tcPr>
-          <w:p>
-            <w:r/>
-            <w:r>
-              <w:t>GET</w:t>
-            </w:r>
-            <w:r>
-              <w:br/>
-            </w:r>
-            <w:r>
-              <w:t>GET /id</w:t>
+              <w:t>GET, GET /id</w:t>
             </w:r>
           </w:p>
         </w:tc>
@@ -4418,29 +4458,29 @@
       <w:tr>
         <w:tc>
           <w:tcPr>
-            <w:tcW w:type="dxa" w:w="1030"/>
-          </w:tcPr>
-          <w:p>
-            <w:r/>
-            <w:r>
-              <w:t>TMF634</w:t>
-            </w:r>
-          </w:p>
-        </w:tc>
-        <w:tc>
-          <w:tcPr>
-            <w:tcW w:type="dxa" w:w="2340"/>
-          </w:tcPr>
-          <w:p>
-            <w:r/>
-            <w:r>
-              <w:t>TMF634</w:t>
-            </w:r>
-          </w:p>
-        </w:tc>
-        <w:tc>
-          <w:tcPr>
-            <w:tcW w:type="dxa" w:w="1217"/>
+            <w:tcW w:type="dxa" w:w="936"/>
+          </w:tcPr>
+          <w:p>
+            <w:r/>
+            <w:r>
+              <w:t>TMF633</w:t>
+            </w:r>
+          </w:p>
+        </w:tc>
+        <w:tc>
+          <w:tcPr>
+            <w:tcW w:type="dxa" w:w="2059"/>
+          </w:tcPr>
+          <w:p>
+            <w:r/>
+            <w:r>
+              <w:t>TMF633</w:t>
+            </w:r>
+          </w:p>
+        </w:tc>
+        <w:tc>
+          <w:tcPr>
+            <w:tcW w:type="dxa" w:w="1123"/>
           </w:tcPr>
           <w:p>
             <w:r/>
@@ -4451,12 +4491,23 @@
         </w:tc>
         <w:tc>
           <w:tcPr>
-            <w:tcW w:type="dxa" w:w="1591"/>
-          </w:tcPr>
-          <w:p>
-            <w:r/>
-            <w:r>
-              <w:t>Optional</w:t>
+            <w:tcW w:type="dxa" w:w="1498"/>
+          </w:tcPr>
+          <w:p>
+            <w:r/>
+            <w:r>
+              <w:t>Mandatory</w:t>
+            </w:r>
+          </w:p>
+        </w:tc>
+        <w:tc>
+          <w:tcPr>
+            <w:tcW w:type="dxa" w:w="1778"/>
+          </w:tcPr>
+          <w:p>
+            <w:r/>
+            <w:r>
+              <w:t>serviceSpecification</w:t>
             </w:r>
           </w:p>
         </w:tc>
@@ -4467,24 +4518,7 @@
           <w:p>
             <w:r/>
             <w:r>
-              <w:t>resourceSpecification</w:t>
-            </w:r>
-          </w:p>
-        </w:tc>
-        <w:tc>
-          <w:tcPr>
-            <w:tcW w:type="dxa" w:w="1217"/>
-          </w:tcPr>
-          <w:p>
-            <w:r/>
-            <w:r>
-              <w:t>GET</w:t>
-            </w:r>
-            <w:r>
-              <w:br/>
-            </w:r>
-            <w:r>
-              <w:t>GET /id</w:t>
+              <w:t>GET, GET /id</w:t>
             </w:r>
           </w:p>
         </w:tc>
@@ -4492,29 +4526,29 @@
       <w:tr>
         <w:tc>
           <w:tcPr>
-            <w:tcW w:type="dxa" w:w="1030"/>
-          </w:tcPr>
-          <w:p>
-            <w:r/>
-            <w:r>
-              <w:t>TMF638</w:t>
-            </w:r>
-          </w:p>
-        </w:tc>
-        <w:tc>
-          <w:tcPr>
-            <w:tcW w:type="dxa" w:w="2340"/>
-          </w:tcPr>
-          <w:p>
-            <w:r/>
-            <w:r>
-              <w:t>TMF638</w:t>
-            </w:r>
-          </w:p>
-        </w:tc>
-        <w:tc>
-          <w:tcPr>
-            <w:tcW w:type="dxa" w:w="1217"/>
+            <w:tcW w:type="dxa" w:w="936"/>
+          </w:tcPr>
+          <w:p>
+            <w:r/>
+            <w:r>
+              <w:t>TMF634</w:t>
+            </w:r>
+          </w:p>
+        </w:tc>
+        <w:tc>
+          <w:tcPr>
+            <w:tcW w:type="dxa" w:w="2059"/>
+          </w:tcPr>
+          <w:p>
+            <w:r/>
+            <w:r>
+              <w:t>TMF634</w:t>
+            </w:r>
+          </w:p>
+        </w:tc>
+        <w:tc>
+          <w:tcPr>
+            <w:tcW w:type="dxa" w:w="1123"/>
           </w:tcPr>
           <w:p>
             <w:r/>
@@ -4525,12 +4559,23 @@
         </w:tc>
         <w:tc>
           <w:tcPr>
-            <w:tcW w:type="dxa" w:w="1591"/>
-          </w:tcPr>
-          <w:p>
-            <w:r/>
-            <w:r>
-              <w:t>Mandatory</w:t>
+            <w:tcW w:type="dxa" w:w="1498"/>
+          </w:tcPr>
+          <w:p>
+            <w:r/>
+            <w:r>
+              <w:t>Optional</w:t>
+            </w:r>
+          </w:p>
+        </w:tc>
+        <w:tc>
+          <w:tcPr>
+            <w:tcW w:type="dxa" w:w="1778"/>
+          </w:tcPr>
+          <w:p>
+            <w:r/>
+            <w:r>
+              <w:t>resourceSpecification</w:t>
             </w:r>
           </w:p>
         </w:tc>
@@ -4541,42 +4586,7 @@
           <w:p>
             <w:r/>
             <w:r>
-              <w:t>service</w:t>
-            </w:r>
-          </w:p>
-        </w:tc>
-        <w:tc>
-          <w:tcPr>
-            <w:tcW w:type="dxa" w:w="1217"/>
-          </w:tcPr>
-          <w:p>
-            <w:r/>
-            <w:r>
-              <w:t>GET</w:t>
-            </w:r>
-            <w:r>
-              <w:br/>
-            </w:r>
-            <w:r>
-              <w:t>GET /id</w:t>
-            </w:r>
-            <w:r>
-              <w:br/>
-            </w:r>
-            <w:r>
-              <w:t>POST</w:t>
-            </w:r>
-            <w:r>
-              <w:br/>
-            </w:r>
-            <w:r>
-              <w:t>PATCH</w:t>
-            </w:r>
-            <w:r>
-              <w:br/>
-            </w:r>
-            <w:r>
-              <w:t>DELETE</w:t>
+              <w:t>GET, GET /id</w:t>
             </w:r>
           </w:p>
         </w:tc>
@@ -4584,29 +4594,29 @@
       <w:tr>
         <w:tc>
           <w:tcPr>
-            <w:tcW w:type="dxa" w:w="1030"/>
-          </w:tcPr>
-          <w:p>
-            <w:r/>
-            <w:r>
-              <w:t>TMF638</w:t>
-            </w:r>
-          </w:p>
-        </w:tc>
-        <w:tc>
-          <w:tcPr>
-            <w:tcW w:type="dxa" w:w="2340"/>
-          </w:tcPr>
-          <w:p>
-            <w:r/>
-            <w:r>
-              <w:t>TMF638</w:t>
-            </w:r>
-          </w:p>
-        </w:tc>
-        <w:tc>
-          <w:tcPr>
-            <w:tcW w:type="dxa" w:w="1217"/>
+            <w:tcW w:type="dxa" w:w="936"/>
+          </w:tcPr>
+          <w:p>
+            <w:r/>
+            <w:r>
+              <w:t>TMF634</w:t>
+            </w:r>
+          </w:p>
+        </w:tc>
+        <w:tc>
+          <w:tcPr>
+            <w:tcW w:type="dxa" w:w="2059"/>
+          </w:tcPr>
+          <w:p>
+            <w:r/>
+            <w:r>
+              <w:t>TMF634</w:t>
+            </w:r>
+          </w:p>
+        </w:tc>
+        <w:tc>
+          <w:tcPr>
+            <w:tcW w:type="dxa" w:w="1123"/>
           </w:tcPr>
           <w:p>
             <w:r/>
@@ -4617,12 +4627,23 @@
         </w:tc>
         <w:tc>
           <w:tcPr>
-            <w:tcW w:type="dxa" w:w="1591"/>
-          </w:tcPr>
-          <w:p>
-            <w:r/>
-            <w:r>
-              <w:t>Mandatory</w:t>
+            <w:tcW w:type="dxa" w:w="1498"/>
+          </w:tcPr>
+          <w:p>
+            <w:r/>
+            <w:r>
+              <w:t>Optional</w:t>
+            </w:r>
+          </w:p>
+        </w:tc>
+        <w:tc>
+          <w:tcPr>
+            <w:tcW w:type="dxa" w:w="1778"/>
+          </w:tcPr>
+          <w:p>
+            <w:r/>
+            <w:r>
+              <w:t>resourceSpecification</w:t>
             </w:r>
           </w:p>
         </w:tc>
@@ -4633,42 +4654,7 @@
           <w:p>
             <w:r/>
             <w:r>
-              <w:t>service</w:t>
-            </w:r>
-          </w:p>
-        </w:tc>
-        <w:tc>
-          <w:tcPr>
-            <w:tcW w:type="dxa" w:w="1217"/>
-          </w:tcPr>
-          <w:p>
-            <w:r/>
-            <w:r>
-              <w:t>GET</w:t>
-            </w:r>
-            <w:r>
-              <w:br/>
-            </w:r>
-            <w:r>
-              <w:t>GET /id</w:t>
-            </w:r>
-            <w:r>
-              <w:br/>
-            </w:r>
-            <w:r>
-              <w:t>POST</w:t>
-            </w:r>
-            <w:r>
-              <w:br/>
-            </w:r>
-            <w:r>
-              <w:t>PATCH</w:t>
-            </w:r>
-            <w:r>
-              <w:br/>
-            </w:r>
-            <w:r>
-              <w:t>DELETE</w:t>
+              <w:t>GET, GET /id</w:t>
             </w:r>
           </w:p>
         </w:tc>
@@ -4676,45 +4662,56 @@
       <w:tr>
         <w:tc>
           <w:tcPr>
-            <w:tcW w:type="dxa" w:w="1030"/>
-          </w:tcPr>
-          <w:p>
-            <w:r/>
-            <w:r>
-              <w:t>TMF639</w:t>
-            </w:r>
-          </w:p>
-        </w:tc>
-        <w:tc>
-          <w:tcPr>
-            <w:tcW w:type="dxa" w:w="2340"/>
-          </w:tcPr>
-          <w:p>
-            <w:r/>
-            <w:r>
-              <w:t>TMF639</w:t>
-            </w:r>
-          </w:p>
-        </w:tc>
-        <w:tc>
-          <w:tcPr>
-            <w:tcW w:type="dxa" w:w="1217"/>
-          </w:tcPr>
-          <w:p>
-            <w:r/>
-            <w:r>
-              <w:t>4</w:t>
-            </w:r>
-          </w:p>
-        </w:tc>
-        <w:tc>
-          <w:tcPr>
-            <w:tcW w:type="dxa" w:w="1591"/>
-          </w:tcPr>
-          <w:p>
-            <w:r/>
-            <w:r>
-              <w:t>Optional</w:t>
+            <w:tcW w:type="dxa" w:w="936"/>
+          </w:tcPr>
+          <w:p>
+            <w:r/>
+            <w:r>
+              <w:t>TMF638</w:t>
+            </w:r>
+          </w:p>
+        </w:tc>
+        <w:tc>
+          <w:tcPr>
+            <w:tcW w:type="dxa" w:w="2059"/>
+          </w:tcPr>
+          <w:p>
+            <w:r/>
+            <w:r>
+              <w:t>TMF638</w:t>
+            </w:r>
+          </w:p>
+        </w:tc>
+        <w:tc>
+          <w:tcPr>
+            <w:tcW w:type="dxa" w:w="1123"/>
+          </w:tcPr>
+          <w:p>
+            <w:r/>
+            <w:r>
+              <w:t>5</w:t>
+            </w:r>
+          </w:p>
+        </w:tc>
+        <w:tc>
+          <w:tcPr>
+            <w:tcW w:type="dxa" w:w="1498"/>
+          </w:tcPr>
+          <w:p>
+            <w:r/>
+            <w:r>
+              <w:t>Mandatory</w:t>
+            </w:r>
+          </w:p>
+        </w:tc>
+        <w:tc>
+          <w:tcPr>
+            <w:tcW w:type="dxa" w:w="1778"/>
+          </w:tcPr>
+          <w:p>
+            <w:r/>
+            <w:r>
+              <w:t>service</w:t>
             </w:r>
           </w:p>
         </w:tc>
@@ -4725,24 +4722,7 @@
           <w:p>
             <w:r/>
             <w:r>
-              <w:t>resource</w:t>
-            </w:r>
-          </w:p>
-        </w:tc>
-        <w:tc>
-          <w:tcPr>
-            <w:tcW w:type="dxa" w:w="1217"/>
-          </w:tcPr>
-          <w:p>
-            <w:r/>
-            <w:r>
-              <w:t>GET</w:t>
-            </w:r>
-            <w:r>
-              <w:br/>
-            </w:r>
-            <w:r>
-              <w:t>GET /id</w:t>
+              <w:t>GET, GET /id, POST, PATCH, DELETE</w:t>
             </w:r>
           </w:p>
         </w:tc>
@@ -4750,29 +4730,29 @@
       <w:tr>
         <w:tc>
           <w:tcPr>
-            <w:tcW w:type="dxa" w:w="1030"/>
-          </w:tcPr>
-          <w:p>
-            <w:r/>
-            <w:r>
-              <w:t>TMF640</w:t>
-            </w:r>
-          </w:p>
-        </w:tc>
-        <w:tc>
-          <w:tcPr>
-            <w:tcW w:type="dxa" w:w="2340"/>
-          </w:tcPr>
-          <w:p>
-            <w:r/>
-            <w:r>
-              <w:t>TMF640</w:t>
-            </w:r>
-          </w:p>
-        </w:tc>
-        <w:tc>
-          <w:tcPr>
-            <w:tcW w:type="dxa" w:w="1217"/>
+            <w:tcW w:type="dxa" w:w="936"/>
+          </w:tcPr>
+          <w:p>
+            <w:r/>
+            <w:r>
+              <w:t>TMF638</w:t>
+            </w:r>
+          </w:p>
+        </w:tc>
+        <w:tc>
+          <w:tcPr>
+            <w:tcW w:type="dxa" w:w="2059"/>
+          </w:tcPr>
+          <w:p>
+            <w:r/>
+            <w:r>
+              <w:t>TMF638</w:t>
+            </w:r>
+          </w:p>
+        </w:tc>
+        <w:tc>
+          <w:tcPr>
+            <w:tcW w:type="dxa" w:w="1123"/>
           </w:tcPr>
           <w:p>
             <w:r/>
@@ -4783,12 +4763,23 @@
         </w:tc>
         <w:tc>
           <w:tcPr>
-            <w:tcW w:type="dxa" w:w="1591"/>
-          </w:tcPr>
-          <w:p>
-            <w:r/>
-            <w:r>
-              <w:t>Optional</w:t>
+            <w:tcW w:type="dxa" w:w="1498"/>
+          </w:tcPr>
+          <w:p>
+            <w:r/>
+            <w:r>
+              <w:t>Mandatory</w:t>
+            </w:r>
+          </w:p>
+        </w:tc>
+        <w:tc>
+          <w:tcPr>
+            <w:tcW w:type="dxa" w:w="1778"/>
+          </w:tcPr>
+          <w:p>
+            <w:r/>
+            <w:r>
+              <w:t>service</w:t>
             </w:r>
           </w:p>
         </w:tc>
@@ -4799,24 +4790,7 @@
           <w:p>
             <w:r/>
             <w:r>
-              <w:t>monitor</w:t>
-            </w:r>
-          </w:p>
-        </w:tc>
-        <w:tc>
-          <w:tcPr>
-            <w:tcW w:type="dxa" w:w="1217"/>
-          </w:tcPr>
-          <w:p>
-            <w:r/>
-            <w:r>
-              <w:t>GET</w:t>
-            </w:r>
-            <w:r>
-              <w:br/>
-            </w:r>
-            <w:r>
-              <w:t>GET /id</w:t>
+              <w:t>GET, GET /id, POST, PATCH, DELETE</w:t>
             </w:r>
           </w:p>
         </w:tc>
@@ -4824,29 +4798,29 @@
       <w:tr>
         <w:tc>
           <w:tcPr>
-            <w:tcW w:type="dxa" w:w="1030"/>
-          </w:tcPr>
-          <w:p>
-            <w:r/>
-            <w:r>
-              <w:t>TMF641</w:t>
-            </w:r>
-          </w:p>
-        </w:tc>
-        <w:tc>
-          <w:tcPr>
-            <w:tcW w:type="dxa" w:w="2340"/>
-          </w:tcPr>
-          <w:p>
-            <w:r/>
-            <w:r>
-              <w:t>Service Ordering Management API</w:t>
-            </w:r>
-          </w:p>
-        </w:tc>
-        <w:tc>
-          <w:tcPr>
-            <w:tcW w:type="dxa" w:w="1217"/>
+            <w:tcW w:type="dxa" w:w="936"/>
+          </w:tcPr>
+          <w:p>
+            <w:r/>
+            <w:r>
+              <w:t>TMF639</w:t>
+            </w:r>
+          </w:p>
+        </w:tc>
+        <w:tc>
+          <w:tcPr>
+            <w:tcW w:type="dxa" w:w="2059"/>
+          </w:tcPr>
+          <w:p>
+            <w:r/>
+            <w:r>
+              <w:t>TMF639</w:t>
+            </w:r>
+          </w:p>
+        </w:tc>
+        <w:tc>
+          <w:tcPr>
+            <w:tcW w:type="dxa" w:w="1123"/>
           </w:tcPr>
           <w:p>
             <w:r/>
@@ -4857,7 +4831,7 @@
         </w:tc>
         <w:tc>
           <w:tcPr>
-            <w:tcW w:type="dxa" w:w="1591"/>
+            <w:tcW w:type="dxa" w:w="1498"/>
           </w:tcPr>
           <w:p>
             <w:r/>
@@ -4868,53 +4842,23 @@
         </w:tc>
         <w:tc>
           <w:tcPr>
+            <w:tcW w:type="dxa" w:w="1778"/>
+          </w:tcPr>
+          <w:p>
+            <w:r/>
+            <w:r>
+              <w:t>resource</w:t>
+            </w:r>
+          </w:p>
+        </w:tc>
+        <w:tc>
+          <w:tcPr>
             <w:tcW w:type="dxa" w:w="1966"/>
           </w:tcPr>
           <w:p>
             <w:r/>
             <w:r>
-              <w:t>serviceOrder</w:t>
-            </w:r>
-            <w:r>
-              <w:br/>
-            </w:r>
-            <w:r>
-              <w:t>cancelServiceOrder</w:t>
-            </w:r>
-          </w:p>
-        </w:tc>
-        <w:tc>
-          <w:tcPr>
-            <w:tcW w:type="dxa" w:w="1217"/>
-          </w:tcPr>
-          <w:p>
-            <w:r/>
-            <w:r>
-              <w:t>GET</w:t>
-            </w:r>
-            <w:r>
-              <w:br/>
-            </w:r>
-            <w:r>
-              <w:t>GET /id</w:t>
-            </w:r>
-            <w:r>
-              <w:br/>
-            </w:r>
-            <w:r>
-              <w:t>POST</w:t>
-            </w:r>
-            <w:r>
-              <w:br/>
-            </w:r>
-            <w:r>
-              <w:t>PATCH</w:t>
-            </w:r>
-            <w:r>
-              <w:br/>
-            </w:r>
-            <w:r>
-              <w:t>DELETE</w:t>
+              <w:t>GET, GET /id</w:t>
             </w:r>
           </w:p>
         </w:tc>
@@ -4922,40 +4866,40 @@
       <w:tr>
         <w:tc>
           <w:tcPr>
-            <w:tcW w:type="dxa" w:w="1030"/>
-          </w:tcPr>
-          <w:p>
-            <w:r/>
-            <w:r>
-              <w:t>TMF645</w:t>
-            </w:r>
-          </w:p>
-        </w:tc>
-        <w:tc>
-          <w:tcPr>
-            <w:tcW w:type="dxa" w:w="2340"/>
-          </w:tcPr>
-          <w:p>
-            <w:r/>
-            <w:r>
-              <w:t>Service Qualification Management API</w:t>
-            </w:r>
-          </w:p>
-        </w:tc>
-        <w:tc>
-          <w:tcPr>
-            <w:tcW w:type="dxa" w:w="1217"/>
-          </w:tcPr>
-          <w:p>
-            <w:r/>
-            <w:r>
-              <w:t>5</w:t>
-            </w:r>
-          </w:p>
-        </w:tc>
-        <w:tc>
-          <w:tcPr>
-            <w:tcW w:type="dxa" w:w="1591"/>
+            <w:tcW w:type="dxa" w:w="936"/>
+          </w:tcPr>
+          <w:p>
+            <w:r/>
+            <w:r>
+              <w:t>TMF640</w:t>
+            </w:r>
+          </w:p>
+        </w:tc>
+        <w:tc>
+          <w:tcPr>
+            <w:tcW w:type="dxa" w:w="2059"/>
+          </w:tcPr>
+          <w:p>
+            <w:r/>
+            <w:r>
+              <w:t>TMF640</w:t>
+            </w:r>
+          </w:p>
+        </w:tc>
+        <w:tc>
+          <w:tcPr>
+            <w:tcW w:type="dxa" w:w="1123"/>
+          </w:tcPr>
+          <w:p>
+            <w:r/>
+            <w:r>
+              <w:t>4</w:t>
+            </w:r>
+          </w:p>
+        </w:tc>
+        <w:tc>
+          <w:tcPr>
+            <w:tcW w:type="dxa" w:w="1498"/>
           </w:tcPr>
           <w:p>
             <w:r/>
@@ -4966,47 +4910,23 @@
         </w:tc>
         <w:tc>
           <w:tcPr>
+            <w:tcW w:type="dxa" w:w="1778"/>
+          </w:tcPr>
+          <w:p>
+            <w:r/>
+            <w:r>
+              <w:t>monitor</w:t>
+            </w:r>
+          </w:p>
+        </w:tc>
+        <w:tc>
+          <w:tcPr>
             <w:tcW w:type="dxa" w:w="1966"/>
           </w:tcPr>
           <w:p>
             <w:r/>
             <w:r>
-              <w:t>checkServiceQualification</w:t>
-            </w:r>
-            <w:r>
-              <w:br/>
-            </w:r>
-            <w:r>
-              <w:t>queryServiceQualification</w:t>
-            </w:r>
-          </w:p>
-        </w:tc>
-        <w:tc>
-          <w:tcPr>
-            <w:tcW w:type="dxa" w:w="1217"/>
-          </w:tcPr>
-          <w:p>
-            <w:r/>
-            <w:r>
-              <w:t>GET</w:t>
-            </w:r>
-            <w:r>
-              <w:br/>
-            </w:r>
-            <w:r>
-              <w:t>GET /id</w:t>
-            </w:r>
-            <w:r>
-              <w:br/>
-            </w:r>
-            <w:r>
-              <w:t>POST</w:t>
-            </w:r>
-            <w:r>
-              <w:br/>
-            </w:r>
-            <w:r>
-              <w:t>PATCH</w:t>
+              <w:t>GET, GET /id</w:t>
             </w:r>
           </w:p>
         </w:tc>
@@ -5014,29 +4934,29 @@
       <w:tr>
         <w:tc>
           <w:tcPr>
-            <w:tcW w:type="dxa" w:w="1030"/>
-          </w:tcPr>
-          <w:p>
-            <w:r/>
-            <w:r>
-              <w:t>TMF645</w:t>
-            </w:r>
-          </w:p>
-        </w:tc>
-        <w:tc>
-          <w:tcPr>
-            <w:tcW w:type="dxa" w:w="2340"/>
-          </w:tcPr>
-          <w:p>
-            <w:r/>
-            <w:r>
-              <w:t>Service Qualification Management API</w:t>
-            </w:r>
-          </w:p>
-        </w:tc>
-        <w:tc>
-          <w:tcPr>
-            <w:tcW w:type="dxa" w:w="1217"/>
+            <w:tcW w:type="dxa" w:w="936"/>
+          </w:tcPr>
+          <w:p>
+            <w:r/>
+            <w:r>
+              <w:t>TMF641</w:t>
+            </w:r>
+          </w:p>
+        </w:tc>
+        <w:tc>
+          <w:tcPr>
+            <w:tcW w:type="dxa" w:w="2059"/>
+          </w:tcPr>
+          <w:p>
+            <w:r/>
+            <w:r>
+              <w:t>Service Ordering Management API</w:t>
+            </w:r>
+          </w:p>
+        </w:tc>
+        <w:tc>
+          <w:tcPr>
+            <w:tcW w:type="dxa" w:w="1123"/>
           </w:tcPr>
           <w:p>
             <w:r/>
@@ -5047,7 +4967,7 @@
         </w:tc>
         <w:tc>
           <w:tcPr>
-            <w:tcW w:type="dxa" w:w="1591"/>
+            <w:tcW w:type="dxa" w:w="1498"/>
           </w:tcPr>
           <w:p>
             <w:r/>
@@ -5058,47 +4978,23 @@
         </w:tc>
         <w:tc>
           <w:tcPr>
+            <w:tcW w:type="dxa" w:w="1778"/>
+          </w:tcPr>
+          <w:p>
+            <w:r/>
+            <w:r>
+              <w:t>serviceOrder</w:t>
+            </w:r>
+          </w:p>
+        </w:tc>
+        <w:tc>
+          <w:tcPr>
             <w:tcW w:type="dxa" w:w="1966"/>
           </w:tcPr>
           <w:p>
             <w:r/>
             <w:r>
-              <w:t>checkServiceQualification</w:t>
-            </w:r>
-            <w:r>
-              <w:br/>
-            </w:r>
-            <w:r>
-              <w:t>queryServiceQualification</w:t>
-            </w:r>
-          </w:p>
-        </w:tc>
-        <w:tc>
-          <w:tcPr>
-            <w:tcW w:type="dxa" w:w="1217"/>
-          </w:tcPr>
-          <w:p>
-            <w:r/>
-            <w:r>
-              <w:t>GET</w:t>
-            </w:r>
-            <w:r>
-              <w:br/>
-            </w:r>
-            <w:r>
-              <w:t>GET /id</w:t>
-            </w:r>
-            <w:r>
-              <w:br/>
-            </w:r>
-            <w:r>
-              <w:t>POST</w:t>
-            </w:r>
-            <w:r>
-              <w:br/>
-            </w:r>
-            <w:r>
-              <w:t>PATCH</w:t>
+              <w:t>GET, GET /id, POST, PATCH, DELETE</w:t>
             </w:r>
           </w:p>
         </w:tc>
@@ -5106,29 +5002,29 @@
       <w:tr>
         <w:tc>
           <w:tcPr>
-            <w:tcW w:type="dxa" w:w="1030"/>
-          </w:tcPr>
-          <w:p>
-            <w:r/>
-            <w:r>
-              <w:t>TMF646</w:t>
-            </w:r>
-          </w:p>
-        </w:tc>
-        <w:tc>
-          <w:tcPr>
-            <w:tcW w:type="dxa" w:w="2340"/>
-          </w:tcPr>
-          <w:p>
-            <w:r/>
-            <w:r>
-              <w:t>TMF646</w:t>
-            </w:r>
-          </w:p>
-        </w:tc>
-        <w:tc>
-          <w:tcPr>
-            <w:tcW w:type="dxa" w:w="1217"/>
+            <w:tcW w:type="dxa" w:w="936"/>
+          </w:tcPr>
+          <w:p>
+            <w:r/>
+            <w:r>
+              <w:t>TMF641</w:t>
+            </w:r>
+          </w:p>
+        </w:tc>
+        <w:tc>
+          <w:tcPr>
+            <w:tcW w:type="dxa" w:w="2059"/>
+          </w:tcPr>
+          <w:p>
+            <w:r/>
+            <w:r>
+              <w:t>Service Ordering Management API</w:t>
+            </w:r>
+          </w:p>
+        </w:tc>
+        <w:tc>
+          <w:tcPr>
+            <w:tcW w:type="dxa" w:w="1123"/>
           </w:tcPr>
           <w:p>
             <w:r/>
@@ -5139,7 +5035,7 @@
         </w:tc>
         <w:tc>
           <w:tcPr>
-            <w:tcW w:type="dxa" w:w="1591"/>
+            <w:tcW w:type="dxa" w:w="1498"/>
           </w:tcPr>
           <w:p>
             <w:r/>
@@ -5150,47 +5046,23 @@
         </w:tc>
         <w:tc>
           <w:tcPr>
+            <w:tcW w:type="dxa" w:w="1778"/>
+          </w:tcPr>
+          <w:p>
+            <w:r/>
+            <w:r>
+              <w:t>cancelServiceOrder</w:t>
+            </w:r>
+          </w:p>
+        </w:tc>
+        <w:tc>
+          <w:tcPr>
             <w:tcW w:type="dxa" w:w="1966"/>
           </w:tcPr>
           <w:p>
             <w:r/>
             <w:r>
-              <w:t>appointment</w:t>
-            </w:r>
-            <w:r>
-              <w:br/>
-            </w:r>
-            <w:r>
-              <w:t>searchTimeSlot</w:t>
-            </w:r>
-          </w:p>
-        </w:tc>
-        <w:tc>
-          <w:tcPr>
-            <w:tcW w:type="dxa" w:w="1217"/>
-          </w:tcPr>
-          <w:p>
-            <w:r/>
-            <w:r>
-              <w:t>GET</w:t>
-            </w:r>
-            <w:r>
-              <w:br/>
-            </w:r>
-            <w:r>
-              <w:t>GET /id</w:t>
-            </w:r>
-            <w:r>
-              <w:br/>
-            </w:r>
-            <w:r>
-              <w:t>POST</w:t>
-            </w:r>
-            <w:r>
-              <w:br/>
-            </w:r>
-            <w:r>
-              <w:t>PATCH</w:t>
+              <w:t>GET, GET /id, POST</w:t>
             </w:r>
           </w:p>
         </w:tc>
@@ -5198,40 +5070,40 @@
       <w:tr>
         <w:tc>
           <w:tcPr>
-            <w:tcW w:type="dxa" w:w="1030"/>
-          </w:tcPr>
-          <w:p>
-            <w:r/>
-            <w:r>
-              <w:t>TMF652</w:t>
-            </w:r>
-          </w:p>
-        </w:tc>
-        <w:tc>
-          <w:tcPr>
-            <w:tcW w:type="dxa" w:w="2340"/>
-          </w:tcPr>
-          <w:p>
-            <w:r/>
-            <w:r>
-              <w:t>Resource Order Management API</w:t>
-            </w:r>
-          </w:p>
-        </w:tc>
-        <w:tc>
-          <w:tcPr>
-            <w:tcW w:type="dxa" w:w="1217"/>
-          </w:tcPr>
-          <w:p>
-            <w:r/>
-            <w:r>
-              <w:t>4</w:t>
-            </w:r>
-          </w:p>
-        </w:tc>
-        <w:tc>
-          <w:tcPr>
-            <w:tcW w:type="dxa" w:w="1591"/>
+            <w:tcW w:type="dxa" w:w="936"/>
+          </w:tcPr>
+          <w:p>
+            <w:r/>
+            <w:r>
+              <w:t>TMF645</w:t>
+            </w:r>
+          </w:p>
+        </w:tc>
+        <w:tc>
+          <w:tcPr>
+            <w:tcW w:type="dxa" w:w="2059"/>
+          </w:tcPr>
+          <w:p>
+            <w:r/>
+            <w:r>
+              <w:t>Service Qualification Management API</w:t>
+            </w:r>
+          </w:p>
+        </w:tc>
+        <w:tc>
+          <w:tcPr>
+            <w:tcW w:type="dxa" w:w="1123"/>
+          </w:tcPr>
+          <w:p>
+            <w:r/>
+            <w:r>
+              <w:t>5</w:t>
+            </w:r>
+          </w:p>
+        </w:tc>
+        <w:tc>
+          <w:tcPr>
+            <w:tcW w:type="dxa" w:w="1498"/>
           </w:tcPr>
           <w:p>
             <w:r/>
@@ -5242,53 +5114,23 @@
         </w:tc>
         <w:tc>
           <w:tcPr>
+            <w:tcW w:type="dxa" w:w="1778"/>
+          </w:tcPr>
+          <w:p>
+            <w:r/>
+            <w:r>
+              <w:t>checkServiceQualification</w:t>
+            </w:r>
+          </w:p>
+        </w:tc>
+        <w:tc>
+          <w:tcPr>
             <w:tcW w:type="dxa" w:w="1966"/>
           </w:tcPr>
           <w:p>
             <w:r/>
             <w:r>
-              <w:t>resourceOrder</w:t>
-            </w:r>
-            <w:r>
-              <w:br/>
-            </w:r>
-            <w:r>
-              <w:t>cancelResourceOrder</w:t>
-            </w:r>
-          </w:p>
-        </w:tc>
-        <w:tc>
-          <w:tcPr>
-            <w:tcW w:type="dxa" w:w="1217"/>
-          </w:tcPr>
-          <w:p>
-            <w:r/>
-            <w:r>
-              <w:t>GET</w:t>
-            </w:r>
-            <w:r>
-              <w:br/>
-            </w:r>
-            <w:r>
-              <w:t>GET /id</w:t>
-            </w:r>
-            <w:r>
-              <w:br/>
-            </w:r>
-            <w:r>
-              <w:t>POST</w:t>
-            </w:r>
-            <w:r>
-              <w:br/>
-            </w:r>
-            <w:r>
-              <w:t>PATCH</w:t>
-            </w:r>
-            <w:r>
-              <w:br/>
-            </w:r>
-            <w:r>
-              <w:t>DELETE</w:t>
+              <w:t>GET, GET /id, POST, PATCH</w:t>
             </w:r>
           </w:p>
         </w:tc>
@@ -5296,40 +5138,40 @@
       <w:tr>
         <w:tc>
           <w:tcPr>
-            <w:tcW w:type="dxa" w:w="1030"/>
-          </w:tcPr>
-          <w:p>
-            <w:r/>
-            <w:r>
-              <w:t>TMF653</w:t>
-            </w:r>
-          </w:p>
-        </w:tc>
-        <w:tc>
-          <w:tcPr>
-            <w:tcW w:type="dxa" w:w="2340"/>
-          </w:tcPr>
-          <w:p>
-            <w:r/>
-            <w:r>
-              <w:t>TMF653</w:t>
-            </w:r>
-          </w:p>
-        </w:tc>
-        <w:tc>
-          <w:tcPr>
-            <w:tcW w:type="dxa" w:w="1217"/>
-          </w:tcPr>
-          <w:p>
-            <w:r/>
-            <w:r>
-              <w:t>4</w:t>
-            </w:r>
-          </w:p>
-        </w:tc>
-        <w:tc>
-          <w:tcPr>
-            <w:tcW w:type="dxa" w:w="1591"/>
+            <w:tcW w:type="dxa" w:w="936"/>
+          </w:tcPr>
+          <w:p>
+            <w:r/>
+            <w:r>
+              <w:t>TMF645</w:t>
+            </w:r>
+          </w:p>
+        </w:tc>
+        <w:tc>
+          <w:tcPr>
+            <w:tcW w:type="dxa" w:w="2059"/>
+          </w:tcPr>
+          <w:p>
+            <w:r/>
+            <w:r>
+              <w:t>Service Qualification Management API</w:t>
+            </w:r>
+          </w:p>
+        </w:tc>
+        <w:tc>
+          <w:tcPr>
+            <w:tcW w:type="dxa" w:w="1123"/>
+          </w:tcPr>
+          <w:p>
+            <w:r/>
+            <w:r>
+              <w:t>5</w:t>
+            </w:r>
+          </w:p>
+        </w:tc>
+        <w:tc>
+          <w:tcPr>
+            <w:tcW w:type="dxa" w:w="1498"/>
           </w:tcPr>
           <w:p>
             <w:r/>
@@ -5340,35 +5182,23 @@
         </w:tc>
         <w:tc>
           <w:tcPr>
+            <w:tcW w:type="dxa" w:w="1778"/>
+          </w:tcPr>
+          <w:p>
+            <w:r/>
+            <w:r>
+              <w:t>queryServiceQualification</w:t>
+            </w:r>
+          </w:p>
+        </w:tc>
+        <w:tc>
+          <w:tcPr>
             <w:tcW w:type="dxa" w:w="1966"/>
           </w:tcPr>
           <w:p>
             <w:r/>
             <w:r>
-              <w:t>serviceTest</w:t>
-            </w:r>
-            <w:r>
-              <w:br/>
-            </w:r>
-            <w:r>
-              <w:t>serviceTestSpecification</w:t>
-            </w:r>
-          </w:p>
-        </w:tc>
-        <w:tc>
-          <w:tcPr>
-            <w:tcW w:type="dxa" w:w="1217"/>
-          </w:tcPr>
-          <w:p>
-            <w:r/>
-            <w:r>
-              <w:t>GET</w:t>
-            </w:r>
-            <w:r>
-              <w:br/>
-            </w:r>
-            <w:r>
-              <w:t>GET /id</w:t>
+              <w:t>GET, GET /id, POST, PATCH</w:t>
             </w:r>
           </w:p>
         </w:tc>
@@ -5376,40 +5206,40 @@
       <w:tr>
         <w:tc>
           <w:tcPr>
-            <w:tcW w:type="dxa" w:w="1030"/>
-          </w:tcPr>
-          <w:p>
-            <w:r/>
-            <w:r>
-              <w:t>TMF669</w:t>
-            </w:r>
-          </w:p>
-        </w:tc>
-        <w:tc>
-          <w:tcPr>
-            <w:tcW w:type="dxa" w:w="2340"/>
-          </w:tcPr>
-          <w:p>
-            <w:r/>
-            <w:r>
-              <w:t>TMF669</w:t>
-            </w:r>
-          </w:p>
-        </w:tc>
-        <w:tc>
-          <w:tcPr>
-            <w:tcW w:type="dxa" w:w="1217"/>
-          </w:tcPr>
-          <w:p>
-            <w:r/>
-            <w:r>
-              <w:t>5</w:t>
-            </w:r>
-          </w:p>
-        </w:tc>
-        <w:tc>
-          <w:tcPr>
-            <w:tcW w:type="dxa" w:w="1591"/>
+            <w:tcW w:type="dxa" w:w="936"/>
+          </w:tcPr>
+          <w:p>
+            <w:r/>
+            <w:r>
+              <w:t>TMF645</w:t>
+            </w:r>
+          </w:p>
+        </w:tc>
+        <w:tc>
+          <w:tcPr>
+            <w:tcW w:type="dxa" w:w="2059"/>
+          </w:tcPr>
+          <w:p>
+            <w:r/>
+            <w:r>
+              <w:t>Service Qualification Management API</w:t>
+            </w:r>
+          </w:p>
+        </w:tc>
+        <w:tc>
+          <w:tcPr>
+            <w:tcW w:type="dxa" w:w="1123"/>
+          </w:tcPr>
+          <w:p>
+            <w:r/>
+            <w:r>
+              <w:t>4</w:t>
+            </w:r>
+          </w:p>
+        </w:tc>
+        <w:tc>
+          <w:tcPr>
+            <w:tcW w:type="dxa" w:w="1498"/>
           </w:tcPr>
           <w:p>
             <w:r/>
@@ -5420,29 +5250,23 @@
         </w:tc>
         <w:tc>
           <w:tcPr>
+            <w:tcW w:type="dxa" w:w="1778"/>
+          </w:tcPr>
+          <w:p>
+            <w:r/>
+            <w:r>
+              <w:t>checkServiceQualification</w:t>
+            </w:r>
+          </w:p>
+        </w:tc>
+        <w:tc>
+          <w:tcPr>
             <w:tcW w:type="dxa" w:w="1966"/>
           </w:tcPr>
           <w:p>
             <w:r/>
             <w:r>
-              <w:t>partyRole</w:t>
-            </w:r>
-          </w:p>
-        </w:tc>
-        <w:tc>
-          <w:tcPr>
-            <w:tcW w:type="dxa" w:w="1217"/>
-          </w:tcPr>
-          <w:p>
-            <w:r/>
-            <w:r>
-              <w:t>GET</w:t>
-            </w:r>
-            <w:r>
-              <w:br/>
-            </w:r>
-            <w:r>
-              <w:t>GET /id</w:t>
+              <w:t>GET, GET /id, POST, PATCH</w:t>
             </w:r>
           </w:p>
         </w:tc>
@@ -5450,29 +5274,29 @@
       <w:tr>
         <w:tc>
           <w:tcPr>
-            <w:tcW w:type="dxa" w:w="1030"/>
-          </w:tcPr>
-          <w:p>
-            <w:r/>
-            <w:r>
-              <w:t>TMF669</w:t>
-            </w:r>
-          </w:p>
-        </w:tc>
-        <w:tc>
-          <w:tcPr>
-            <w:tcW w:type="dxa" w:w="2340"/>
-          </w:tcPr>
-          <w:p>
-            <w:r/>
-            <w:r>
-              <w:t>TMF669</w:t>
-            </w:r>
-          </w:p>
-        </w:tc>
-        <w:tc>
-          <w:tcPr>
-            <w:tcW w:type="dxa" w:w="1217"/>
+            <w:tcW w:type="dxa" w:w="936"/>
+          </w:tcPr>
+          <w:p>
+            <w:r/>
+            <w:r>
+              <w:t>TMF645</w:t>
+            </w:r>
+          </w:p>
+        </w:tc>
+        <w:tc>
+          <w:tcPr>
+            <w:tcW w:type="dxa" w:w="2059"/>
+          </w:tcPr>
+          <w:p>
+            <w:r/>
+            <w:r>
+              <w:t>Service Qualification Management API</w:t>
+            </w:r>
+          </w:p>
+        </w:tc>
+        <w:tc>
+          <w:tcPr>
+            <w:tcW w:type="dxa" w:w="1123"/>
           </w:tcPr>
           <w:p>
             <w:r/>
@@ -5483,7 +5307,7 @@
         </w:tc>
         <w:tc>
           <w:tcPr>
-            <w:tcW w:type="dxa" w:w="1591"/>
+            <w:tcW w:type="dxa" w:w="1498"/>
           </w:tcPr>
           <w:p>
             <w:r/>
@@ -5494,29 +5318,23 @@
         </w:tc>
         <w:tc>
           <w:tcPr>
+            <w:tcW w:type="dxa" w:w="1778"/>
+          </w:tcPr>
+          <w:p>
+            <w:r/>
+            <w:r>
+              <w:t>queryServiceQualification</w:t>
+            </w:r>
+          </w:p>
+        </w:tc>
+        <w:tc>
+          <w:tcPr>
             <w:tcW w:type="dxa" w:w="1966"/>
           </w:tcPr>
           <w:p>
             <w:r/>
             <w:r>
-              <w:t>partyRole</w:t>
-            </w:r>
-          </w:p>
-        </w:tc>
-        <w:tc>
-          <w:tcPr>
-            <w:tcW w:type="dxa" w:w="1217"/>
-          </w:tcPr>
-          <w:p>
-            <w:r/>
-            <w:r>
-              <w:t>GET</w:t>
-            </w:r>
-            <w:r>
-              <w:br/>
-            </w:r>
-            <w:r>
-              <w:t>GET /id</w:t>
+              <w:t>GET, GET /id, POST, PATCH</w:t>
             </w:r>
           </w:p>
         </w:tc>
@@ -5524,29 +5342,29 @@
       <w:tr>
         <w:tc>
           <w:tcPr>
-            <w:tcW w:type="dxa" w:w="1030"/>
-          </w:tcPr>
-          <w:p>
-            <w:r/>
-            <w:r>
-              <w:t>TMF673</w:t>
-            </w:r>
-          </w:p>
-        </w:tc>
-        <w:tc>
-          <w:tcPr>
-            <w:tcW w:type="dxa" w:w="2340"/>
-          </w:tcPr>
-          <w:p>
-            <w:r/>
-            <w:r>
-              <w:t>TMF673</w:t>
-            </w:r>
-          </w:p>
-        </w:tc>
-        <w:tc>
-          <w:tcPr>
-            <w:tcW w:type="dxa" w:w="1217"/>
+            <w:tcW w:type="dxa" w:w="936"/>
+          </w:tcPr>
+          <w:p>
+            <w:r/>
+            <w:r>
+              <w:t>TMF646</w:t>
+            </w:r>
+          </w:p>
+        </w:tc>
+        <w:tc>
+          <w:tcPr>
+            <w:tcW w:type="dxa" w:w="2059"/>
+          </w:tcPr>
+          <w:p>
+            <w:r/>
+            <w:r>
+              <w:t>TMF646</w:t>
+            </w:r>
+          </w:p>
+        </w:tc>
+        <w:tc>
+          <w:tcPr>
+            <w:tcW w:type="dxa" w:w="1123"/>
           </w:tcPr>
           <w:p>
             <w:r/>
@@ -5557,7 +5375,7 @@
         </w:tc>
         <w:tc>
           <w:tcPr>
-            <w:tcW w:type="dxa" w:w="1591"/>
+            <w:tcW w:type="dxa" w:w="1498"/>
           </w:tcPr>
           <w:p>
             <w:r/>
@@ -5568,47 +5386,23 @@
         </w:tc>
         <w:tc>
           <w:tcPr>
+            <w:tcW w:type="dxa" w:w="1778"/>
+          </w:tcPr>
+          <w:p>
+            <w:r/>
+            <w:r>
+              <w:t>appointment</w:t>
+            </w:r>
+          </w:p>
+        </w:tc>
+        <w:tc>
+          <w:tcPr>
             <w:tcW w:type="dxa" w:w="1966"/>
           </w:tcPr>
           <w:p>
             <w:r/>
             <w:r>
-              <w:t>geographicAddress</w:t>
-            </w:r>
-            <w:r>
-              <w:br/>
-            </w:r>
-            <w:r>
-              <w:t>geographicSubAddress</w:t>
-            </w:r>
-            <w:r>
-              <w:br/>
-            </w:r>
-            <w:r>
-              <w:t>geographicAddressValidation</w:t>
-            </w:r>
-          </w:p>
-        </w:tc>
-        <w:tc>
-          <w:tcPr>
-            <w:tcW w:type="dxa" w:w="1217"/>
-          </w:tcPr>
-          <w:p>
-            <w:r/>
-            <w:r>
-              <w:t>GET</w:t>
-            </w:r>
-            <w:r>
-              <w:br/>
-            </w:r>
-            <w:r>
-              <w:t>GET /id</w:t>
-            </w:r>
-            <w:r>
-              <w:br/>
-            </w:r>
-            <w:r>
-              <w:t>POST</w:t>
+              <w:t>GET, GET /id, POST, PATCH</w:t>
             </w:r>
           </w:p>
         </w:tc>
@@ -5616,29 +5410,29 @@
       <w:tr>
         <w:tc>
           <w:tcPr>
-            <w:tcW w:type="dxa" w:w="1030"/>
-          </w:tcPr>
-          <w:p>
-            <w:r/>
-            <w:r>
-              <w:t>TMF674</w:t>
-            </w:r>
-          </w:p>
-        </w:tc>
-        <w:tc>
-          <w:tcPr>
-            <w:tcW w:type="dxa" w:w="2340"/>
-          </w:tcPr>
-          <w:p>
-            <w:r/>
-            <w:r>
-              <w:t>TMF674</w:t>
-            </w:r>
-          </w:p>
-        </w:tc>
-        <w:tc>
-          <w:tcPr>
-            <w:tcW w:type="dxa" w:w="1217"/>
+            <w:tcW w:type="dxa" w:w="936"/>
+          </w:tcPr>
+          <w:p>
+            <w:r/>
+            <w:r>
+              <w:t>TMF646</w:t>
+            </w:r>
+          </w:p>
+        </w:tc>
+        <w:tc>
+          <w:tcPr>
+            <w:tcW w:type="dxa" w:w="2059"/>
+          </w:tcPr>
+          <w:p>
+            <w:r/>
+            <w:r>
+              <w:t>TMF646</w:t>
+            </w:r>
+          </w:p>
+        </w:tc>
+        <w:tc>
+          <w:tcPr>
+            <w:tcW w:type="dxa" w:w="1123"/>
           </w:tcPr>
           <w:p>
             <w:r/>
@@ -5649,7 +5443,7 @@
         </w:tc>
         <w:tc>
           <w:tcPr>
-            <w:tcW w:type="dxa" w:w="1591"/>
+            <w:tcW w:type="dxa" w:w="1498"/>
           </w:tcPr>
           <w:p>
             <w:r/>
@@ -5660,29 +5454,23 @@
         </w:tc>
         <w:tc>
           <w:tcPr>
+            <w:tcW w:type="dxa" w:w="1778"/>
+          </w:tcPr>
+          <w:p>
+            <w:r/>
+            <w:r>
+              <w:t>searchTimeSlot</w:t>
+            </w:r>
+          </w:p>
+        </w:tc>
+        <w:tc>
+          <w:tcPr>
             <w:tcW w:type="dxa" w:w="1966"/>
           </w:tcPr>
           <w:p>
             <w:r/>
             <w:r>
-              <w:t>geographicLocation</w:t>
-            </w:r>
-          </w:p>
-        </w:tc>
-        <w:tc>
-          <w:tcPr>
-            <w:tcW w:type="dxa" w:w="1217"/>
-          </w:tcPr>
-          <w:p>
-            <w:r/>
-            <w:r>
-              <w:t>GET</w:t>
-            </w:r>
-            <w:r>
-              <w:br/>
-            </w:r>
-            <w:r>
-              <w:t>GET /id</w:t>
+              <w:t>GET, GET /id, POST, PATCH</w:t>
             </w:r>
           </w:p>
         </w:tc>
@@ -5690,29 +5478,29 @@
       <w:tr>
         <w:tc>
           <w:tcPr>
-            <w:tcW w:type="dxa" w:w="1030"/>
-          </w:tcPr>
-          <w:p>
-            <w:r/>
-            <w:r>
-              <w:t>TMF675</w:t>
-            </w:r>
-          </w:p>
-        </w:tc>
-        <w:tc>
-          <w:tcPr>
-            <w:tcW w:type="dxa" w:w="2340"/>
-          </w:tcPr>
-          <w:p>
-            <w:r/>
-            <w:r>
-              <w:t>TMF675</w:t>
-            </w:r>
-          </w:p>
-        </w:tc>
-        <w:tc>
-          <w:tcPr>
-            <w:tcW w:type="dxa" w:w="1217"/>
+            <w:tcW w:type="dxa" w:w="936"/>
+          </w:tcPr>
+          <w:p>
+            <w:r/>
+            <w:r>
+              <w:t>TMF652</w:t>
+            </w:r>
+          </w:p>
+        </w:tc>
+        <w:tc>
+          <w:tcPr>
+            <w:tcW w:type="dxa" w:w="2059"/>
+          </w:tcPr>
+          <w:p>
+            <w:r/>
+            <w:r>
+              <w:t>Resource Order Management API</w:t>
+            </w:r>
+          </w:p>
+        </w:tc>
+        <w:tc>
+          <w:tcPr>
+            <w:tcW w:type="dxa" w:w="1123"/>
           </w:tcPr>
           <w:p>
             <w:r/>
@@ -5723,7 +5511,7 @@
         </w:tc>
         <w:tc>
           <w:tcPr>
-            <w:tcW w:type="dxa" w:w="1591"/>
+            <w:tcW w:type="dxa" w:w="1498"/>
           </w:tcPr>
           <w:p>
             <w:r/>
@@ -5734,29 +5522,23 @@
         </w:tc>
         <w:tc>
           <w:tcPr>
+            <w:tcW w:type="dxa" w:w="1778"/>
+          </w:tcPr>
+          <w:p>
+            <w:r/>
+            <w:r>
+              <w:t>resourceOrder</w:t>
+            </w:r>
+          </w:p>
+        </w:tc>
+        <w:tc>
+          <w:tcPr>
             <w:tcW w:type="dxa" w:w="1966"/>
           </w:tcPr>
           <w:p>
             <w:r/>
             <w:r>
-              <w:t>geographicSite</w:t>
-            </w:r>
-          </w:p>
-        </w:tc>
-        <w:tc>
-          <w:tcPr>
-            <w:tcW w:type="dxa" w:w="1217"/>
-          </w:tcPr>
-          <w:p>
-            <w:r/>
-            <w:r>
-              <w:t>GET</w:t>
-            </w:r>
-            <w:r>
-              <w:br/>
-            </w:r>
-            <w:r>
-              <w:t>GET /id</w:t>
+              <w:t>GET, GET /id, POST, PATCH, DELETE</w:t>
             </w:r>
           </w:p>
         </w:tc>
@@ -5764,29 +5546,29 @@
       <w:tr>
         <w:tc>
           <w:tcPr>
-            <w:tcW w:type="dxa" w:w="1030"/>
-          </w:tcPr>
-          <w:p>
-            <w:r/>
-            <w:r>
-              <w:t>TMF681</w:t>
-            </w:r>
-          </w:p>
-        </w:tc>
-        <w:tc>
-          <w:tcPr>
-            <w:tcW w:type="dxa" w:w="2340"/>
-          </w:tcPr>
-          <w:p>
-            <w:r/>
-            <w:r>
-              <w:t>Communication Management API</w:t>
-            </w:r>
-          </w:p>
-        </w:tc>
-        <w:tc>
-          <w:tcPr>
-            <w:tcW w:type="dxa" w:w="1217"/>
+            <w:tcW w:type="dxa" w:w="936"/>
+          </w:tcPr>
+          <w:p>
+            <w:r/>
+            <w:r>
+              <w:t>TMF652</w:t>
+            </w:r>
+          </w:p>
+        </w:tc>
+        <w:tc>
+          <w:tcPr>
+            <w:tcW w:type="dxa" w:w="2059"/>
+          </w:tcPr>
+          <w:p>
+            <w:r/>
+            <w:r>
+              <w:t>Resource Order Management API</w:t>
+            </w:r>
+          </w:p>
+        </w:tc>
+        <w:tc>
+          <w:tcPr>
+            <w:tcW w:type="dxa" w:w="1123"/>
           </w:tcPr>
           <w:p>
             <w:r/>
@@ -5797,7 +5579,7 @@
         </w:tc>
         <w:tc>
           <w:tcPr>
-            <w:tcW w:type="dxa" w:w="1591"/>
+            <w:tcW w:type="dxa" w:w="1498"/>
           </w:tcPr>
           <w:p>
             <w:r/>
@@ -5808,29 +5590,23 @@
         </w:tc>
         <w:tc>
           <w:tcPr>
+            <w:tcW w:type="dxa" w:w="1778"/>
+          </w:tcPr>
+          <w:p>
+            <w:r/>
+            <w:r>
+              <w:t>cancelResourceOrder</w:t>
+            </w:r>
+          </w:p>
+        </w:tc>
+        <w:tc>
+          <w:tcPr>
             <w:tcW w:type="dxa" w:w="1966"/>
           </w:tcPr>
           <w:p>
             <w:r/>
             <w:r>
-              <w:t>communicationMessage</w:t>
-            </w:r>
-          </w:p>
-        </w:tc>
-        <w:tc>
-          <w:tcPr>
-            <w:tcW w:type="dxa" w:w="1217"/>
-          </w:tcPr>
-          <w:p>
-            <w:r/>
-            <w:r>
-              <w:t>GET</w:t>
-            </w:r>
-            <w:r>
-              <w:br/>
-            </w:r>
-            <w:r>
-              <w:t>GET /id</w:t>
+              <w:t>GET, GET /id, POST, PATCH, DELETE</w:t>
             </w:r>
           </w:p>
         </w:tc>
@@ -5838,29 +5614,29 @@
       <w:tr>
         <w:tc>
           <w:tcPr>
-            <w:tcW w:type="dxa" w:w="1030"/>
-          </w:tcPr>
-          <w:p>
-            <w:r/>
-            <w:r>
-              <w:t>TMF697</w:t>
-            </w:r>
-          </w:p>
-        </w:tc>
-        <w:tc>
-          <w:tcPr>
-            <w:tcW w:type="dxa" w:w="2340"/>
-          </w:tcPr>
-          <w:p>
-            <w:r/>
-            <w:r>
-              <w:t>TMF697</w:t>
-            </w:r>
-          </w:p>
-        </w:tc>
-        <w:tc>
-          <w:tcPr>
-            <w:tcW w:type="dxa" w:w="1217"/>
+            <w:tcW w:type="dxa" w:w="936"/>
+          </w:tcPr>
+          <w:p>
+            <w:r/>
+            <w:r>
+              <w:t>TMF653</w:t>
+            </w:r>
+          </w:p>
+        </w:tc>
+        <w:tc>
+          <w:tcPr>
+            <w:tcW w:type="dxa" w:w="2059"/>
+          </w:tcPr>
+          <w:p>
+            <w:r/>
+            <w:r>
+              <w:t>TMF653</w:t>
+            </w:r>
+          </w:p>
+        </w:tc>
+        <w:tc>
+          <w:tcPr>
+            <w:tcW w:type="dxa" w:w="1123"/>
           </w:tcPr>
           <w:p>
             <w:r/>
@@ -5871,7 +5647,7 @@
         </w:tc>
         <w:tc>
           <w:tcPr>
-            <w:tcW w:type="dxa" w:w="1591"/>
+            <w:tcW w:type="dxa" w:w="1498"/>
           </w:tcPr>
           <w:p>
             <w:r/>
@@ -5882,29 +5658,23 @@
         </w:tc>
         <w:tc>
           <w:tcPr>
+            <w:tcW w:type="dxa" w:w="1778"/>
+          </w:tcPr>
+          <w:p>
+            <w:r/>
+            <w:r>
+              <w:t>serviceTest</w:t>
+            </w:r>
+          </w:p>
+        </w:tc>
+        <w:tc>
+          <w:tcPr>
             <w:tcW w:type="dxa" w:w="1966"/>
           </w:tcPr>
           <w:p>
             <w:r/>
             <w:r>
-              <w:t>workOrder</w:t>
-            </w:r>
-          </w:p>
-        </w:tc>
-        <w:tc>
-          <w:tcPr>
-            <w:tcW w:type="dxa" w:w="1217"/>
-          </w:tcPr>
-          <w:p>
-            <w:r/>
-            <w:r>
-              <w:t>GET</w:t>
-            </w:r>
-            <w:r>
-              <w:br/>
-            </w:r>
-            <w:r>
-              <w:t>GET /id</w:t>
+              <w:t>GET, GET /id</w:t>
             </w:r>
           </w:p>
         </w:tc>
@@ -5912,7 +5682,687 @@
       <w:tr>
         <w:tc>
           <w:tcPr>
-            <w:tcW w:type="dxa" w:w="1030"/>
+            <w:tcW w:type="dxa" w:w="936"/>
+          </w:tcPr>
+          <w:p>
+            <w:r/>
+            <w:r>
+              <w:t>TMF653</w:t>
+            </w:r>
+          </w:p>
+        </w:tc>
+        <w:tc>
+          <w:tcPr>
+            <w:tcW w:type="dxa" w:w="2059"/>
+          </w:tcPr>
+          <w:p>
+            <w:r/>
+            <w:r>
+              <w:t>TMF653</w:t>
+            </w:r>
+          </w:p>
+        </w:tc>
+        <w:tc>
+          <w:tcPr>
+            <w:tcW w:type="dxa" w:w="1123"/>
+          </w:tcPr>
+          <w:p>
+            <w:r/>
+            <w:r>
+              <w:t>4</w:t>
+            </w:r>
+          </w:p>
+        </w:tc>
+        <w:tc>
+          <w:tcPr>
+            <w:tcW w:type="dxa" w:w="1498"/>
+          </w:tcPr>
+          <w:p>
+            <w:r/>
+            <w:r>
+              <w:t>Optional</w:t>
+            </w:r>
+          </w:p>
+        </w:tc>
+        <w:tc>
+          <w:tcPr>
+            <w:tcW w:type="dxa" w:w="1778"/>
+          </w:tcPr>
+          <w:p>
+            <w:r/>
+            <w:r>
+              <w:t>serviceTestSpecification</w:t>
+            </w:r>
+          </w:p>
+        </w:tc>
+        <w:tc>
+          <w:tcPr>
+            <w:tcW w:type="dxa" w:w="1966"/>
+          </w:tcPr>
+          <w:p>
+            <w:r/>
+            <w:r>
+              <w:t>GET, GET /id</w:t>
+            </w:r>
+          </w:p>
+        </w:tc>
+      </w:tr>
+      <w:tr>
+        <w:tc>
+          <w:tcPr>
+            <w:tcW w:type="dxa" w:w="936"/>
+          </w:tcPr>
+          <w:p>
+            <w:r/>
+            <w:r>
+              <w:t>TMF669</w:t>
+            </w:r>
+          </w:p>
+        </w:tc>
+        <w:tc>
+          <w:tcPr>
+            <w:tcW w:type="dxa" w:w="2059"/>
+          </w:tcPr>
+          <w:p>
+            <w:r/>
+            <w:r>
+              <w:t>TMF669</w:t>
+            </w:r>
+          </w:p>
+        </w:tc>
+        <w:tc>
+          <w:tcPr>
+            <w:tcW w:type="dxa" w:w="1123"/>
+          </w:tcPr>
+          <w:p>
+            <w:r/>
+            <w:r>
+              <w:t>5</w:t>
+            </w:r>
+          </w:p>
+        </w:tc>
+        <w:tc>
+          <w:tcPr>
+            <w:tcW w:type="dxa" w:w="1498"/>
+          </w:tcPr>
+          <w:p>
+            <w:r/>
+            <w:r>
+              <w:t>Optional</w:t>
+            </w:r>
+          </w:p>
+        </w:tc>
+        <w:tc>
+          <w:tcPr>
+            <w:tcW w:type="dxa" w:w="1778"/>
+          </w:tcPr>
+          <w:p>
+            <w:r/>
+            <w:r>
+              <w:t>partyRole</w:t>
+            </w:r>
+          </w:p>
+        </w:tc>
+        <w:tc>
+          <w:tcPr>
+            <w:tcW w:type="dxa" w:w="1966"/>
+          </w:tcPr>
+          <w:p>
+            <w:r/>
+            <w:r>
+              <w:t>GET, GET /id</w:t>
+            </w:r>
+          </w:p>
+        </w:tc>
+      </w:tr>
+      <w:tr>
+        <w:tc>
+          <w:tcPr>
+            <w:tcW w:type="dxa" w:w="936"/>
+          </w:tcPr>
+          <w:p>
+            <w:r/>
+            <w:r>
+              <w:t>TMF669</w:t>
+            </w:r>
+          </w:p>
+        </w:tc>
+        <w:tc>
+          <w:tcPr>
+            <w:tcW w:type="dxa" w:w="2059"/>
+          </w:tcPr>
+          <w:p>
+            <w:r/>
+            <w:r>
+              <w:t>TMF669</w:t>
+            </w:r>
+          </w:p>
+        </w:tc>
+        <w:tc>
+          <w:tcPr>
+            <w:tcW w:type="dxa" w:w="1123"/>
+          </w:tcPr>
+          <w:p>
+            <w:r/>
+            <w:r>
+              <w:t>4</w:t>
+            </w:r>
+          </w:p>
+        </w:tc>
+        <w:tc>
+          <w:tcPr>
+            <w:tcW w:type="dxa" w:w="1498"/>
+          </w:tcPr>
+          <w:p>
+            <w:r/>
+            <w:r>
+              <w:t>Optional</w:t>
+            </w:r>
+          </w:p>
+        </w:tc>
+        <w:tc>
+          <w:tcPr>
+            <w:tcW w:type="dxa" w:w="1778"/>
+          </w:tcPr>
+          <w:p>
+            <w:r/>
+            <w:r>
+              <w:t>partyRole</w:t>
+            </w:r>
+          </w:p>
+        </w:tc>
+        <w:tc>
+          <w:tcPr>
+            <w:tcW w:type="dxa" w:w="1966"/>
+          </w:tcPr>
+          <w:p>
+            <w:r/>
+            <w:r>
+              <w:t>GET, GET /id</w:t>
+            </w:r>
+          </w:p>
+        </w:tc>
+      </w:tr>
+      <w:tr>
+        <w:tc>
+          <w:tcPr>
+            <w:tcW w:type="dxa" w:w="936"/>
+          </w:tcPr>
+          <w:p>
+            <w:r/>
+            <w:r>
+              <w:t>TMF673</w:t>
+            </w:r>
+          </w:p>
+        </w:tc>
+        <w:tc>
+          <w:tcPr>
+            <w:tcW w:type="dxa" w:w="2059"/>
+          </w:tcPr>
+          <w:p>
+            <w:r/>
+            <w:r>
+              <w:t>TMF673</w:t>
+            </w:r>
+          </w:p>
+        </w:tc>
+        <w:tc>
+          <w:tcPr>
+            <w:tcW w:type="dxa" w:w="1123"/>
+          </w:tcPr>
+          <w:p>
+            <w:r/>
+            <w:r>
+              <w:t>4</w:t>
+            </w:r>
+          </w:p>
+        </w:tc>
+        <w:tc>
+          <w:tcPr>
+            <w:tcW w:type="dxa" w:w="1498"/>
+          </w:tcPr>
+          <w:p>
+            <w:r/>
+            <w:r>
+              <w:t>Optional</w:t>
+            </w:r>
+          </w:p>
+        </w:tc>
+        <w:tc>
+          <w:tcPr>
+            <w:tcW w:type="dxa" w:w="1778"/>
+          </w:tcPr>
+          <w:p>
+            <w:r/>
+            <w:r>
+              <w:t>geographicAddress</w:t>
+            </w:r>
+          </w:p>
+        </w:tc>
+        <w:tc>
+          <w:tcPr>
+            <w:tcW w:type="dxa" w:w="1966"/>
+          </w:tcPr>
+          <w:p>
+            <w:r/>
+            <w:r>
+              <w:t>GET, GET /id</w:t>
+            </w:r>
+          </w:p>
+        </w:tc>
+      </w:tr>
+      <w:tr>
+        <w:tc>
+          <w:tcPr>
+            <w:tcW w:type="dxa" w:w="936"/>
+          </w:tcPr>
+          <w:p>
+            <w:r/>
+            <w:r>
+              <w:t>TMF673</w:t>
+            </w:r>
+          </w:p>
+        </w:tc>
+        <w:tc>
+          <w:tcPr>
+            <w:tcW w:type="dxa" w:w="2059"/>
+          </w:tcPr>
+          <w:p>
+            <w:r/>
+            <w:r>
+              <w:t>TMF673</w:t>
+            </w:r>
+          </w:p>
+        </w:tc>
+        <w:tc>
+          <w:tcPr>
+            <w:tcW w:type="dxa" w:w="1123"/>
+          </w:tcPr>
+          <w:p>
+            <w:r/>
+            <w:r>
+              <w:t>4</w:t>
+            </w:r>
+          </w:p>
+        </w:tc>
+        <w:tc>
+          <w:tcPr>
+            <w:tcW w:type="dxa" w:w="1498"/>
+          </w:tcPr>
+          <w:p>
+            <w:r/>
+            <w:r>
+              <w:t>Optional</w:t>
+            </w:r>
+          </w:p>
+        </w:tc>
+        <w:tc>
+          <w:tcPr>
+            <w:tcW w:type="dxa" w:w="1778"/>
+          </w:tcPr>
+          <w:p>
+            <w:r/>
+            <w:r>
+              <w:t>geographicSubAddress</w:t>
+            </w:r>
+          </w:p>
+        </w:tc>
+        <w:tc>
+          <w:tcPr>
+            <w:tcW w:type="dxa" w:w="1966"/>
+          </w:tcPr>
+          <w:p>
+            <w:r/>
+            <w:r>
+              <w:t>GET, GET /id</w:t>
+            </w:r>
+          </w:p>
+        </w:tc>
+      </w:tr>
+      <w:tr>
+        <w:tc>
+          <w:tcPr>
+            <w:tcW w:type="dxa" w:w="936"/>
+          </w:tcPr>
+          <w:p>
+            <w:r/>
+            <w:r>
+              <w:t>TMF673</w:t>
+            </w:r>
+          </w:p>
+        </w:tc>
+        <w:tc>
+          <w:tcPr>
+            <w:tcW w:type="dxa" w:w="2059"/>
+          </w:tcPr>
+          <w:p>
+            <w:r/>
+            <w:r>
+              <w:t>TMF673</w:t>
+            </w:r>
+          </w:p>
+        </w:tc>
+        <w:tc>
+          <w:tcPr>
+            <w:tcW w:type="dxa" w:w="1123"/>
+          </w:tcPr>
+          <w:p>
+            <w:r/>
+            <w:r>
+              <w:t>4</w:t>
+            </w:r>
+          </w:p>
+        </w:tc>
+        <w:tc>
+          <w:tcPr>
+            <w:tcW w:type="dxa" w:w="1498"/>
+          </w:tcPr>
+          <w:p>
+            <w:r/>
+            <w:r>
+              <w:t>Optional</w:t>
+            </w:r>
+          </w:p>
+        </w:tc>
+        <w:tc>
+          <w:tcPr>
+            <w:tcW w:type="dxa" w:w="1778"/>
+          </w:tcPr>
+          <w:p>
+            <w:r/>
+            <w:r>
+              <w:t>geographicAddressValidation</w:t>
+            </w:r>
+          </w:p>
+        </w:tc>
+        <w:tc>
+          <w:tcPr>
+            <w:tcW w:type="dxa" w:w="1966"/>
+          </w:tcPr>
+          <w:p>
+            <w:r/>
+            <w:r>
+              <w:t>GET, GET /id, POST</w:t>
+            </w:r>
+          </w:p>
+        </w:tc>
+      </w:tr>
+      <w:tr>
+        <w:tc>
+          <w:tcPr>
+            <w:tcW w:type="dxa" w:w="936"/>
+          </w:tcPr>
+          <w:p>
+            <w:r/>
+            <w:r>
+              <w:t>TMF674</w:t>
+            </w:r>
+          </w:p>
+        </w:tc>
+        <w:tc>
+          <w:tcPr>
+            <w:tcW w:type="dxa" w:w="2059"/>
+          </w:tcPr>
+          <w:p>
+            <w:r/>
+            <w:r>
+              <w:t>TMF674</w:t>
+            </w:r>
+          </w:p>
+        </w:tc>
+        <w:tc>
+          <w:tcPr>
+            <w:tcW w:type="dxa" w:w="1123"/>
+          </w:tcPr>
+          <w:p>
+            <w:r/>
+            <w:r>
+              <w:t>4</w:t>
+            </w:r>
+          </w:p>
+        </w:tc>
+        <w:tc>
+          <w:tcPr>
+            <w:tcW w:type="dxa" w:w="1498"/>
+          </w:tcPr>
+          <w:p>
+            <w:r/>
+            <w:r>
+              <w:t>Optional</w:t>
+            </w:r>
+          </w:p>
+        </w:tc>
+        <w:tc>
+          <w:tcPr>
+            <w:tcW w:type="dxa" w:w="1778"/>
+          </w:tcPr>
+          <w:p>
+            <w:r/>
+            <w:r>
+              <w:t>geographicLocation</w:t>
+            </w:r>
+          </w:p>
+        </w:tc>
+        <w:tc>
+          <w:tcPr>
+            <w:tcW w:type="dxa" w:w="1966"/>
+          </w:tcPr>
+          <w:p>
+            <w:r/>
+            <w:r>
+              <w:t>GET, GET /id</w:t>
+            </w:r>
+          </w:p>
+        </w:tc>
+      </w:tr>
+      <w:tr>
+        <w:tc>
+          <w:tcPr>
+            <w:tcW w:type="dxa" w:w="936"/>
+          </w:tcPr>
+          <w:p>
+            <w:r/>
+            <w:r>
+              <w:t>TMF675</w:t>
+            </w:r>
+          </w:p>
+        </w:tc>
+        <w:tc>
+          <w:tcPr>
+            <w:tcW w:type="dxa" w:w="2059"/>
+          </w:tcPr>
+          <w:p>
+            <w:r/>
+            <w:r>
+              <w:t>TMF675</w:t>
+            </w:r>
+          </w:p>
+        </w:tc>
+        <w:tc>
+          <w:tcPr>
+            <w:tcW w:type="dxa" w:w="1123"/>
+          </w:tcPr>
+          <w:p>
+            <w:r/>
+            <w:r>
+              <w:t>4</w:t>
+            </w:r>
+          </w:p>
+        </w:tc>
+        <w:tc>
+          <w:tcPr>
+            <w:tcW w:type="dxa" w:w="1498"/>
+          </w:tcPr>
+          <w:p>
+            <w:r/>
+            <w:r>
+              <w:t>Optional</w:t>
+            </w:r>
+          </w:p>
+        </w:tc>
+        <w:tc>
+          <w:tcPr>
+            <w:tcW w:type="dxa" w:w="1778"/>
+          </w:tcPr>
+          <w:p>
+            <w:r/>
+            <w:r>
+              <w:t>geographicSite</w:t>
+            </w:r>
+          </w:p>
+        </w:tc>
+        <w:tc>
+          <w:tcPr>
+            <w:tcW w:type="dxa" w:w="1966"/>
+          </w:tcPr>
+          <w:p>
+            <w:r/>
+            <w:r>
+              <w:t>GET, GET /id</w:t>
+            </w:r>
+          </w:p>
+        </w:tc>
+      </w:tr>
+      <w:tr>
+        <w:tc>
+          <w:tcPr>
+            <w:tcW w:type="dxa" w:w="936"/>
+          </w:tcPr>
+          <w:p>
+            <w:r/>
+            <w:r>
+              <w:t>TMF681</w:t>
+            </w:r>
+          </w:p>
+        </w:tc>
+        <w:tc>
+          <w:tcPr>
+            <w:tcW w:type="dxa" w:w="2059"/>
+          </w:tcPr>
+          <w:p>
+            <w:r/>
+            <w:r>
+              <w:t>Communication Management API</w:t>
+            </w:r>
+          </w:p>
+        </w:tc>
+        <w:tc>
+          <w:tcPr>
+            <w:tcW w:type="dxa" w:w="1123"/>
+          </w:tcPr>
+          <w:p>
+            <w:r/>
+            <w:r>
+              <w:t>4</w:t>
+            </w:r>
+          </w:p>
+        </w:tc>
+        <w:tc>
+          <w:tcPr>
+            <w:tcW w:type="dxa" w:w="1498"/>
+          </w:tcPr>
+          <w:p>
+            <w:r/>
+            <w:r>
+              <w:t>Optional</w:t>
+            </w:r>
+          </w:p>
+        </w:tc>
+        <w:tc>
+          <w:tcPr>
+            <w:tcW w:type="dxa" w:w="1778"/>
+          </w:tcPr>
+          <w:p>
+            <w:r/>
+            <w:r>
+              <w:t>communicationMessage</w:t>
+            </w:r>
+          </w:p>
+        </w:tc>
+        <w:tc>
+          <w:tcPr>
+            <w:tcW w:type="dxa" w:w="1966"/>
+          </w:tcPr>
+          <w:p>
+            <w:r/>
+            <w:r>
+              <w:t>GET, GET /id</w:t>
+            </w:r>
+          </w:p>
+        </w:tc>
+      </w:tr>
+      <w:tr>
+        <w:tc>
+          <w:tcPr>
+            <w:tcW w:type="dxa" w:w="936"/>
+          </w:tcPr>
+          <w:p>
+            <w:r/>
+            <w:r>
+              <w:t>TMF697</w:t>
+            </w:r>
+          </w:p>
+        </w:tc>
+        <w:tc>
+          <w:tcPr>
+            <w:tcW w:type="dxa" w:w="2059"/>
+          </w:tcPr>
+          <w:p>
+            <w:r/>
+            <w:r>
+              <w:t>TMF697</w:t>
+            </w:r>
+          </w:p>
+        </w:tc>
+        <w:tc>
+          <w:tcPr>
+            <w:tcW w:type="dxa" w:w="1123"/>
+          </w:tcPr>
+          <w:p>
+            <w:r/>
+            <w:r>
+              <w:t>4</w:t>
+            </w:r>
+          </w:p>
+        </w:tc>
+        <w:tc>
+          <w:tcPr>
+            <w:tcW w:type="dxa" w:w="1498"/>
+          </w:tcPr>
+          <w:p>
+            <w:r/>
+            <w:r>
+              <w:t>Optional</w:t>
+            </w:r>
+          </w:p>
+        </w:tc>
+        <w:tc>
+          <w:tcPr>
+            <w:tcW w:type="dxa" w:w="1778"/>
+          </w:tcPr>
+          <w:p>
+            <w:r/>
+            <w:r>
+              <w:t>workOrder</w:t>
+            </w:r>
+          </w:p>
+        </w:tc>
+        <w:tc>
+          <w:tcPr>
+            <w:tcW w:type="dxa" w:w="1966"/>
+          </w:tcPr>
+          <w:p>
+            <w:r/>
+            <w:r>
+              <w:t>GET, GET /id</w:t>
+            </w:r>
+          </w:p>
+        </w:tc>
+      </w:tr>
+      <w:tr>
+        <w:tc>
+          <w:tcPr>
+            <w:tcW w:type="dxa" w:w="936"/>
           </w:tcPr>
           <w:p>
             <w:r/>
@@ -5923,18 +6373,18 @@
         </w:tc>
         <w:tc>
           <w:tcPr>
-            <w:tcW w:type="dxa" w:w="2340"/>
-          </w:tcPr>
-          <w:p>
-            <w:r/>
-            <w:r>
-              <w:t>Process Flow Management API</w:t>
-            </w:r>
-          </w:p>
-        </w:tc>
-        <w:tc>
-          <w:tcPr>
-            <w:tcW w:type="dxa" w:w="1217"/>
+            <w:tcW w:type="dxa" w:w="2059"/>
+          </w:tcPr>
+          <w:p>
+            <w:r/>
+            <w:r>
+              <w:t>UNRESOLVED-TMF701</w:t>
+            </w:r>
+          </w:p>
+        </w:tc>
+        <w:tc>
+          <w:tcPr>
+            <w:tcW w:type="dxa" w:w="1123"/>
           </w:tcPr>
           <w:p>
             <w:r/>
@@ -5945,7 +6395,7 @@
         </w:tc>
         <w:tc>
           <w:tcPr>
-            <w:tcW w:type="dxa" w:w="1591"/>
+            <w:tcW w:type="dxa" w:w="1498"/>
           </w:tcPr>
           <w:p>
             <w:r/>
@@ -5956,41 +6406,23 @@
         </w:tc>
         <w:tc>
           <w:tcPr>
+            <w:tcW w:type="dxa" w:w="1778"/>
+          </w:tcPr>
+          <w:p>
+            <w:r/>
+            <w:r>
+              <w:t>processFlow</w:t>
+            </w:r>
+          </w:p>
+        </w:tc>
+        <w:tc>
+          <w:tcPr>
             <w:tcW w:type="dxa" w:w="1966"/>
           </w:tcPr>
           <w:p>
             <w:r/>
             <w:r>
-              <w:t>processFlow</w:t>
-            </w:r>
-          </w:p>
-        </w:tc>
-        <w:tc>
-          <w:tcPr>
-            <w:tcW w:type="dxa" w:w="1217"/>
-          </w:tcPr>
-          <w:p>
-            <w:r/>
-            <w:r>
-              <w:t>POST</w:t>
-            </w:r>
-            <w:r>
-              <w:br/>
-            </w:r>
-            <w:r>
-              <w:t>GET</w:t>
-            </w:r>
-            <w:r>
-              <w:br/>
-            </w:r>
-            <w:r>
-              <w:t>GET /id</w:t>
-            </w:r>
-            <w:r>
-              <w:br/>
-            </w:r>
-            <w:r>
-              <w:t>PATCH</w:t>
+              <w:t>POST, GET, GET /id, PATCH</w:t>
             </w:r>
           </w:p>
         </w:tc>
@@ -6045,7 +6477,7 @@
       <w:r>
         <w:drawing>
           <wp:inline xmlns:a="http://schemas.openxmlformats.org/drawingml/2006/main" xmlns:pic="http://schemas.openxmlformats.org/drawingml/2006/picture">
-            <wp:extent cx="5394960" cy="4871689"/>
+            <wp:extent cx="5394960" cy="4882703"/>
             <wp:docPr id="5" name="Picture 5"/>
             <wp:cNvGraphicFramePr>
               <a:graphicFrameLocks noChangeAspect="1"/>
@@ -6066,7 +6498,7 @@
                   <pic:spPr>
                     <a:xfrm>
                       <a:off x="0" y="0"/>
-                      <a:ext cx="5394960" cy="4871689"/>
+                      <a:ext cx="5394960" cy="4882703"/>
                     </a:xfrm>
                     <a:prstGeom prst="rect"/>
                   </pic:spPr>
@@ -6281,7 +6713,7 @@
           <w:p>
             <w:r/>
             <w:r>
-              <w:t>Process Flow Management API</w:t>
+              <w:t>UNRESOLVED-TMF701</w:t>
             </w:r>
           </w:p>
         </w:tc>

--- a/specifications/TMFC007-ServiceOrderManagement/Diagrams/TMFC007_Service_Order_Management.docx
+++ b/specifications/TMFC007-ServiceOrderManagement/Diagrams/TMFC007_Service_Order_Management.docx
@@ -7068,46 +7068,13 @@
           </w:p>
         </w:tc>
       </w:tr>
-      <w:tr>
-        <w:tc>
-          <w:tcPr>
-            <w:tcW w:type="dxa" w:w="1310"/>
-          </w:tcPr>
-          <w:p>
-            <w:r/>
-            <w:r>
-              <w:t>TMF681</w:t>
-            </w:r>
-          </w:p>
-        </w:tc>
-        <w:tc>
-          <w:tcPr>
-            <w:tcW w:type="dxa" w:w="3838"/>
-          </w:tcPr>
-          <w:p>
-            <w:r/>
-            <w:r>
-              <w:t>Communication Management API</w:t>
-            </w:r>
-          </w:p>
-        </w:tc>
-        <w:tc>
-          <w:tcPr>
-            <w:tcW w:type="dxa" w:w="4212"/>
-          </w:tcPr>
-          <w:p>
-            <w:r/>
-            <w:r/>
-          </w:p>
-        </w:tc>
-      </w:tr>
     </w:tbl>
     <w:p/>
     <w:p>
       <w:r>
         <w:drawing>
           <wp:inline xmlns:a="http://schemas.openxmlformats.org/drawingml/2006/main" xmlns:pic="http://schemas.openxmlformats.org/drawingml/2006/picture">
-            <wp:extent cx="5394960" cy="1854348"/>
+            <wp:extent cx="5394960" cy="1543755"/>
             <wp:docPr id="7" name="Picture 7"/>
             <wp:cNvGraphicFramePr>
               <a:graphicFrameLocks noChangeAspect="1"/>
@@ -7128,7 +7095,7 @@
                   <pic:spPr>
                     <a:xfrm>
                       <a:off x="0" y="0"/>
-                      <a:ext cx="5394960" cy="1854348"/>
+                      <a:ext cx="5394960" cy="1543755"/>
                     </a:xfrm>
                     <a:prstGeom prst="rect"/>
                   </pic:spPr>

--- a/specifications/TMFC007-ServiceOrderManagement/Diagrams/TMFC007_Service_Order_Management.docx
+++ b/specifications/TMFC007-ServiceOrderManagement/Diagrams/TMFC007_Service_Order_Management.docx
@@ -155,6 +155,9 @@
         </w:tc>
       </w:tr>
       <w:tr>
+        <w:trPr>
+          <w:cantSplit/>
+        </w:trPr>
         <w:tc>
           <w:tcPr>
             <w:tcW w:type="dxa" w:w="2434"/>
@@ -358,6 +361,9 @@
         </w:tc>
       </w:tr>
       <w:tr>
+        <w:trPr>
+          <w:cantSplit/>
+        </w:trPr>
         <w:tc>
           <w:tcPr>
             <w:tcW w:type="dxa" w:w="1404"/>
@@ -404,6 +410,9 @@
         </w:tc>
       </w:tr>
       <w:tr>
+        <w:trPr>
+          <w:cantSplit/>
+        </w:trPr>
         <w:tc>
           <w:tcPr>
             <w:tcW w:type="dxa" w:w="1404"/>
@@ -450,6 +459,9 @@
         </w:tc>
       </w:tr>
       <w:tr>
+        <w:trPr>
+          <w:cantSplit/>
+        </w:trPr>
         <w:tc>
           <w:tcPr>
             <w:tcW w:type="dxa" w:w="1404"/>
@@ -496,6 +508,9 @@
         </w:tc>
       </w:tr>
       <w:tr>
+        <w:trPr>
+          <w:cantSplit/>
+        </w:trPr>
         <w:tc>
           <w:tcPr>
             <w:tcW w:type="dxa" w:w="1404"/>
@@ -542,6 +557,9 @@
         </w:tc>
       </w:tr>
       <w:tr>
+        <w:trPr>
+          <w:cantSplit/>
+        </w:trPr>
         <w:tc>
           <w:tcPr>
             <w:tcW w:type="dxa" w:w="1404"/>
@@ -588,6 +606,9 @@
         </w:tc>
       </w:tr>
       <w:tr>
+        <w:trPr>
+          <w:cantSplit/>
+        </w:trPr>
         <w:tc>
           <w:tcPr>
             <w:tcW w:type="dxa" w:w="1404"/>
@@ -634,6 +655,9 @@
         </w:tc>
       </w:tr>
       <w:tr>
+        <w:trPr>
+          <w:cantSplit/>
+        </w:trPr>
         <w:tc>
           <w:tcPr>
             <w:tcW w:type="dxa" w:w="1404"/>
@@ -680,6 +704,9 @@
         </w:tc>
       </w:tr>
       <w:tr>
+        <w:trPr>
+          <w:cantSplit/>
+        </w:trPr>
         <w:tc>
           <w:tcPr>
             <w:tcW w:type="dxa" w:w="1404"/>
@@ -726,6 +753,9 @@
         </w:tc>
       </w:tr>
       <w:tr>
+        <w:trPr>
+          <w:cantSplit/>
+        </w:trPr>
         <w:tc>
           <w:tcPr>
             <w:tcW w:type="dxa" w:w="1404"/>
@@ -772,6 +802,9 @@
         </w:tc>
       </w:tr>
       <w:tr>
+        <w:trPr>
+          <w:cantSplit/>
+        </w:trPr>
         <w:tc>
           <w:tcPr>
             <w:tcW w:type="dxa" w:w="1404"/>
@@ -818,6 +851,9 @@
         </w:tc>
       </w:tr>
       <w:tr>
+        <w:trPr>
+          <w:cantSplit/>
+        </w:trPr>
         <w:tc>
           <w:tcPr>
             <w:tcW w:type="dxa" w:w="1404"/>
@@ -864,6 +900,9 @@
         </w:tc>
       </w:tr>
       <w:tr>
+        <w:trPr>
+          <w:cantSplit/>
+        </w:trPr>
         <w:tc>
           <w:tcPr>
             <w:tcW w:type="dxa" w:w="1404"/>
@@ -910,6 +949,9 @@
         </w:tc>
       </w:tr>
       <w:tr>
+        <w:trPr>
+          <w:cantSplit/>
+        </w:trPr>
         <w:tc>
           <w:tcPr>
             <w:tcW w:type="dxa" w:w="1404"/>
@@ -997,7 +1039,7 @@
         </w:trPr>
         <w:tc>
           <w:tcPr>
-            <w:tcW w:type="dxa" w:w="1498"/>
+            <w:tcW w:type="dxa" w:w="1685"/>
           </w:tcPr>
           <w:p>
             <w:r/>
@@ -1025,7 +1067,7 @@
         </w:tc>
         <w:tc>
           <w:tcPr>
-            <w:tcW w:type="dxa" w:w="2340"/>
+            <w:tcW w:type="dxa" w:w="2246"/>
           </w:tcPr>
           <w:p>
             <w:r/>
@@ -1039,7 +1081,7 @@
         </w:tc>
         <w:tc>
           <w:tcPr>
-            <w:tcW w:type="dxa" w:w="2434"/>
+            <w:tcW w:type="dxa" w:w="2340"/>
           </w:tcPr>
           <w:p>
             <w:r/>
@@ -1053,14 +1095,17 @@
         </w:tc>
       </w:tr>
       <w:tr>
-        <w:tc>
-          <w:tcPr>
-            <w:tcW w:type="dxa" w:w="1498"/>
-          </w:tcPr>
-          <w:p>
-            <w:r/>
-            <w:r>
-              <w:t>Service Order</w:t>
+        <w:trPr>
+          <w:cantSplit/>
+        </w:trPr>
+        <w:tc>
+          <w:tcPr>
+            <w:tcW w:type="dxa" w:w="1685"/>
+          </w:tcPr>
+          <w:p>
+            <w:r/>
+            <w:r>
+              <w:t>Service Order ABE</w:t>
             </w:r>
           </w:p>
         </w:tc>
@@ -1077,16 +1122,16 @@
         </w:tc>
         <w:tc>
           <w:tcPr>
+            <w:tcW w:type="dxa" w:w="2246"/>
+          </w:tcPr>
+          <w:p>
+            <w:r/>
+            <w:r/>
+          </w:p>
+        </w:tc>
+        <w:tc>
+          <w:tcPr>
             <w:tcW w:type="dxa" w:w="2340"/>
-          </w:tcPr>
-          <w:p>
-            <w:r/>
-            <w:r/>
-          </w:p>
-        </w:tc>
-        <w:tc>
-          <w:tcPr>
-            <w:tcW w:type="dxa" w:w="2434"/>
           </w:tcPr>
           <w:p>
             <w:r/>
@@ -1170,7 +1215,7 @@
               <w:rPr>
                 <w:b/>
               </w:rPr>
-              <w:t>Aggregate Function Level 1</w:t>
+              <w:t>Aggregate Function L1</w:t>
             </w:r>
           </w:p>
         </w:tc>
@@ -1184,7 +1229,7 @@
               <w:rPr>
                 <w:b/>
               </w:rPr>
-              <w:t>Aggregate Function Level 2</w:t>
+              <w:t>Aggregate Function L2</w:t>
             </w:r>
           </w:p>
         </w:tc>
@@ -1204,6 +1249,9 @@
         </w:tc>
       </w:tr>
       <w:tr>
+        <w:trPr>
+          <w:cantSplit/>
+        </w:trPr>
         <w:tc>
           <w:tcPr>
             <w:tcW w:type="dxa" w:w="1123"/>
@@ -1261,6 +1309,9 @@
         </w:tc>
       </w:tr>
       <w:tr>
+        <w:trPr>
+          <w:cantSplit/>
+        </w:trPr>
         <w:tc>
           <w:tcPr>
             <w:tcW w:type="dxa" w:w="1123"/>
@@ -1318,6 +1369,9 @@
         </w:tc>
       </w:tr>
       <w:tr>
+        <w:trPr>
+          <w:cantSplit/>
+        </w:trPr>
         <w:tc>
           <w:tcPr>
             <w:tcW w:type="dxa" w:w="1123"/>
@@ -1375,6 +1429,9 @@
         </w:tc>
       </w:tr>
       <w:tr>
+        <w:trPr>
+          <w:cantSplit/>
+        </w:trPr>
         <w:tc>
           <w:tcPr>
             <w:tcW w:type="dxa" w:w="1123"/>
@@ -1432,6 +1489,9 @@
         </w:tc>
       </w:tr>
       <w:tr>
+        <w:trPr>
+          <w:cantSplit/>
+        </w:trPr>
         <w:tc>
           <w:tcPr>
             <w:tcW w:type="dxa" w:w="1123"/>
@@ -1489,6 +1549,9 @@
         </w:tc>
       </w:tr>
       <w:tr>
+        <w:trPr>
+          <w:cantSplit/>
+        </w:trPr>
         <w:tc>
           <w:tcPr>
             <w:tcW w:type="dxa" w:w="1123"/>
@@ -1546,6 +1609,9 @@
         </w:tc>
       </w:tr>
       <w:tr>
+        <w:trPr>
+          <w:cantSplit/>
+        </w:trPr>
         <w:tc>
           <w:tcPr>
             <w:tcW w:type="dxa" w:w="1123"/>
@@ -1603,6 +1669,9 @@
         </w:tc>
       </w:tr>
       <w:tr>
+        <w:trPr>
+          <w:cantSplit/>
+        </w:trPr>
         <w:tc>
           <w:tcPr>
             <w:tcW w:type="dxa" w:w="1123"/>
@@ -1660,6 +1729,9 @@
         </w:tc>
       </w:tr>
       <w:tr>
+        <w:trPr>
+          <w:cantSplit/>
+        </w:trPr>
         <w:tc>
           <w:tcPr>
             <w:tcW w:type="dxa" w:w="1123"/>
@@ -1717,6 +1789,9 @@
         </w:tc>
       </w:tr>
       <w:tr>
+        <w:trPr>
+          <w:cantSplit/>
+        </w:trPr>
         <w:tc>
           <w:tcPr>
             <w:tcW w:type="dxa" w:w="1123"/>
@@ -1774,6 +1849,9 @@
         </w:tc>
       </w:tr>
       <w:tr>
+        <w:trPr>
+          <w:cantSplit/>
+        </w:trPr>
         <w:tc>
           <w:tcPr>
             <w:tcW w:type="dxa" w:w="1123"/>
@@ -1831,6 +1909,9 @@
         </w:tc>
       </w:tr>
       <w:tr>
+        <w:trPr>
+          <w:cantSplit/>
+        </w:trPr>
         <w:tc>
           <w:tcPr>
             <w:tcW w:type="dxa" w:w="1123"/>
@@ -1888,6 +1969,9 @@
         </w:tc>
       </w:tr>
       <w:tr>
+        <w:trPr>
+          <w:cantSplit/>
+        </w:trPr>
         <w:tc>
           <w:tcPr>
             <w:tcW w:type="dxa" w:w="1123"/>
@@ -1945,6 +2029,9 @@
         </w:tc>
       </w:tr>
       <w:tr>
+        <w:trPr>
+          <w:cantSplit/>
+        </w:trPr>
         <w:tc>
           <w:tcPr>
             <w:tcW w:type="dxa" w:w="1123"/>
@@ -2002,6 +2089,9 @@
         </w:tc>
       </w:tr>
       <w:tr>
+        <w:trPr>
+          <w:cantSplit/>
+        </w:trPr>
         <w:tc>
           <w:tcPr>
             <w:tcW w:type="dxa" w:w="1123"/>
@@ -2059,6 +2149,9 @@
         </w:tc>
       </w:tr>
       <w:tr>
+        <w:trPr>
+          <w:cantSplit/>
+        </w:trPr>
         <w:tc>
           <w:tcPr>
             <w:tcW w:type="dxa" w:w="1123"/>
@@ -2116,6 +2209,9 @@
         </w:tc>
       </w:tr>
       <w:tr>
+        <w:trPr>
+          <w:cantSplit/>
+        </w:trPr>
         <w:tc>
           <w:tcPr>
             <w:tcW w:type="dxa" w:w="1123"/>
@@ -2173,6 +2269,9 @@
         </w:tc>
       </w:tr>
       <w:tr>
+        <w:trPr>
+          <w:cantSplit/>
+        </w:trPr>
         <w:tc>
           <w:tcPr>
             <w:tcW w:type="dxa" w:w="1123"/>
@@ -2230,6 +2329,9 @@
         </w:tc>
       </w:tr>
       <w:tr>
+        <w:trPr>
+          <w:cantSplit/>
+        </w:trPr>
         <w:tc>
           <w:tcPr>
             <w:tcW w:type="dxa" w:w="1123"/>
@@ -2287,6 +2389,9 @@
         </w:tc>
       </w:tr>
       <w:tr>
+        <w:trPr>
+          <w:cantSplit/>
+        </w:trPr>
         <w:tc>
           <w:tcPr>
             <w:tcW w:type="dxa" w:w="1123"/>
@@ -2344,6 +2449,9 @@
         </w:tc>
       </w:tr>
       <w:tr>
+        <w:trPr>
+          <w:cantSplit/>
+        </w:trPr>
         <w:tc>
           <w:tcPr>
             <w:tcW w:type="dxa" w:w="1123"/>
@@ -2401,6 +2509,9 @@
         </w:tc>
       </w:tr>
       <w:tr>
+        <w:trPr>
+          <w:cantSplit/>
+        </w:trPr>
         <w:tc>
           <w:tcPr>
             <w:tcW w:type="dxa" w:w="1123"/>
@@ -2458,6 +2569,9 @@
         </w:tc>
       </w:tr>
       <w:tr>
+        <w:trPr>
+          <w:cantSplit/>
+        </w:trPr>
         <w:tc>
           <w:tcPr>
             <w:tcW w:type="dxa" w:w="1123"/>
@@ -2515,6 +2629,9 @@
         </w:tc>
       </w:tr>
       <w:tr>
+        <w:trPr>
+          <w:cantSplit/>
+        </w:trPr>
         <w:tc>
           <w:tcPr>
             <w:tcW w:type="dxa" w:w="1123"/>
@@ -2572,6 +2689,9 @@
         </w:tc>
       </w:tr>
       <w:tr>
+        <w:trPr>
+          <w:cantSplit/>
+        </w:trPr>
         <w:tc>
           <w:tcPr>
             <w:tcW w:type="dxa" w:w="1123"/>
@@ -2629,6 +2749,9 @@
         </w:tc>
       </w:tr>
       <w:tr>
+        <w:trPr>
+          <w:cantSplit/>
+        </w:trPr>
         <w:tc>
           <w:tcPr>
             <w:tcW w:type="dxa" w:w="1123"/>
@@ -2686,6 +2809,9 @@
         </w:tc>
       </w:tr>
       <w:tr>
+        <w:trPr>
+          <w:cantSplit/>
+        </w:trPr>
         <w:tc>
           <w:tcPr>
             <w:tcW w:type="dxa" w:w="1123"/>
@@ -2743,6 +2869,9 @@
         </w:tc>
       </w:tr>
       <w:tr>
+        <w:trPr>
+          <w:cantSplit/>
+        </w:trPr>
         <w:tc>
           <w:tcPr>
             <w:tcW w:type="dxa" w:w="1123"/>
@@ -2800,6 +2929,9 @@
         </w:tc>
       </w:tr>
       <w:tr>
+        <w:trPr>
+          <w:cantSplit/>
+        </w:trPr>
         <w:tc>
           <w:tcPr>
             <w:tcW w:type="dxa" w:w="1123"/>
@@ -2857,6 +2989,9 @@
         </w:tc>
       </w:tr>
       <w:tr>
+        <w:trPr>
+          <w:cantSplit/>
+        </w:trPr>
         <w:tc>
           <w:tcPr>
             <w:tcW w:type="dxa" w:w="1123"/>
@@ -2914,6 +3049,9 @@
         </w:tc>
       </w:tr>
       <w:tr>
+        <w:trPr>
+          <w:cantSplit/>
+        </w:trPr>
         <w:tc>
           <w:tcPr>
             <w:tcW w:type="dxa" w:w="1123"/>
@@ -2971,6 +3109,9 @@
         </w:tc>
       </w:tr>
       <w:tr>
+        <w:trPr>
+          <w:cantSplit/>
+        </w:trPr>
         <w:tc>
           <w:tcPr>
             <w:tcW w:type="dxa" w:w="1123"/>
@@ -3028,6 +3169,9 @@
         </w:tc>
       </w:tr>
       <w:tr>
+        <w:trPr>
+          <w:cantSplit/>
+        </w:trPr>
         <w:tc>
           <w:tcPr>
             <w:tcW w:type="dxa" w:w="1123"/>
@@ -3085,6 +3229,9 @@
         </w:tc>
       </w:tr>
       <w:tr>
+        <w:trPr>
+          <w:cantSplit/>
+        </w:trPr>
         <w:tc>
           <w:tcPr>
             <w:tcW w:type="dxa" w:w="1123"/>
@@ -3142,6 +3289,9 @@
         </w:tc>
       </w:tr>
       <w:tr>
+        <w:trPr>
+          <w:cantSplit/>
+        </w:trPr>
         <w:tc>
           <w:tcPr>
             <w:tcW w:type="dxa" w:w="1123"/>
@@ -3199,6 +3349,9 @@
         </w:tc>
       </w:tr>
       <w:tr>
+        <w:trPr>
+          <w:cantSplit/>
+        </w:trPr>
         <w:tc>
           <w:tcPr>
             <w:tcW w:type="dxa" w:w="1123"/>
@@ -3256,6 +3409,9 @@
         </w:tc>
       </w:tr>
       <w:tr>
+        <w:trPr>
+          <w:cantSplit/>
+        </w:trPr>
         <w:tc>
           <w:tcPr>
             <w:tcW w:type="dxa" w:w="1123"/>
@@ -3313,6 +3469,9 @@
         </w:tc>
       </w:tr>
       <w:tr>
+        <w:trPr>
+          <w:cantSplit/>
+        </w:trPr>
         <w:tc>
           <w:tcPr>
             <w:tcW w:type="dxa" w:w="1123"/>
@@ -3370,6 +3529,9 @@
         </w:tc>
       </w:tr>
       <w:tr>
+        <w:trPr>
+          <w:cantSplit/>
+        </w:trPr>
         <w:tc>
           <w:tcPr>
             <w:tcW w:type="dxa" w:w="1123"/>
@@ -3427,6 +3589,9 @@
         </w:tc>
       </w:tr>
       <w:tr>
+        <w:trPr>
+          <w:cantSplit/>
+        </w:trPr>
         <w:tc>
           <w:tcPr>
             <w:tcW w:type="dxa" w:w="1123"/>
@@ -3484,6 +3649,9 @@
         </w:tc>
       </w:tr>
       <w:tr>
+        <w:trPr>
+          <w:cantSplit/>
+        </w:trPr>
         <w:tc>
           <w:tcPr>
             <w:tcW w:type="dxa" w:w="1123"/>
@@ -3746,6 +3914,9 @@
         </w:tc>
       </w:tr>
       <w:tr>
+        <w:trPr>
+          <w:cantSplit/>
+        </w:trPr>
         <w:tc>
           <w:tcPr>
             <w:tcW w:type="dxa" w:w="1030"/>
@@ -3814,6 +3985,9 @@
         </w:tc>
       </w:tr>
       <w:tr>
+        <w:trPr>
+          <w:cantSplit/>
+        </w:trPr>
         <w:tc>
           <w:tcPr>
             <w:tcW w:type="dxa" w:w="1030"/>
@@ -3882,6 +4056,9 @@
         </w:tc>
       </w:tr>
       <w:tr>
+        <w:trPr>
+          <w:cantSplit/>
+        </w:trPr>
         <w:tc>
           <w:tcPr>
             <w:tcW w:type="dxa" w:w="1030"/>
@@ -3950,6 +4127,9 @@
         </w:tc>
       </w:tr>
       <w:tr>
+        <w:trPr>
+          <w:cantSplit/>
+        </w:trPr>
         <w:tc>
           <w:tcPr>
             <w:tcW w:type="dxa" w:w="1030"/>
@@ -4184,6 +4364,9 @@
         </w:tc>
       </w:tr>
       <w:tr>
+        <w:trPr>
+          <w:cantSplit/>
+        </w:trPr>
         <w:tc>
           <w:tcPr>
             <w:tcW w:type="dxa" w:w="936"/>
@@ -4252,6 +4435,9 @@
         </w:tc>
       </w:tr>
       <w:tr>
+        <w:trPr>
+          <w:cantSplit/>
+        </w:trPr>
         <w:tc>
           <w:tcPr>
             <w:tcW w:type="dxa" w:w="936"/>
@@ -4320,6 +4506,9 @@
         </w:tc>
       </w:tr>
       <w:tr>
+        <w:trPr>
+          <w:cantSplit/>
+        </w:trPr>
         <w:tc>
           <w:tcPr>
             <w:tcW w:type="dxa" w:w="936"/>
@@ -4388,6 +4577,9 @@
         </w:tc>
       </w:tr>
       <w:tr>
+        <w:trPr>
+          <w:cantSplit/>
+        </w:trPr>
         <w:tc>
           <w:tcPr>
             <w:tcW w:type="dxa" w:w="936"/>
@@ -4456,6 +4648,9 @@
         </w:tc>
       </w:tr>
       <w:tr>
+        <w:trPr>
+          <w:cantSplit/>
+        </w:trPr>
         <w:tc>
           <w:tcPr>
             <w:tcW w:type="dxa" w:w="936"/>
@@ -4524,6 +4719,9 @@
         </w:tc>
       </w:tr>
       <w:tr>
+        <w:trPr>
+          <w:cantSplit/>
+        </w:trPr>
         <w:tc>
           <w:tcPr>
             <w:tcW w:type="dxa" w:w="936"/>
@@ -4592,6 +4790,9 @@
         </w:tc>
       </w:tr>
       <w:tr>
+        <w:trPr>
+          <w:cantSplit/>
+        </w:trPr>
         <w:tc>
           <w:tcPr>
             <w:tcW w:type="dxa" w:w="936"/>
@@ -4660,6 +4861,9 @@
         </w:tc>
       </w:tr>
       <w:tr>
+        <w:trPr>
+          <w:cantSplit/>
+        </w:trPr>
         <w:tc>
           <w:tcPr>
             <w:tcW w:type="dxa" w:w="936"/>
@@ -4728,6 +4932,9 @@
         </w:tc>
       </w:tr>
       <w:tr>
+        <w:trPr>
+          <w:cantSplit/>
+        </w:trPr>
         <w:tc>
           <w:tcPr>
             <w:tcW w:type="dxa" w:w="936"/>
@@ -4796,6 +5003,9 @@
         </w:tc>
       </w:tr>
       <w:tr>
+        <w:trPr>
+          <w:cantSplit/>
+        </w:trPr>
         <w:tc>
           <w:tcPr>
             <w:tcW w:type="dxa" w:w="936"/>
@@ -4864,6 +5074,9 @@
         </w:tc>
       </w:tr>
       <w:tr>
+        <w:trPr>
+          <w:cantSplit/>
+        </w:trPr>
         <w:tc>
           <w:tcPr>
             <w:tcW w:type="dxa" w:w="936"/>
@@ -4932,6 +5145,9 @@
         </w:tc>
       </w:tr>
       <w:tr>
+        <w:trPr>
+          <w:cantSplit/>
+        </w:trPr>
         <w:tc>
           <w:tcPr>
             <w:tcW w:type="dxa" w:w="936"/>
@@ -5000,6 +5216,9 @@
         </w:tc>
       </w:tr>
       <w:tr>
+        <w:trPr>
+          <w:cantSplit/>
+        </w:trPr>
         <w:tc>
           <w:tcPr>
             <w:tcW w:type="dxa" w:w="936"/>
@@ -5068,6 +5287,9 @@
         </w:tc>
       </w:tr>
       <w:tr>
+        <w:trPr>
+          <w:cantSplit/>
+        </w:trPr>
         <w:tc>
           <w:tcPr>
             <w:tcW w:type="dxa" w:w="936"/>
@@ -5136,6 +5358,9 @@
         </w:tc>
       </w:tr>
       <w:tr>
+        <w:trPr>
+          <w:cantSplit/>
+        </w:trPr>
         <w:tc>
           <w:tcPr>
             <w:tcW w:type="dxa" w:w="936"/>
@@ -5204,6 +5429,9 @@
         </w:tc>
       </w:tr>
       <w:tr>
+        <w:trPr>
+          <w:cantSplit/>
+        </w:trPr>
         <w:tc>
           <w:tcPr>
             <w:tcW w:type="dxa" w:w="936"/>
@@ -5272,6 +5500,9 @@
         </w:tc>
       </w:tr>
       <w:tr>
+        <w:trPr>
+          <w:cantSplit/>
+        </w:trPr>
         <w:tc>
           <w:tcPr>
             <w:tcW w:type="dxa" w:w="936"/>
@@ -5340,6 +5571,9 @@
         </w:tc>
       </w:tr>
       <w:tr>
+        <w:trPr>
+          <w:cantSplit/>
+        </w:trPr>
         <w:tc>
           <w:tcPr>
             <w:tcW w:type="dxa" w:w="936"/>
@@ -5408,6 +5642,9 @@
         </w:tc>
       </w:tr>
       <w:tr>
+        <w:trPr>
+          <w:cantSplit/>
+        </w:trPr>
         <w:tc>
           <w:tcPr>
             <w:tcW w:type="dxa" w:w="936"/>
@@ -5476,6 +5713,9 @@
         </w:tc>
       </w:tr>
       <w:tr>
+        <w:trPr>
+          <w:cantSplit/>
+        </w:trPr>
         <w:tc>
           <w:tcPr>
             <w:tcW w:type="dxa" w:w="936"/>
@@ -5544,6 +5784,9 @@
         </w:tc>
       </w:tr>
       <w:tr>
+        <w:trPr>
+          <w:cantSplit/>
+        </w:trPr>
         <w:tc>
           <w:tcPr>
             <w:tcW w:type="dxa" w:w="936"/>
@@ -5612,6 +5855,9 @@
         </w:tc>
       </w:tr>
       <w:tr>
+        <w:trPr>
+          <w:cantSplit/>
+        </w:trPr>
         <w:tc>
           <w:tcPr>
             <w:tcW w:type="dxa" w:w="936"/>
@@ -5680,6 +5926,9 @@
         </w:tc>
       </w:tr>
       <w:tr>
+        <w:trPr>
+          <w:cantSplit/>
+        </w:trPr>
         <w:tc>
           <w:tcPr>
             <w:tcW w:type="dxa" w:w="936"/>
@@ -5748,6 +5997,9 @@
         </w:tc>
       </w:tr>
       <w:tr>
+        <w:trPr>
+          <w:cantSplit/>
+        </w:trPr>
         <w:tc>
           <w:tcPr>
             <w:tcW w:type="dxa" w:w="936"/>
@@ -5816,6 +6068,9 @@
         </w:tc>
       </w:tr>
       <w:tr>
+        <w:trPr>
+          <w:cantSplit/>
+        </w:trPr>
         <w:tc>
           <w:tcPr>
             <w:tcW w:type="dxa" w:w="936"/>
@@ -5884,6 +6139,9 @@
         </w:tc>
       </w:tr>
       <w:tr>
+        <w:trPr>
+          <w:cantSplit/>
+        </w:trPr>
         <w:tc>
           <w:tcPr>
             <w:tcW w:type="dxa" w:w="936"/>
@@ -5952,6 +6210,9 @@
         </w:tc>
       </w:tr>
       <w:tr>
+        <w:trPr>
+          <w:cantSplit/>
+        </w:trPr>
         <w:tc>
           <w:tcPr>
             <w:tcW w:type="dxa" w:w="936"/>
@@ -6020,6 +6281,9 @@
         </w:tc>
       </w:tr>
       <w:tr>
+        <w:trPr>
+          <w:cantSplit/>
+        </w:trPr>
         <w:tc>
           <w:tcPr>
             <w:tcW w:type="dxa" w:w="936"/>
@@ -6088,6 +6352,9 @@
         </w:tc>
       </w:tr>
       <w:tr>
+        <w:trPr>
+          <w:cantSplit/>
+        </w:trPr>
         <w:tc>
           <w:tcPr>
             <w:tcW w:type="dxa" w:w="936"/>
@@ -6156,6 +6423,9 @@
         </w:tc>
       </w:tr>
       <w:tr>
+        <w:trPr>
+          <w:cantSplit/>
+        </w:trPr>
         <w:tc>
           <w:tcPr>
             <w:tcW w:type="dxa" w:w="936"/>
@@ -6224,6 +6494,9 @@
         </w:tc>
       </w:tr>
       <w:tr>
+        <w:trPr>
+          <w:cantSplit/>
+        </w:trPr>
         <w:tc>
           <w:tcPr>
             <w:tcW w:type="dxa" w:w="936"/>
@@ -6292,6 +6565,9 @@
         </w:tc>
       </w:tr>
       <w:tr>
+        <w:trPr>
+          <w:cantSplit/>
+        </w:trPr>
         <w:tc>
           <w:tcPr>
             <w:tcW w:type="dxa" w:w="936"/>
@@ -6360,6 +6636,9 @@
         </w:tc>
       </w:tr>
       <w:tr>
+        <w:trPr>
+          <w:cantSplit/>
+        </w:trPr>
         <w:tc>
           <w:tcPr>
             <w:tcW w:type="dxa" w:w="936"/>
@@ -6606,6 +6885,9 @@
         </w:tc>
       </w:tr>
       <w:tr>
+        <w:trPr>
+          <w:cantSplit/>
+        </w:trPr>
         <w:tc>
           <w:tcPr>
             <w:tcW w:type="dxa" w:w="1310"/>
@@ -6695,6 +6977,9 @@
         </w:tc>
       </w:tr>
       <w:tr>
+        <w:trPr>
+          <w:cantSplit/>
+        </w:trPr>
         <w:tc>
           <w:tcPr>
             <w:tcW w:type="dxa" w:w="1310"/>
@@ -6899,6 +7184,9 @@
         </w:tc>
       </w:tr>
       <w:tr>
+        <w:trPr>
+          <w:cantSplit/>
+        </w:trPr>
         <w:tc>
           <w:tcPr>
             <w:tcW w:type="dxa" w:w="1310"/>
@@ -6958,6 +7246,9 @@
         </w:tc>
       </w:tr>
       <w:tr>
+        <w:trPr>
+          <w:cantSplit/>
+        </w:trPr>
         <w:tc>
           <w:tcPr>
             <w:tcW w:type="dxa" w:w="1310"/>
@@ -6999,6 +7290,9 @@
         </w:tc>
       </w:tr>
       <w:tr>
+        <w:trPr>
+          <w:cantSplit/>
+        </w:trPr>
         <w:tc>
           <w:tcPr>
             <w:tcW w:type="dxa" w:w="1310"/>
@@ -7034,6 +7328,9 @@
         </w:tc>
       </w:tr>
       <w:tr>
+        <w:trPr>
+          <w:cantSplit/>
+        </w:trPr>
         <w:tc>
           <w:tcPr>
             <w:tcW w:type="dxa" w:w="1310"/>
@@ -7196,6 +7493,9 @@
         </w:tc>
       </w:tr>
       <w:tr>
+        <w:trPr>
+          <w:cantSplit/>
+        </w:trPr>
         <w:tc>
           <w:tcPr>
             <w:tcW w:type="dxa" w:w="5616"/>
@@ -7220,6 +7520,9 @@
         </w:tc>
       </w:tr>
       <w:tr>
+        <w:trPr>
+          <w:cantSplit/>
+        </w:trPr>
         <w:tc>
           <w:tcPr>
             <w:tcW w:type="dxa" w:w="5616"/>
@@ -7244,6 +7547,9 @@
         </w:tc>
       </w:tr>
       <w:tr>
+        <w:trPr>
+          <w:cantSplit/>
+        </w:trPr>
         <w:tc>
           <w:tcPr>
             <w:tcW w:type="dxa" w:w="5616"/>
@@ -7432,6 +7738,9 @@
         </w:tc>
       </w:tr>
       <w:tr>
+        <w:trPr>
+          <w:cantSplit/>
+        </w:trPr>
         <w:tc>
           <w:tcPr>
             <w:tcW w:type="dxa" w:w="1872"/>
@@ -7478,6 +7787,9 @@
         </w:tc>
       </w:tr>
       <w:tr>
+        <w:trPr>
+          <w:cantSplit/>
+        </w:trPr>
         <w:tc>
           <w:tcPr>
             <w:tcW w:type="dxa" w:w="1872"/>
@@ -7524,6 +7836,9 @@
         </w:tc>
       </w:tr>
       <w:tr>
+        <w:trPr>
+          <w:cantSplit/>
+        </w:trPr>
         <w:tc>
           <w:tcPr>
             <w:tcW w:type="dxa" w:w="1872"/>
@@ -7570,6 +7885,9 @@
         </w:tc>
       </w:tr>
       <w:tr>
+        <w:trPr>
+          <w:cantSplit/>
+        </w:trPr>
         <w:tc>
           <w:tcPr>
             <w:tcW w:type="dxa" w:w="1872"/>
@@ -7616,6 +7934,9 @@
         </w:tc>
       </w:tr>
       <w:tr>
+        <w:trPr>
+          <w:cantSplit/>
+        </w:trPr>
         <w:tc>
           <w:tcPr>
             <w:tcW w:type="dxa" w:w="1872"/>
@@ -7662,6 +7983,9 @@
         </w:tc>
       </w:tr>
       <w:tr>
+        <w:trPr>
+          <w:cantSplit/>
+        </w:trPr>
         <w:tc>
           <w:tcPr>
             <w:tcW w:type="dxa" w:w="1872"/>
@@ -7708,6 +8032,9 @@
         </w:tc>
       </w:tr>
       <w:tr>
+        <w:trPr>
+          <w:cantSplit/>
+        </w:trPr>
         <w:tc>
           <w:tcPr>
             <w:tcW w:type="dxa" w:w="1872"/>
@@ -7754,6 +8081,9 @@
         </w:tc>
       </w:tr>
       <w:tr>
+        <w:trPr>
+          <w:cantSplit/>
+        </w:trPr>
         <w:tc>
           <w:tcPr>
             <w:tcW w:type="dxa" w:w="1872"/>
@@ -7800,6 +8130,9 @@
         </w:tc>
       </w:tr>
       <w:tr>
+        <w:trPr>
+          <w:cantSplit/>
+        </w:trPr>
         <w:tc>
           <w:tcPr>
             <w:tcW w:type="dxa" w:w="1872"/>
@@ -7846,6 +8179,9 @@
         </w:tc>
       </w:tr>
       <w:tr>
+        <w:trPr>
+          <w:cantSplit/>
+        </w:trPr>
         <w:tc>
           <w:tcPr>
             <w:tcW w:type="dxa" w:w="1872"/>
@@ -7984,6 +8320,9 @@
         </w:tc>
       </w:tr>
       <w:tr>
+        <w:trPr>
+          <w:cantSplit/>
+        </w:trPr>
         <w:tc>
           <w:tcPr>
             <w:tcW w:type="dxa" w:w="1778"/>
@@ -8030,6 +8369,9 @@
         </w:tc>
       </w:tr>
       <w:tr>
+        <w:trPr>
+          <w:cantSplit/>
+        </w:trPr>
         <w:tc>
           <w:tcPr>
             <w:tcW w:type="dxa" w:w="1778"/>
@@ -8076,6 +8418,9 @@
         </w:tc>
       </w:tr>
       <w:tr>
+        <w:trPr>
+          <w:cantSplit/>
+        </w:trPr>
         <w:tc>
           <w:tcPr>
             <w:tcW w:type="dxa" w:w="1778"/>
@@ -8122,6 +8467,9 @@
         </w:tc>
       </w:tr>
       <w:tr>
+        <w:trPr>
+          <w:cantSplit/>
+        </w:trPr>
         <w:tc>
           <w:tcPr>
             <w:tcW w:type="dxa" w:w="1778"/>
@@ -8168,6 +8516,9 @@
         </w:tc>
       </w:tr>
       <w:tr>
+        <w:trPr>
+          <w:cantSplit/>
+        </w:trPr>
         <w:tc>
           <w:tcPr>
             <w:tcW w:type="dxa" w:w="1778"/>
@@ -8214,6 +8565,9 @@
         </w:tc>
       </w:tr>
       <w:tr>
+        <w:trPr>
+          <w:cantSplit/>
+        </w:trPr>
         <w:tc>
           <w:tcPr>
             <w:tcW w:type="dxa" w:w="1778"/>
@@ -8260,6 +8614,9 @@
         </w:tc>
       </w:tr>
       <w:tr>
+        <w:trPr>
+          <w:cantSplit/>
+        </w:trPr>
         <w:tc>
           <w:tcPr>
             <w:tcW w:type="dxa" w:w="1778"/>
@@ -8306,6 +8663,9 @@
         </w:tc>
       </w:tr>
       <w:tr>
+        <w:trPr>
+          <w:cantSplit/>
+        </w:trPr>
         <w:tc>
           <w:tcPr>
             <w:tcW w:type="dxa" w:w="1778"/>
@@ -8352,6 +8712,9 @@
         </w:tc>
       </w:tr>
       <w:tr>
+        <w:trPr>
+          <w:cantSplit/>
+        </w:trPr>
         <w:tc>
           <w:tcPr>
             <w:tcW w:type="dxa" w:w="1778"/>
@@ -8398,6 +8761,9 @@
         </w:tc>
       </w:tr>
       <w:tr>
+        <w:trPr>
+          <w:cantSplit/>
+        </w:trPr>
         <w:tc>
           <w:tcPr>
             <w:tcW w:type="dxa" w:w="1778"/>
@@ -8444,6 +8810,9 @@
         </w:tc>
       </w:tr>
       <w:tr>
+        <w:trPr>
+          <w:cantSplit/>
+        </w:trPr>
         <w:tc>
           <w:tcPr>
             <w:tcW w:type="dxa" w:w="1778"/>
@@ -8572,6 +8941,9 @@
         </w:tc>
       </w:tr>
       <w:tr>
+        <w:trPr>
+          <w:cantSplit/>
+        </w:trPr>
         <w:tc>
           <w:tcPr>
             <w:tcW w:type="dxa" w:w="4118"/>
@@ -8607,6 +8979,9 @@
         </w:tc>
       </w:tr>
       <w:tr>
+        <w:trPr>
+          <w:cantSplit/>
+        </w:trPr>
         <w:tc>
           <w:tcPr>
             <w:tcW w:type="dxa" w:w="4118"/>
@@ -8642,6 +9017,9 @@
         </w:tc>
       </w:tr>
       <w:tr>
+        <w:trPr>
+          <w:cantSplit/>
+        </w:trPr>
         <w:tc>
           <w:tcPr>
             <w:tcW w:type="dxa" w:w="4118"/>
@@ -8677,6 +9055,9 @@
         </w:tc>
       </w:tr>
       <w:tr>
+        <w:trPr>
+          <w:cantSplit/>
+        </w:trPr>
         <w:tc>
           <w:tcPr>
             <w:tcW w:type="dxa" w:w="4118"/>
@@ -8712,6 +9093,9 @@
         </w:tc>
       </w:tr>
       <w:tr>
+        <w:trPr>
+          <w:cantSplit/>
+        </w:trPr>
         <w:tc>
           <w:tcPr>
             <w:tcW w:type="dxa" w:w="4118"/>
@@ -8747,6 +9131,9 @@
         </w:tc>
       </w:tr>
       <w:tr>
+        <w:trPr>
+          <w:cantSplit/>
+        </w:trPr>
         <w:tc>
           <w:tcPr>
             <w:tcW w:type="dxa" w:w="4118"/>
@@ -8782,6 +9169,9 @@
         </w:tc>
       </w:tr>
       <w:tr>
+        <w:trPr>
+          <w:cantSplit/>
+        </w:trPr>
         <w:tc>
           <w:tcPr>
             <w:tcW w:type="dxa" w:w="4118"/>
@@ -8817,6 +9207,9 @@
         </w:tc>
       </w:tr>
       <w:tr>
+        <w:trPr>
+          <w:cantSplit/>
+        </w:trPr>
         <w:tc>
           <w:tcPr>
             <w:tcW w:type="dxa" w:w="4118"/>
@@ -8852,6 +9245,9 @@
         </w:tc>
       </w:tr>
       <w:tr>
+        <w:trPr>
+          <w:cantSplit/>
+        </w:trPr>
         <w:tc>
           <w:tcPr>
             <w:tcW w:type="dxa" w:w="4118"/>
@@ -8887,6 +9283,9 @@
         </w:tc>
       </w:tr>
       <w:tr>
+        <w:trPr>
+          <w:cantSplit/>
+        </w:trPr>
         <w:tc>
           <w:tcPr>
             <w:tcW w:type="dxa" w:w="4118"/>
@@ -8922,6 +9321,9 @@
         </w:tc>
       </w:tr>
       <w:tr>
+        <w:trPr>
+          <w:cantSplit/>
+        </w:trPr>
         <w:tc>
           <w:tcPr>
             <w:tcW w:type="dxa" w:w="4118"/>
@@ -8957,6 +9359,9 @@
         </w:tc>
       </w:tr>
       <w:tr>
+        <w:trPr>
+          <w:cantSplit/>
+        </w:trPr>
         <w:tc>
           <w:tcPr>
             <w:tcW w:type="dxa" w:w="4118"/>
@@ -8992,6 +9397,9 @@
         </w:tc>
       </w:tr>
       <w:tr>
+        <w:trPr>
+          <w:cantSplit/>
+        </w:trPr>
         <w:tc>
           <w:tcPr>
             <w:tcW w:type="dxa" w:w="4118"/>
@@ -9027,6 +9435,9 @@
         </w:tc>
       </w:tr>
       <w:tr>
+        <w:trPr>
+          <w:cantSplit/>
+        </w:trPr>
         <w:tc>
           <w:tcPr>
             <w:tcW w:type="dxa" w:w="4118"/>
@@ -9062,6 +9473,9 @@
         </w:tc>
       </w:tr>
       <w:tr>
+        <w:trPr>
+          <w:cantSplit/>
+        </w:trPr>
         <w:tc>
           <w:tcPr>
             <w:tcW w:type="dxa" w:w="4118"/>
